--- a/public/GROUP4_AI_Medical_Diagnosis_Solutions.docx
+++ b/public/GROUP4_AI_Medical_Diagnosis_Solutions.docx
@@ -4,10 +4,15 @@
   <w:body>
     <w:p>
       <w:pPr>
-        <w:pStyle w:val="Title"/>
+        <w:jc w:val="center"/>
       </w:pPr>
       <w:r>
-        <w:t>GROUP 4 — AI-Based Medical Diagnosis</w:t>
+        <w:rPr>
+          <w:b/>
+          <w:color w:val="0A1816"/>
+          <w:sz w:val="44"/>
+        </w:rPr>
+        <w:t>AI-Based Medical Diagnosis</w:t>
       </w:r>
     </w:p>
     <w:p>
@@ -16,11 +21,11 @@
       </w:pPr>
       <w:r>
         <w:rPr>
-          <w:b/>
-          <w:i w:val="0"/>
+          <w:i/>
+          <w:color w:val="4A90D9"/>
           <w:sz w:val="26"/>
         </w:rPr>
-        <w:t>Discrete Mathematics — Complete Solutions (Units I–III)</w:t>
+        <w:t>A Discrete Mathematics Approach to Symptom-Based Triage</w:t>
       </w:r>
     </w:p>
     <w:p>
@@ -29,12 +34,49 @@
       </w:pPr>
       <w:r>
         <w:rPr>
-          <w:b w:val="0"/>
-          <w:i/>
+          <w:color w:val="5A5A5A"/>
+          <w:sz w:val="22"/>
+        </w:rPr>
+        <w:t>GROUP 4  •  Mini R&amp;D Report  •  5–7 Pages</w:t>
+      </w:r>
+    </w:p>
+    <w:p>
+      <w:pPr>
+        <w:jc w:val="center"/>
+      </w:pPr>
+      <w:r>
+        <w:rPr>
           <w:color w:val="5A5A5A"/>
           <w:sz w:val="20"/>
         </w:rPr>
-        <w:t>All numerical results verified computationally.</w:t>
+        <w:t>Discrete Mathematics  •  August 27, 2026</w:t>
+      </w:r>
+    </w:p>
+    <w:p/>
+    <w:p>
+      <w:pPr>
+        <w:jc w:val="center"/>
+      </w:pPr>
+      <w:r>
+        <w:rPr>
+          <w:i/>
+          <w:color w:val="965050"/>
+          <w:sz w:val="18"/>
+        </w:rPr>
+        <w:t>Educational mathematics assignment — not medical advice.</w:t>
+      </w:r>
+    </w:p>
+    <w:p>
+      <w:pPr>
+        <w:shd w:fill="FFF2CC"/>
+        <w:jc w:val="center"/>
+      </w:pPr>
+      <w:r>
+        <w:rPr>
+          <w:i/>
+          <w:sz w:val="16"/>
+        </w:rPr>
+        <w:t>This report demonstrates propositional logic, combinatorics and graph theory on a synthetic 12-symptom knowledge base. No clinical data was used.</w:t>
       </w:r>
     </w:p>
     <w:p>
@@ -42,7 +84,170 @@
         <w:pStyle w:val="Heading1"/>
       </w:pPr>
       <w:r>
-        <w:t>Unit I — Logic and Proofs</w:t>
+        <w:t>1. Title of the Case Study</w:t>
+      </w:r>
+    </w:p>
+    <w:p>
+      <w:r>
+        <w:rPr>
+          <w:b w:val="0"/>
+          <w:i w:val="0"/>
+        </w:rPr>
+        <w:t>AI-Based Medical Diagnosis: A Discrete Mathematics Framework for Symptom-Driven Triage — Group 4 Case Study on Logic, Counting and Bipartite Knowledge Graphs.</w:t>
+      </w:r>
+    </w:p>
+    <w:p>
+      <w:r>
+        <w:rPr>
+          <w:b w:val="0"/>
+          <w:i/>
+          <w:sz w:val="18"/>
+        </w:rPr>
+        <w:t>Keywords: propositional logic, hypothetical syllogism, combinatorics, bipartite graph, graph isomorphism, clinical decision support, explainable AI.</w:t>
+      </w:r>
+    </w:p>
+    <w:p>
+      <w:pPr>
+        <w:pStyle w:val="Heading1"/>
+      </w:pPr>
+      <w:r>
+        <w:t>2. Problem Statement</w:t>
+      </w:r>
+    </w:p>
+    <w:p>
+      <w:r>
+        <w:rPr>
+          <w:b w:val="0"/>
+          <w:i w:val="0"/>
+        </w:rPr>
+        <w:t>A primary-care triage assistant must decide, from a database of n = 12 curated symptoms, whether to suspect disease X and recommend further testing. The naïve rule set is:</w:t>
+      </w:r>
+    </w:p>
+    <w:p>
+      <w:pPr>
+        <w:pStyle w:val="ListBullet"/>
+      </w:pPr>
+      <w:r>
+        <w:t>Rule R1: If the patient presents both sentinel symptoms A and B together, suspect disease X.</w:t>
+      </w:r>
+    </w:p>
+    <w:p>
+      <w:pPr>
+        <w:pStyle w:val="ListBullet"/>
+      </w:pPr>
+      <w:r>
+        <w:t>Rule R2: If disease X is suspected, recommend further testing T.</w:t>
+      </w:r>
+    </w:p>
+    <w:p>
+      <w:pPr>
+        <w:pStyle w:val="ListBullet"/>
+      </w:pPr>
+      <w:r>
+        <w:t>Question Q: Does the pair (A ∧ B) alone logically justify T? The answer must be proved, not assumed.</w:t>
+      </w:r>
+    </w:p>
+    <w:p>
+      <w:r>
+        <w:rPr>
+          <w:b w:val="0"/>
+          <w:i w:val="0"/>
+        </w:rPr>
+        <w:t>A second, combinatorial question arises: the inference engine is configured to consider exactly k = 5 symptoms per evaluation. How many distinct symptom sets can the system examine? What if it is allowed to use at least five, or to rank the five by severity (order matters)? Under-counting wastes coverage; over-counting explodes storage and UI complexity.</w:t>
+      </w:r>
+    </w:p>
+    <w:p>
+      <w:r>
+        <w:rPr>
+          <w:b w:val="0"/>
+          <w:i w:val="0"/>
+        </w:rPr>
+        <w:t>Finally, the knowledge base is naturally a network linking symptoms to diseases. Can we model it faithfully as a bipartite graph, and how do we convince a reviewer that two different drawings of the same network are really the same knowledge?</w:t>
+      </w:r>
+    </w:p>
+    <w:p>
+      <w:r>
+        <w:rPr>
+          <w:b w:val="0"/>
+          <w:i/>
+          <w:sz w:val="20"/>
+        </w:rPr>
+        <w:t>Formally, the report answers: (i) prove (A ∧ B) → T from {(A ∧ B) → X, X → T}; (ii) compute C(12,5), Σ_{k≥5} C(12,k), P(12,5); (iii) exhibit a bipartite model and a permutation-based isomorphism certificate A₂ = P·A₁·Pᵀ.</w:t>
+      </w:r>
+    </w:p>
+    <w:p>
+      <w:pPr>
+        <w:pStyle w:val="Heading1"/>
+      </w:pPr>
+      <w:r>
+        <w:t>3. Real-world Context</w:t>
+      </w:r>
+    </w:p>
+    <w:p>
+      <w:r>
+        <w:rPr>
+          <w:b w:val="0"/>
+          <w:i w:val="0"/>
+        </w:rPr>
+        <w:t>Explainable triage assistants are deployed in telemedicine chatbots, emergency-department dashboards and rural health-worker apps. Unlike black-box classifiers, a rule-based layer can be audited by clinicians: every recommendation is traceable to fired premises and a counted search space.</w:t>
+      </w:r>
+    </w:p>
+    <w:p>
+      <w:pPr>
+        <w:pStyle w:val="ListBullet"/>
+      </w:pPr>
+      <w:r>
+        <w:t>Triage bots (e.g., symptom checkers) first filter 10–15 reported symptoms to a 5-symptom core before consulting a knowledge graph.</w:t>
+      </w:r>
+    </w:p>
+    <w:p>
+      <w:pPr>
+        <w:pStyle w:val="ListBullet"/>
+      </w:pPr>
+      <w:r>
+        <w:t>Hospital knowledge curation: medical editors maintain symptom–disease edges; two editors may draw the same graph differently — isomorphism justifies merging their edits.</w:t>
+      </w:r>
+    </w:p>
+    <w:p>
+      <w:pPr>
+        <w:pStyle w:val="ListBullet"/>
+      </w:pPr>
+      <w:r>
+        <w:t>Regulatory pressure (EU AI Act, FDA SaMD guidance) rewards provable logic and countable coverage over opaque scores.</w:t>
+      </w:r>
+    </w:p>
+    <w:p>
+      <w:pPr>
+        <w:pStyle w:val="ListBullet"/>
+      </w:pPr>
+      <w:r>
+        <w:t>Combinatorial sizing directly drives product decisions: how many test cases to generate, how large a dropdown can be, whether ranking UI is worth the 120× blow-up.</w:t>
+      </w:r>
+    </w:p>
+    <w:p>
+      <w:r>
+        <w:rPr>
+          <w:b w:val="0"/>
+          <w:i w:val="0"/>
+        </w:rPr>
+        <w:t>Our synthetic 12-symptom sandbox mirrors a real pilot where a 12-item checklist is narrowed to 5 for a rapid screen. The three mathematical lenses below are the cheapest way to gain confidence before any machine-learning layer is added.</w:t>
+      </w:r>
+    </w:p>
+    <w:p>
+      <w:pPr>
+        <w:pStyle w:val="Heading1"/>
+      </w:pPr>
+      <w:r>
+        <w:t>4. Mathematical Concept Used</w:t>
+      </w:r>
+    </w:p>
+    <w:p>
+      <w:r>
+        <w:rPr>
+          <w:b w:val="0"/>
+          <w:i w:val="0"/>
+        </w:rPr>
+        <w:t>Three discrete structures carry the entire case study:</w:t>
       </w:r>
     </w:p>
     <w:p>
@@ -50,7 +255,143 @@
         <w:pStyle w:val="Heading2"/>
       </w:pPr>
       <w:r>
-        <w:t>1.1 Propositional variables</w:t>
+        <w:t>4.1 Propositional Logic &amp; Proof Theory</w:t>
+      </w:r>
+    </w:p>
+    <w:p>
+      <w:r>
+        <w:rPr>
+          <w:b w:val="0"/>
+          <w:i w:val="0"/>
+        </w:rPr>
+        <w:t>Propositions A, B, X, T; connectives ∧, →; proof rules Modus Ponens, Conditional Proof, and the derived rule Hypothetical Syllogism (the chain rule for implications). A truth table with 2⁴ = 16 valuations provides a semantic cross-check of validity.</w:t>
+      </w:r>
+    </w:p>
+    <w:p>
+      <w:pPr>
+        <w:pStyle w:val="Heading2"/>
+      </w:pPr>
+      <w:r>
+        <w:t>4.2 Enumerative Combinatorics</w:t>
+      </w:r>
+    </w:p>
+    <w:p>
+      <w:r>
+        <w:rPr>
+          <w:b w:val="0"/>
+          <w:i w:val="0"/>
+        </w:rPr>
+        <w:t>Binomial coefficients C(n,k) = n!/(k!(n−k)!), permutations P(n,k) = n!/(n−k)!, power-set identity 2ⁿ = Σ C(n,k), and the complement principle for “at least k”. All counts are exact integers — no floating-point approximation is acceptable for auditability.</w:t>
+      </w:r>
+    </w:p>
+    <w:p>
+      <w:pPr>
+        <w:pStyle w:val="Heading2"/>
+      </w:pPr>
+      <w:r>
+        <w:t>4.3 Graph Theory — Bipartite Graphs &amp; Isomorphism</w:t>
+      </w:r>
+    </w:p>
+    <w:p>
+      <w:r>
+        <w:rPr>
+          <w:b w:val="0"/>
+          <w:i w:val="0"/>
+        </w:rPr>
+        <w:t>Bipartite graph G = (S ∪ D, E) with partitions S = symptoms, D = diseases; no edges inside a partition. Degree sequence, biadjacency matrix, and permutation similarity A₂ = P·A₁·Pᵀ as the algebraic witness of isomorphism. Visual layout is irrelevant — connectivity is the invariant.</w:t>
+      </w:r>
+    </w:p>
+    <w:p>
+      <w:r>
+        <w:rPr>
+          <w:b w:val="0"/>
+          <w:i/>
+        </w:rPr>
+        <w:t>Together, logic proves correctness, combinatorics quantifies scope, and graphs capture structure. Each answers a different stakeholder question: “is it sound?”, “how big is it?”, “is it the same knowledge?”.</w:t>
+      </w:r>
+    </w:p>
+    <w:p>
+      <w:pPr>
+        <w:pStyle w:val="Heading1"/>
+      </w:pPr>
+      <w:r>
+        <w:t>5. Mathematical Formulation</w:t>
+      </w:r>
+    </w:p>
+    <w:p>
+      <w:pPr>
+        <w:pStyle w:val="Heading2"/>
+      </w:pPr>
+      <w:r>
+        <w:t>5.1 Logic</w:t>
+      </w:r>
+    </w:p>
+    <w:p>
+      <w:r>
+        <w:rPr>
+          <w:b w:val="0"/>
+          <w:i w:val="0"/>
+        </w:rPr>
+        <w:t>Variables: A = “symptom A present”, B = “symptom B present”, X = “disease X suspected”, T = “further testing recommended”. Premises: P₁ := (A ∧ B) → X, P₂ := X → T. Goal theorem: ⊢ (A ∧ B) → T.</w:t>
+      </w:r>
+    </w:p>
+    <w:p>
+      <w:pPr>
+        <w:pStyle w:val="Heading2"/>
+      </w:pPr>
+      <w:r>
+        <w:t>5.2 Counting</w:t>
+      </w:r>
+    </w:p>
+    <w:p>
+      <w:r>
+        <w:rPr>
+          <w:b w:val="0"/>
+          <w:i w:val="0"/>
+        </w:rPr>
+        <w:t>Universe U, |U| = 12. For fixed k = 5: exactly-k uses C(12,5); at-least-k uses Σ_{i=5}^{12} C(12,i) = 2¹² − Σ_{i=0}^{4} C(12,i); ordered-k uses P(12,5) = C(12,5)·5!.</w:t>
+      </w:r>
+    </w:p>
+    <w:p>
+      <w:pPr>
+        <w:pStyle w:val="Heading2"/>
+      </w:pPr>
+      <w:r>
+        <w:t>5.3 Graph</w:t>
+      </w:r>
+    </w:p>
+    <w:p>
+      <w:r>
+        <w:rPr>
+          <w:b w:val="0"/>
+          <w:i w:val="0"/>
+        </w:rPr>
+        <w:t>Vertex set V = S ∪ D, S = {S₁ Fever, S₂ Cough, S₃ Rash, S₄ Fatigue}, D = {D₁ Influenza, D₂ Measles, D₃ Anemia}, |V| = 7. Edge set E = {S₁D₁, S₁D₂, S₂D₁, S₃D₂, S₄D₁, S₄D₃}, |E| = 6. G is bipartite by construction. Second representation G′ reorders vertices as (S₄,S₃,S₂,S₁ | D₃,D₂,D₁). Isomorphism holds iff ∃ permutation matrix P with A₂ = P·A₁·Pᵀ.</w:t>
+      </w:r>
+    </w:p>
+    <w:p>
+      <w:pPr>
+        <w:pStyle w:val="Heading1"/>
+      </w:pPr>
+      <w:r>
+        <w:t>6. Analysis / Solution</w:t>
+      </w:r>
+    </w:p>
+    <w:p>
+      <w:pPr>
+        <w:pStyle w:val="Heading2"/>
+      </w:pPr>
+      <w:r>
+        <w:t>6.1 Logic — Proof</w:t>
+      </w:r>
+    </w:p>
+    <w:p>
+      <w:r>
+        <w:rPr>
+          <w:b w:val="0"/>
+          <w:i w:val="0"/>
+        </w:rPr>
+        <w:t>Hypothetical Syllogism, presented as a Conditional Proof for auditability:</w:t>
       </w:r>
     </w:p>
     <w:tbl>
@@ -61,13 +402,14 @@
         <w:tblLook w:firstColumn="1" w:firstRow="1" w:lastColumn="0" w:lastRow="0" w:noHBand="0" w:noVBand="1" w:val="04A0"/>
       </w:tblPr>
       <w:tblGrid>
-        <w:gridCol w:w="4320"/>
-        <w:gridCol w:w="4320"/>
+        <w:gridCol w:w="3408"/>
+        <w:gridCol w:w="3408"/>
+        <w:gridCol w:w="3408"/>
       </w:tblGrid>
       <w:tr>
         <w:tc>
           <w:tcPr>
-            <w:tcW w:type="dxa" w:w="4320"/>
+            <w:tcW w:type="dxa" w:w="3408"/>
             <w:shd w:val="clear" w:fill="D9E2F3"/>
           </w:tcPr>
           <w:p>
@@ -77,15 +419,16 @@
             <w:r/>
             <w:r>
               <w:rPr>
+                <w:rFonts w:ascii="Calibri" w:hAnsi="Calibri"/>
                 <w:b/>
               </w:rPr>
-              <w:t>Symbol</w:t>
+              <w:t>Step</w:t>
             </w:r>
           </w:p>
         </w:tc>
         <w:tc>
           <w:tcPr>
-            <w:tcW w:type="dxa" w:w="4320"/>
+            <w:tcW w:type="dxa" w:w="3408"/>
             <w:shd w:val="clear" w:fill="D9E2F3"/>
           </w:tcPr>
           <w:p>
@@ -95,259 +438,16 @@
             <w:r/>
             <w:r>
               <w:rPr>
+                <w:rFonts w:ascii="Calibri" w:hAnsi="Calibri"/>
                 <w:b/>
               </w:rPr>
               <w:t>Statement</w:t>
             </w:r>
           </w:p>
         </w:tc>
-      </w:tr>
-      <w:tr>
         <w:tc>
           <w:tcPr>
-            <w:tcW w:type="dxa" w:w="4320"/>
-          </w:tcPr>
-          <w:p>
-            <w:pPr>
-              <w:jc w:val="center"/>
-            </w:pPr>
-            <w:r/>
-            <w:r>
-              <w:rPr>
-                <w:b w:val="0"/>
-              </w:rPr>
-              <w:t>A</w:t>
-            </w:r>
-          </w:p>
-        </w:tc>
-        <w:tc>
-          <w:tcPr>
-            <w:tcW w:type="dxa" w:w="4320"/>
-          </w:tcPr>
-          <w:p>
-            <w:pPr>
-              <w:jc w:val="center"/>
-            </w:pPr>
-            <w:r/>
-            <w:r>
-              <w:rPr>
-                <w:b w:val="0"/>
-              </w:rPr>
-              <w:t>The patient has symptom A</w:t>
-            </w:r>
-          </w:p>
-        </w:tc>
-      </w:tr>
-      <w:tr>
-        <w:tc>
-          <w:tcPr>
-            <w:tcW w:type="dxa" w:w="4320"/>
-          </w:tcPr>
-          <w:p>
-            <w:pPr>
-              <w:jc w:val="center"/>
-            </w:pPr>
-            <w:r/>
-            <w:r>
-              <w:rPr>
-                <w:b w:val="0"/>
-              </w:rPr>
-              <w:t>B</w:t>
-            </w:r>
-          </w:p>
-        </w:tc>
-        <w:tc>
-          <w:tcPr>
-            <w:tcW w:type="dxa" w:w="4320"/>
-          </w:tcPr>
-          <w:p>
-            <w:pPr>
-              <w:jc w:val="center"/>
-            </w:pPr>
-            <w:r/>
-            <w:r>
-              <w:rPr>
-                <w:b w:val="0"/>
-              </w:rPr>
-              <w:t>The patient has symptom B</w:t>
-            </w:r>
-          </w:p>
-        </w:tc>
-      </w:tr>
-      <w:tr>
-        <w:tc>
-          <w:tcPr>
-            <w:tcW w:type="dxa" w:w="4320"/>
-          </w:tcPr>
-          <w:p>
-            <w:pPr>
-              <w:jc w:val="center"/>
-            </w:pPr>
-            <w:r/>
-            <w:r>
-              <w:rPr>
-                <w:b w:val="0"/>
-              </w:rPr>
-              <w:t>X</w:t>
-            </w:r>
-          </w:p>
-        </w:tc>
-        <w:tc>
-          <w:tcPr>
-            <w:tcW w:type="dxa" w:w="4320"/>
-          </w:tcPr>
-          <w:p>
-            <w:pPr>
-              <w:jc w:val="center"/>
-            </w:pPr>
-            <w:r/>
-            <w:r>
-              <w:rPr>
-                <w:b w:val="0"/>
-              </w:rPr>
-              <w:t>Disease X is suspected</w:t>
-            </w:r>
-          </w:p>
-        </w:tc>
-      </w:tr>
-      <w:tr>
-        <w:tc>
-          <w:tcPr>
-            <w:tcW w:type="dxa" w:w="4320"/>
-          </w:tcPr>
-          <w:p>
-            <w:pPr>
-              <w:jc w:val="center"/>
-            </w:pPr>
-            <w:r/>
-            <w:r>
-              <w:rPr>
-                <w:b w:val="0"/>
-              </w:rPr>
-              <w:t>T</w:t>
-            </w:r>
-          </w:p>
-        </w:tc>
-        <w:tc>
-          <w:tcPr>
-            <w:tcW w:type="dxa" w:w="4320"/>
-          </w:tcPr>
-          <w:p>
-            <w:pPr>
-              <w:jc w:val="center"/>
-            </w:pPr>
-            <w:r/>
-            <w:r>
-              <w:rPr>
-                <w:b w:val="0"/>
-              </w:rPr>
-              <w:t>Further testing is recommended</w:t>
-            </w:r>
-          </w:p>
-        </w:tc>
-      </w:tr>
-    </w:tbl>
-    <w:p>
-      <w:pPr>
-        <w:pStyle w:val="Heading2"/>
-      </w:pPr>
-      <w:r>
-        <w:t>1.2 Translation into propositional logic</w:t>
-      </w:r>
-    </w:p>
-    <w:p>
-      <w:r>
-        <w:rPr>
-          <w:b/>
-          <w:i w:val="0"/>
-        </w:rPr>
-        <w:t xml:space="preserve">Premise 1:  </w:t>
-      </w:r>
-      <w:r>
-        <w:rPr>
-          <w:b w:val="0"/>
-          <w:i w:val="0"/>
-        </w:rPr>
-        <w:t>(A ∧ B) → X</w:t>
-      </w:r>
-      <w:r>
-        <w:rPr>
-          <w:b w:val="0"/>
-          <w:i/>
-        </w:rPr>
-        <w:t xml:space="preserve">   — “If the patient has symptoms A and B, then disease X is suspected.”</w:t>
-      </w:r>
-    </w:p>
-    <w:p>
-      <w:r>
-        <w:rPr>
-          <w:b/>
-          <w:i w:val="0"/>
-        </w:rPr>
-        <w:t xml:space="preserve">Premise 2:  </w:t>
-      </w:r>
-      <w:r>
-        <w:rPr>
-          <w:b w:val="0"/>
-          <w:i w:val="0"/>
-        </w:rPr>
-        <w:t>X → T</w:t>
-      </w:r>
-      <w:r>
-        <w:rPr>
-          <w:b w:val="0"/>
-          <w:i/>
-        </w:rPr>
-        <w:t xml:space="preserve">   — “If disease X is suspected, further testing is recommended.”</w:t>
-      </w:r>
-    </w:p>
-    <w:p>
-      <w:r>
-        <w:rPr>
-          <w:b/>
-          <w:i w:val="0"/>
-        </w:rPr>
-        <w:t xml:space="preserve">Conclusion:  </w:t>
-      </w:r>
-      <w:r>
-        <w:rPr>
-          <w:b w:val="0"/>
-          <w:i w:val="0"/>
-        </w:rPr>
-        <w:t>(A ∧ B) → T</w:t>
-      </w:r>
-      <w:r>
-        <w:rPr>
-          <w:b w:val="0"/>
-          <w:i/>
-        </w:rPr>
-        <w:t xml:space="preserve">   — “If the patient has symptoms A and B, further testing is recommended.”</w:t>
-      </w:r>
-    </w:p>
-    <w:p>
-      <w:pPr>
-        <w:pStyle w:val="Heading2"/>
-      </w:pPr>
-      <w:r>
-        <w:t>1.3 Proof — Hypothetical Syllogism (via Conditional Proof)</w:t>
-      </w:r>
-    </w:p>
-    <w:tbl>
-      <w:tblPr>
-        <w:tblStyle w:val="TableGrid"/>
-        <w:tblW w:type="auto" w:w="0"/>
-        <w:jc w:val="center"/>
-        <w:tblLook w:firstColumn="1" w:firstRow="1" w:lastColumn="0" w:lastRow="0" w:noHBand="0" w:noVBand="1" w:val="04A0"/>
-      </w:tblPr>
-      <w:tblGrid>
-        <w:gridCol w:w="2880"/>
-        <w:gridCol w:w="2880"/>
-        <w:gridCol w:w="2880"/>
-      </w:tblGrid>
-      <w:tr>
-        <w:tc>
-          <w:tcPr>
-            <w:tcW w:type="dxa" w:w="2880"/>
+            <w:tcW w:type="dxa" w:w="3408"/>
             <w:shd w:val="clear" w:fill="D9E2F3"/>
           </w:tcPr>
           <w:p>
@@ -357,42 +457,7 @@
             <w:r/>
             <w:r>
               <w:rPr>
-                <w:b/>
-              </w:rPr>
-              <w:t>Step</w:t>
-            </w:r>
-          </w:p>
-        </w:tc>
-        <w:tc>
-          <w:tcPr>
-            <w:tcW w:type="dxa" w:w="2880"/>
-            <w:shd w:val="clear" w:fill="D9E2F3"/>
-          </w:tcPr>
-          <w:p>
-            <w:pPr>
-              <w:jc w:val="center"/>
-            </w:pPr>
-            <w:r/>
-            <w:r>
-              <w:rPr>
-                <w:b/>
-              </w:rPr>
-              <w:t>Statement</w:t>
-            </w:r>
-          </w:p>
-        </w:tc>
-        <w:tc>
-          <w:tcPr>
-            <w:tcW w:type="dxa" w:w="2880"/>
-            <w:shd w:val="clear" w:fill="D9E2F3"/>
-          </w:tcPr>
-          <w:p>
-            <w:pPr>
-              <w:jc w:val="center"/>
-            </w:pPr>
-            <w:r/>
-            <w:r>
-              <w:rPr>
+                <w:rFonts w:ascii="Calibri" w:hAnsi="Calibri"/>
                 <w:b/>
               </w:rPr>
               <w:t>Justification</w:t>
@@ -403,7 +468,7 @@
       <w:tr>
         <w:tc>
           <w:tcPr>
-            <w:tcW w:type="dxa" w:w="2880"/>
+            <w:tcW w:type="dxa" w:w="3408"/>
           </w:tcPr>
           <w:p>
             <w:pPr>
@@ -412,6 +477,7 @@
             <w:r/>
             <w:r>
               <w:rPr>
+                <w:rFonts w:ascii="Calibri" w:hAnsi="Calibri"/>
                 <w:b w:val="0"/>
               </w:rPr>
               <w:t>1</w:t>
@@ -420,7 +486,7 @@
         </w:tc>
         <w:tc>
           <w:tcPr>
-            <w:tcW w:type="dxa" w:w="2880"/>
+            <w:tcW w:type="dxa" w:w="3408"/>
           </w:tcPr>
           <w:p>
             <w:pPr>
@@ -429,6 +495,7 @@
             <w:r/>
             <w:r>
               <w:rPr>
+                <w:rFonts w:ascii="Calibri" w:hAnsi="Calibri"/>
                 <w:b w:val="0"/>
               </w:rPr>
               <w:t>(A ∧ B) → X</w:t>
@@ -437,7 +504,7 @@
         </w:tc>
         <w:tc>
           <w:tcPr>
-            <w:tcW w:type="dxa" w:w="2880"/>
+            <w:tcW w:type="dxa" w:w="3408"/>
           </w:tcPr>
           <w:p>
             <w:pPr>
@@ -446,9 +513,10 @@
             <w:r/>
             <w:r>
               <w:rPr>
+                <w:rFonts w:ascii="Calibri" w:hAnsi="Calibri"/>
                 <w:b w:val="0"/>
               </w:rPr>
-              <w:t>Premise 1</w:t>
+              <w:t>Premise P₁</w:t>
             </w:r>
           </w:p>
         </w:tc>
@@ -456,7 +524,7 @@
       <w:tr>
         <w:tc>
           <w:tcPr>
-            <w:tcW w:type="dxa" w:w="2880"/>
+            <w:tcW w:type="dxa" w:w="3408"/>
           </w:tcPr>
           <w:p>
             <w:pPr>
@@ -465,6 +533,7 @@
             <w:r/>
             <w:r>
               <w:rPr>
+                <w:rFonts w:ascii="Calibri" w:hAnsi="Calibri"/>
                 <w:b w:val="0"/>
               </w:rPr>
               <w:t>2</w:t>
@@ -473,7 +542,7 @@
         </w:tc>
         <w:tc>
           <w:tcPr>
-            <w:tcW w:type="dxa" w:w="2880"/>
+            <w:tcW w:type="dxa" w:w="3408"/>
           </w:tcPr>
           <w:p>
             <w:pPr>
@@ -482,6 +551,7 @@
             <w:r/>
             <w:r>
               <w:rPr>
+                <w:rFonts w:ascii="Calibri" w:hAnsi="Calibri"/>
                 <w:b w:val="0"/>
               </w:rPr>
               <w:t>X → T</w:t>
@@ -490,7 +560,7 @@
         </w:tc>
         <w:tc>
           <w:tcPr>
-            <w:tcW w:type="dxa" w:w="2880"/>
+            <w:tcW w:type="dxa" w:w="3408"/>
           </w:tcPr>
           <w:p>
             <w:pPr>
@@ -499,9 +569,10 @@
             <w:r/>
             <w:r>
               <w:rPr>
+                <w:rFonts w:ascii="Calibri" w:hAnsi="Calibri"/>
                 <w:b w:val="0"/>
               </w:rPr>
-              <w:t>Premise 2</w:t>
+              <w:t>Premise P₂</w:t>
             </w:r>
           </w:p>
         </w:tc>
@@ -509,7 +580,7 @@
       <w:tr>
         <w:tc>
           <w:tcPr>
-            <w:tcW w:type="dxa" w:w="2880"/>
+            <w:tcW w:type="dxa" w:w="3408"/>
           </w:tcPr>
           <w:p>
             <w:pPr>
@@ -518,6 +589,7 @@
             <w:r/>
             <w:r>
               <w:rPr>
+                <w:rFonts w:ascii="Calibri" w:hAnsi="Calibri"/>
                 <w:b w:val="0"/>
               </w:rPr>
               <w:t>3</w:t>
@@ -526,7 +598,7 @@
         </w:tc>
         <w:tc>
           <w:tcPr>
-            <w:tcW w:type="dxa" w:w="2880"/>
+            <w:tcW w:type="dxa" w:w="3408"/>
           </w:tcPr>
           <w:p>
             <w:pPr>
@@ -535,6 +607,7 @@
             <w:r/>
             <w:r>
               <w:rPr>
+                <w:rFonts w:ascii="Calibri" w:hAnsi="Calibri"/>
                 <w:b w:val="0"/>
               </w:rPr>
               <w:t>A ∧ B</w:t>
@@ -543,7 +616,7 @@
         </w:tc>
         <w:tc>
           <w:tcPr>
-            <w:tcW w:type="dxa" w:w="2880"/>
+            <w:tcW w:type="dxa" w:w="3408"/>
           </w:tcPr>
           <w:p>
             <w:pPr>
@@ -552,9 +625,10 @@
             <w:r/>
             <w:r>
               <w:rPr>
+                <w:rFonts w:ascii="Calibri" w:hAnsi="Calibri"/>
                 <w:b w:val="0"/>
               </w:rPr>
-              <w:t>Assumption (for Conditional Proof)</w:t>
+              <w:t>Assumption (for CP)</w:t>
             </w:r>
           </w:p>
         </w:tc>
@@ -562,7 +636,7 @@
       <w:tr>
         <w:tc>
           <w:tcPr>
-            <w:tcW w:type="dxa" w:w="2880"/>
+            <w:tcW w:type="dxa" w:w="3408"/>
           </w:tcPr>
           <w:p>
             <w:pPr>
@@ -571,6 +645,7 @@
             <w:r/>
             <w:r>
               <w:rPr>
+                <w:rFonts w:ascii="Calibri" w:hAnsi="Calibri"/>
                 <w:b w:val="0"/>
               </w:rPr>
               <w:t>4</w:t>
@@ -579,7 +654,7 @@
         </w:tc>
         <w:tc>
           <w:tcPr>
-            <w:tcW w:type="dxa" w:w="2880"/>
+            <w:tcW w:type="dxa" w:w="3408"/>
           </w:tcPr>
           <w:p>
             <w:pPr>
@@ -588,6 +663,7 @@
             <w:r/>
             <w:r>
               <w:rPr>
+                <w:rFonts w:ascii="Calibri" w:hAnsi="Calibri"/>
                 <w:b w:val="0"/>
               </w:rPr>
               <w:t>X</w:t>
@@ -596,7 +672,7 @@
         </w:tc>
         <w:tc>
           <w:tcPr>
-            <w:tcW w:type="dxa" w:w="2880"/>
+            <w:tcW w:type="dxa" w:w="3408"/>
           </w:tcPr>
           <w:p>
             <w:pPr>
@@ -605,9 +681,10 @@
             <w:r/>
             <w:r>
               <w:rPr>
+                <w:rFonts w:ascii="Calibri" w:hAnsi="Calibri"/>
                 <w:b w:val="0"/>
               </w:rPr>
-              <w:t>Modus Ponens, 1, 3</w:t>
+              <w:t>Modus Ponens 1,3</w:t>
             </w:r>
           </w:p>
         </w:tc>
@@ -615,7 +692,7 @@
       <w:tr>
         <w:tc>
           <w:tcPr>
-            <w:tcW w:type="dxa" w:w="2880"/>
+            <w:tcW w:type="dxa" w:w="3408"/>
           </w:tcPr>
           <w:p>
             <w:pPr>
@@ -624,6 +701,7 @@
             <w:r/>
             <w:r>
               <w:rPr>
+                <w:rFonts w:ascii="Calibri" w:hAnsi="Calibri"/>
                 <w:b w:val="0"/>
               </w:rPr>
               <w:t>5</w:t>
@@ -632,7 +710,7 @@
         </w:tc>
         <w:tc>
           <w:tcPr>
-            <w:tcW w:type="dxa" w:w="2880"/>
+            <w:tcW w:type="dxa" w:w="3408"/>
           </w:tcPr>
           <w:p>
             <w:pPr>
@@ -641,6 +719,7 @@
             <w:r/>
             <w:r>
               <w:rPr>
+                <w:rFonts w:ascii="Calibri" w:hAnsi="Calibri"/>
                 <w:b w:val="0"/>
               </w:rPr>
               <w:t>T</w:t>
@@ -649,7 +728,7 @@
         </w:tc>
         <w:tc>
           <w:tcPr>
-            <w:tcW w:type="dxa" w:w="2880"/>
+            <w:tcW w:type="dxa" w:w="3408"/>
           </w:tcPr>
           <w:p>
             <w:pPr>
@@ -658,9 +737,10 @@
             <w:r/>
             <w:r>
               <w:rPr>
+                <w:rFonts w:ascii="Calibri" w:hAnsi="Calibri"/>
                 <w:b w:val="0"/>
               </w:rPr>
-              <w:t>Modus Ponens, 2, 4</w:t>
+              <w:t>Modus Ponens 2,4</w:t>
             </w:r>
           </w:p>
         </w:tc>
@@ -668,7 +748,7 @@
       <w:tr>
         <w:tc>
           <w:tcPr>
-            <w:tcW w:type="dxa" w:w="2880"/>
+            <w:tcW w:type="dxa" w:w="3408"/>
           </w:tcPr>
           <w:p>
             <w:pPr>
@@ -677,6 +757,7 @@
             <w:r/>
             <w:r>
               <w:rPr>
+                <w:rFonts w:ascii="Calibri" w:hAnsi="Calibri"/>
                 <w:b w:val="0"/>
               </w:rPr>
               <w:t>6</w:t>
@@ -685,7 +766,7 @@
         </w:tc>
         <w:tc>
           <w:tcPr>
-            <w:tcW w:type="dxa" w:w="2880"/>
+            <w:tcW w:type="dxa" w:w="3408"/>
           </w:tcPr>
           <w:p>
             <w:pPr>
@@ -694,6 +775,7 @@
             <w:r/>
             <w:r>
               <w:rPr>
+                <w:rFonts w:ascii="Calibri" w:hAnsi="Calibri"/>
                 <w:b w:val="0"/>
               </w:rPr>
               <w:t>(A ∧ B) → T</w:t>
@@ -702,7 +784,7 @@
         </w:tc>
         <w:tc>
           <w:tcPr>
-            <w:tcW w:type="dxa" w:w="2880"/>
+            <w:tcW w:type="dxa" w:w="3408"/>
           </w:tcPr>
           <w:p>
             <w:pPr>
@@ -711,2469 +793,10 @@
             <w:r/>
             <w:r>
               <w:rPr>
+                <w:rFonts w:ascii="Calibri" w:hAnsi="Calibri"/>
                 <w:b w:val="0"/>
               </w:rPr>
-              <w:t>Conditional Proof, 3–5   ∎</w:t>
-            </w:r>
-          </w:p>
-        </w:tc>
-      </w:tr>
-    </w:tbl>
-    <w:p>
-      <w:pPr>
-        <w:pStyle w:val="Heading2"/>
-      </w:pPr>
-      <w:r>
-        <w:t>1.4 Truth-table verification</w:t>
-      </w:r>
-    </w:p>
-    <w:tbl>
-      <w:tblPr>
-        <w:tblStyle w:val="TableGrid"/>
-        <w:tblW w:type="auto" w:w="0"/>
-        <w:jc w:val="center"/>
-        <w:tblLook w:firstColumn="1" w:firstRow="1" w:lastColumn="0" w:lastRow="0" w:noHBand="0" w:noVBand="1" w:val="04A0"/>
-      </w:tblPr>
-      <w:tblGrid>
-        <w:gridCol w:w="1080"/>
-        <w:gridCol w:w="1080"/>
-        <w:gridCol w:w="1080"/>
-        <w:gridCol w:w="1080"/>
-        <w:gridCol w:w="1080"/>
-        <w:gridCol w:w="1080"/>
-        <w:gridCol w:w="1080"/>
-        <w:gridCol w:w="1080"/>
-      </w:tblGrid>
-      <w:tr>
-        <w:tc>
-          <w:tcPr>
-            <w:tcW w:type="dxa" w:w="1080"/>
-            <w:shd w:val="clear" w:fill="D9E2F3"/>
-          </w:tcPr>
-          <w:p>
-            <w:pPr>
-              <w:jc w:val="center"/>
-            </w:pPr>
-            <w:r/>
-            <w:r>
-              <w:rPr>
-                <w:b/>
-              </w:rPr>
-              <w:t>A</w:t>
-            </w:r>
-          </w:p>
-        </w:tc>
-        <w:tc>
-          <w:tcPr>
-            <w:tcW w:type="dxa" w:w="1080"/>
-            <w:shd w:val="clear" w:fill="D9E2F3"/>
-          </w:tcPr>
-          <w:p>
-            <w:pPr>
-              <w:jc w:val="center"/>
-            </w:pPr>
-            <w:r/>
-            <w:r>
-              <w:rPr>
-                <w:b/>
-              </w:rPr>
-              <w:t>B</w:t>
-            </w:r>
-          </w:p>
-        </w:tc>
-        <w:tc>
-          <w:tcPr>
-            <w:tcW w:type="dxa" w:w="1080"/>
-            <w:shd w:val="clear" w:fill="D9E2F3"/>
-          </w:tcPr>
-          <w:p>
-            <w:pPr>
-              <w:jc w:val="center"/>
-            </w:pPr>
-            <w:r/>
-            <w:r>
-              <w:rPr>
-                <w:b/>
-              </w:rPr>
-              <w:t>X</w:t>
-            </w:r>
-          </w:p>
-        </w:tc>
-        <w:tc>
-          <w:tcPr>
-            <w:tcW w:type="dxa" w:w="1080"/>
-            <w:shd w:val="clear" w:fill="D9E2F3"/>
-          </w:tcPr>
-          <w:p>
-            <w:pPr>
-              <w:jc w:val="center"/>
-            </w:pPr>
-            <w:r/>
-            <w:r>
-              <w:rPr>
-                <w:b/>
-              </w:rPr>
-              <w:t>T</w:t>
-            </w:r>
-          </w:p>
-        </w:tc>
-        <w:tc>
-          <w:tcPr>
-            <w:tcW w:type="dxa" w:w="1080"/>
-            <w:shd w:val="clear" w:fill="D9E2F3"/>
-          </w:tcPr>
-          <w:p>
-            <w:pPr>
-              <w:jc w:val="center"/>
-            </w:pPr>
-            <w:r/>
-            <w:r>
-              <w:rPr>
-                <w:b/>
-              </w:rPr>
-              <w:t>A∧B</w:t>
-            </w:r>
-          </w:p>
-        </w:tc>
-        <w:tc>
-          <w:tcPr>
-            <w:tcW w:type="dxa" w:w="1080"/>
-            <w:shd w:val="clear" w:fill="D9E2F3"/>
-          </w:tcPr>
-          <w:p>
-            <w:pPr>
-              <w:jc w:val="center"/>
-            </w:pPr>
-            <w:r/>
-            <w:r>
-              <w:rPr>
-                <w:b/>
-              </w:rPr>
-              <w:t>(A∧B)→X</w:t>
-            </w:r>
-          </w:p>
-        </w:tc>
-        <w:tc>
-          <w:tcPr>
-            <w:tcW w:type="dxa" w:w="1080"/>
-            <w:shd w:val="clear" w:fill="D9E2F3"/>
-          </w:tcPr>
-          <w:p>
-            <w:pPr>
-              <w:jc w:val="center"/>
-            </w:pPr>
-            <w:r/>
-            <w:r>
-              <w:rPr>
-                <w:b/>
-              </w:rPr>
-              <w:t>X→T</w:t>
-            </w:r>
-          </w:p>
-        </w:tc>
-        <w:tc>
-          <w:tcPr>
-            <w:tcW w:type="dxa" w:w="1080"/>
-            <w:shd w:val="clear" w:fill="D9E2F3"/>
-          </w:tcPr>
-          <w:p>
-            <w:pPr>
-              <w:jc w:val="center"/>
-            </w:pPr>
-            <w:r/>
-            <w:r>
-              <w:rPr>
-                <w:b/>
-              </w:rPr>
-              <w:t>(A∧B)→T</w:t>
-            </w:r>
-          </w:p>
-        </w:tc>
-      </w:tr>
-      <w:tr>
-        <w:tc>
-          <w:tcPr>
-            <w:tcW w:type="dxa" w:w="1080"/>
-            <w:shd w:val="clear" w:fill="FFF2CC"/>
-          </w:tcPr>
-          <w:p>
-            <w:pPr>
-              <w:jc w:val="center"/>
-            </w:pPr>
-            <w:r/>
-            <w:r>
-              <w:rPr>
-                <w:b w:val="0"/>
-              </w:rPr>
-              <w:t>T</w:t>
-            </w:r>
-          </w:p>
-        </w:tc>
-        <w:tc>
-          <w:tcPr>
-            <w:tcW w:type="dxa" w:w="1080"/>
-            <w:shd w:val="clear" w:fill="FFF2CC"/>
-          </w:tcPr>
-          <w:p>
-            <w:pPr>
-              <w:jc w:val="center"/>
-            </w:pPr>
-            <w:r/>
-            <w:r>
-              <w:rPr>
-                <w:b w:val="0"/>
-              </w:rPr>
-              <w:t>T</w:t>
-            </w:r>
-          </w:p>
-        </w:tc>
-        <w:tc>
-          <w:tcPr>
-            <w:tcW w:type="dxa" w:w="1080"/>
-            <w:shd w:val="clear" w:fill="FFF2CC"/>
-          </w:tcPr>
-          <w:p>
-            <w:pPr>
-              <w:jc w:val="center"/>
-            </w:pPr>
-            <w:r/>
-            <w:r>
-              <w:rPr>
-                <w:b w:val="0"/>
-              </w:rPr>
-              <w:t>T</w:t>
-            </w:r>
-          </w:p>
-        </w:tc>
-        <w:tc>
-          <w:tcPr>
-            <w:tcW w:type="dxa" w:w="1080"/>
-            <w:shd w:val="clear" w:fill="FFF2CC"/>
-          </w:tcPr>
-          <w:p>
-            <w:pPr>
-              <w:jc w:val="center"/>
-            </w:pPr>
-            <w:r/>
-            <w:r>
-              <w:rPr>
-                <w:b w:val="0"/>
-              </w:rPr>
-              <w:t>T</w:t>
-            </w:r>
-          </w:p>
-        </w:tc>
-        <w:tc>
-          <w:tcPr>
-            <w:tcW w:type="dxa" w:w="1080"/>
-            <w:shd w:val="clear" w:fill="FFF2CC"/>
-          </w:tcPr>
-          <w:p>
-            <w:pPr>
-              <w:jc w:val="center"/>
-            </w:pPr>
-            <w:r/>
-            <w:r>
-              <w:rPr>
-                <w:b w:val="0"/>
-              </w:rPr>
-              <w:t>T</w:t>
-            </w:r>
-          </w:p>
-        </w:tc>
-        <w:tc>
-          <w:tcPr>
-            <w:tcW w:type="dxa" w:w="1080"/>
-            <w:shd w:val="clear" w:fill="FFF2CC"/>
-          </w:tcPr>
-          <w:p>
-            <w:pPr>
-              <w:jc w:val="center"/>
-            </w:pPr>
-            <w:r/>
-            <w:r>
-              <w:rPr>
-                <w:b w:val="0"/>
-              </w:rPr>
-              <w:t>T</w:t>
-            </w:r>
-          </w:p>
-        </w:tc>
-        <w:tc>
-          <w:tcPr>
-            <w:tcW w:type="dxa" w:w="1080"/>
-            <w:shd w:val="clear" w:fill="FFF2CC"/>
-          </w:tcPr>
-          <w:p>
-            <w:pPr>
-              <w:jc w:val="center"/>
-            </w:pPr>
-            <w:r/>
-            <w:r>
-              <w:rPr>
-                <w:b w:val="0"/>
-              </w:rPr>
-              <w:t>T</w:t>
-            </w:r>
-          </w:p>
-        </w:tc>
-        <w:tc>
-          <w:tcPr>
-            <w:tcW w:type="dxa" w:w="1080"/>
-            <w:shd w:val="clear" w:fill="FFF2CC"/>
-          </w:tcPr>
-          <w:p>
-            <w:pPr>
-              <w:jc w:val="center"/>
-            </w:pPr>
-            <w:r/>
-            <w:r>
-              <w:rPr>
-                <w:b w:val="0"/>
-              </w:rPr>
-              <w:t>T</w:t>
-            </w:r>
-          </w:p>
-        </w:tc>
-      </w:tr>
-      <w:tr>
-        <w:tc>
-          <w:tcPr>
-            <w:tcW w:type="dxa" w:w="1080"/>
-          </w:tcPr>
-          <w:p>
-            <w:pPr>
-              <w:jc w:val="center"/>
-            </w:pPr>
-            <w:r/>
-            <w:r>
-              <w:rPr>
-                <w:b w:val="0"/>
-              </w:rPr>
-              <w:t>T</w:t>
-            </w:r>
-          </w:p>
-        </w:tc>
-        <w:tc>
-          <w:tcPr>
-            <w:tcW w:type="dxa" w:w="1080"/>
-          </w:tcPr>
-          <w:p>
-            <w:pPr>
-              <w:jc w:val="center"/>
-            </w:pPr>
-            <w:r/>
-            <w:r>
-              <w:rPr>
-                <w:b w:val="0"/>
-              </w:rPr>
-              <w:t>T</w:t>
-            </w:r>
-          </w:p>
-        </w:tc>
-        <w:tc>
-          <w:tcPr>
-            <w:tcW w:type="dxa" w:w="1080"/>
-          </w:tcPr>
-          <w:p>
-            <w:pPr>
-              <w:jc w:val="center"/>
-            </w:pPr>
-            <w:r/>
-            <w:r>
-              <w:rPr>
-                <w:b w:val="0"/>
-              </w:rPr>
-              <w:t>T</w:t>
-            </w:r>
-          </w:p>
-        </w:tc>
-        <w:tc>
-          <w:tcPr>
-            <w:tcW w:type="dxa" w:w="1080"/>
-          </w:tcPr>
-          <w:p>
-            <w:pPr>
-              <w:jc w:val="center"/>
-            </w:pPr>
-            <w:r/>
-            <w:r>
-              <w:rPr>
-                <w:b w:val="0"/>
-              </w:rPr>
-              <w:t>F</w:t>
-            </w:r>
-          </w:p>
-        </w:tc>
-        <w:tc>
-          <w:tcPr>
-            <w:tcW w:type="dxa" w:w="1080"/>
-          </w:tcPr>
-          <w:p>
-            <w:pPr>
-              <w:jc w:val="center"/>
-            </w:pPr>
-            <w:r/>
-            <w:r>
-              <w:rPr>
-                <w:b w:val="0"/>
-              </w:rPr>
-              <w:t>T</w:t>
-            </w:r>
-          </w:p>
-        </w:tc>
-        <w:tc>
-          <w:tcPr>
-            <w:tcW w:type="dxa" w:w="1080"/>
-          </w:tcPr>
-          <w:p>
-            <w:pPr>
-              <w:jc w:val="center"/>
-            </w:pPr>
-            <w:r/>
-            <w:r>
-              <w:rPr>
-                <w:b w:val="0"/>
-              </w:rPr>
-              <w:t>T</w:t>
-            </w:r>
-          </w:p>
-        </w:tc>
-        <w:tc>
-          <w:tcPr>
-            <w:tcW w:type="dxa" w:w="1080"/>
-          </w:tcPr>
-          <w:p>
-            <w:pPr>
-              <w:jc w:val="center"/>
-            </w:pPr>
-            <w:r/>
-            <w:r>
-              <w:rPr>
-                <w:b w:val="0"/>
-              </w:rPr>
-              <w:t>F</w:t>
-            </w:r>
-          </w:p>
-        </w:tc>
-        <w:tc>
-          <w:tcPr>
-            <w:tcW w:type="dxa" w:w="1080"/>
-          </w:tcPr>
-          <w:p>
-            <w:pPr>
-              <w:jc w:val="center"/>
-            </w:pPr>
-            <w:r/>
-            <w:r>
-              <w:rPr>
-                <w:b w:val="0"/>
-              </w:rPr>
-              <w:t>F</w:t>
-            </w:r>
-          </w:p>
-        </w:tc>
-      </w:tr>
-      <w:tr>
-        <w:tc>
-          <w:tcPr>
-            <w:tcW w:type="dxa" w:w="1080"/>
-          </w:tcPr>
-          <w:p>
-            <w:pPr>
-              <w:jc w:val="center"/>
-            </w:pPr>
-            <w:r/>
-            <w:r>
-              <w:rPr>
-                <w:b w:val="0"/>
-              </w:rPr>
-              <w:t>T</w:t>
-            </w:r>
-          </w:p>
-        </w:tc>
-        <w:tc>
-          <w:tcPr>
-            <w:tcW w:type="dxa" w:w="1080"/>
-          </w:tcPr>
-          <w:p>
-            <w:pPr>
-              <w:jc w:val="center"/>
-            </w:pPr>
-            <w:r/>
-            <w:r>
-              <w:rPr>
-                <w:b w:val="0"/>
-              </w:rPr>
-              <w:t>T</w:t>
-            </w:r>
-          </w:p>
-        </w:tc>
-        <w:tc>
-          <w:tcPr>
-            <w:tcW w:type="dxa" w:w="1080"/>
-          </w:tcPr>
-          <w:p>
-            <w:pPr>
-              <w:jc w:val="center"/>
-            </w:pPr>
-            <w:r/>
-            <w:r>
-              <w:rPr>
-                <w:b w:val="0"/>
-              </w:rPr>
-              <w:t>F</w:t>
-            </w:r>
-          </w:p>
-        </w:tc>
-        <w:tc>
-          <w:tcPr>
-            <w:tcW w:type="dxa" w:w="1080"/>
-          </w:tcPr>
-          <w:p>
-            <w:pPr>
-              <w:jc w:val="center"/>
-            </w:pPr>
-            <w:r/>
-            <w:r>
-              <w:rPr>
-                <w:b w:val="0"/>
-              </w:rPr>
-              <w:t>T</w:t>
-            </w:r>
-          </w:p>
-        </w:tc>
-        <w:tc>
-          <w:tcPr>
-            <w:tcW w:type="dxa" w:w="1080"/>
-          </w:tcPr>
-          <w:p>
-            <w:pPr>
-              <w:jc w:val="center"/>
-            </w:pPr>
-            <w:r/>
-            <w:r>
-              <w:rPr>
-                <w:b w:val="0"/>
-              </w:rPr>
-              <w:t>T</w:t>
-            </w:r>
-          </w:p>
-        </w:tc>
-        <w:tc>
-          <w:tcPr>
-            <w:tcW w:type="dxa" w:w="1080"/>
-          </w:tcPr>
-          <w:p>
-            <w:pPr>
-              <w:jc w:val="center"/>
-            </w:pPr>
-            <w:r/>
-            <w:r>
-              <w:rPr>
-                <w:b w:val="0"/>
-              </w:rPr>
-              <w:t>F</w:t>
-            </w:r>
-          </w:p>
-        </w:tc>
-        <w:tc>
-          <w:tcPr>
-            <w:tcW w:type="dxa" w:w="1080"/>
-          </w:tcPr>
-          <w:p>
-            <w:pPr>
-              <w:jc w:val="center"/>
-            </w:pPr>
-            <w:r/>
-            <w:r>
-              <w:rPr>
-                <w:b w:val="0"/>
-              </w:rPr>
-              <w:t>T</w:t>
-            </w:r>
-          </w:p>
-        </w:tc>
-        <w:tc>
-          <w:tcPr>
-            <w:tcW w:type="dxa" w:w="1080"/>
-          </w:tcPr>
-          <w:p>
-            <w:pPr>
-              <w:jc w:val="center"/>
-            </w:pPr>
-            <w:r/>
-            <w:r>
-              <w:rPr>
-                <w:b w:val="0"/>
-              </w:rPr>
-              <w:t>T</w:t>
-            </w:r>
-          </w:p>
-        </w:tc>
-      </w:tr>
-      <w:tr>
-        <w:tc>
-          <w:tcPr>
-            <w:tcW w:type="dxa" w:w="1080"/>
-          </w:tcPr>
-          <w:p>
-            <w:pPr>
-              <w:jc w:val="center"/>
-            </w:pPr>
-            <w:r/>
-            <w:r>
-              <w:rPr>
-                <w:b w:val="0"/>
-              </w:rPr>
-              <w:t>T</w:t>
-            </w:r>
-          </w:p>
-        </w:tc>
-        <w:tc>
-          <w:tcPr>
-            <w:tcW w:type="dxa" w:w="1080"/>
-          </w:tcPr>
-          <w:p>
-            <w:pPr>
-              <w:jc w:val="center"/>
-            </w:pPr>
-            <w:r/>
-            <w:r>
-              <w:rPr>
-                <w:b w:val="0"/>
-              </w:rPr>
-              <w:t>T</w:t>
-            </w:r>
-          </w:p>
-        </w:tc>
-        <w:tc>
-          <w:tcPr>
-            <w:tcW w:type="dxa" w:w="1080"/>
-          </w:tcPr>
-          <w:p>
-            <w:pPr>
-              <w:jc w:val="center"/>
-            </w:pPr>
-            <w:r/>
-            <w:r>
-              <w:rPr>
-                <w:b w:val="0"/>
-              </w:rPr>
-              <w:t>F</w:t>
-            </w:r>
-          </w:p>
-        </w:tc>
-        <w:tc>
-          <w:tcPr>
-            <w:tcW w:type="dxa" w:w="1080"/>
-          </w:tcPr>
-          <w:p>
-            <w:pPr>
-              <w:jc w:val="center"/>
-            </w:pPr>
-            <w:r/>
-            <w:r>
-              <w:rPr>
-                <w:b w:val="0"/>
-              </w:rPr>
-              <w:t>F</w:t>
-            </w:r>
-          </w:p>
-        </w:tc>
-        <w:tc>
-          <w:tcPr>
-            <w:tcW w:type="dxa" w:w="1080"/>
-          </w:tcPr>
-          <w:p>
-            <w:pPr>
-              <w:jc w:val="center"/>
-            </w:pPr>
-            <w:r/>
-            <w:r>
-              <w:rPr>
-                <w:b w:val="0"/>
-              </w:rPr>
-              <w:t>T</w:t>
-            </w:r>
-          </w:p>
-        </w:tc>
-        <w:tc>
-          <w:tcPr>
-            <w:tcW w:type="dxa" w:w="1080"/>
-          </w:tcPr>
-          <w:p>
-            <w:pPr>
-              <w:jc w:val="center"/>
-            </w:pPr>
-            <w:r/>
-            <w:r>
-              <w:rPr>
-                <w:b w:val="0"/>
-              </w:rPr>
-              <w:t>F</w:t>
-            </w:r>
-          </w:p>
-        </w:tc>
-        <w:tc>
-          <w:tcPr>
-            <w:tcW w:type="dxa" w:w="1080"/>
-          </w:tcPr>
-          <w:p>
-            <w:pPr>
-              <w:jc w:val="center"/>
-            </w:pPr>
-            <w:r/>
-            <w:r>
-              <w:rPr>
-                <w:b w:val="0"/>
-              </w:rPr>
-              <w:t>T</w:t>
-            </w:r>
-          </w:p>
-        </w:tc>
-        <w:tc>
-          <w:tcPr>
-            <w:tcW w:type="dxa" w:w="1080"/>
-          </w:tcPr>
-          <w:p>
-            <w:pPr>
-              <w:jc w:val="center"/>
-            </w:pPr>
-            <w:r/>
-            <w:r>
-              <w:rPr>
-                <w:b w:val="0"/>
-              </w:rPr>
-              <w:t>F</w:t>
-            </w:r>
-          </w:p>
-        </w:tc>
-      </w:tr>
-      <w:tr>
-        <w:tc>
-          <w:tcPr>
-            <w:tcW w:type="dxa" w:w="1080"/>
-            <w:shd w:val="clear" w:fill="FFF2CC"/>
-          </w:tcPr>
-          <w:p>
-            <w:pPr>
-              <w:jc w:val="center"/>
-            </w:pPr>
-            <w:r/>
-            <w:r>
-              <w:rPr>
-                <w:b w:val="0"/>
-              </w:rPr>
-              <w:t>T</w:t>
-            </w:r>
-          </w:p>
-        </w:tc>
-        <w:tc>
-          <w:tcPr>
-            <w:tcW w:type="dxa" w:w="1080"/>
-            <w:shd w:val="clear" w:fill="FFF2CC"/>
-          </w:tcPr>
-          <w:p>
-            <w:pPr>
-              <w:jc w:val="center"/>
-            </w:pPr>
-            <w:r/>
-            <w:r>
-              <w:rPr>
-                <w:b w:val="0"/>
-              </w:rPr>
-              <w:t>F</w:t>
-            </w:r>
-          </w:p>
-        </w:tc>
-        <w:tc>
-          <w:tcPr>
-            <w:tcW w:type="dxa" w:w="1080"/>
-            <w:shd w:val="clear" w:fill="FFF2CC"/>
-          </w:tcPr>
-          <w:p>
-            <w:pPr>
-              <w:jc w:val="center"/>
-            </w:pPr>
-            <w:r/>
-            <w:r>
-              <w:rPr>
-                <w:b w:val="0"/>
-              </w:rPr>
-              <w:t>T</w:t>
-            </w:r>
-          </w:p>
-        </w:tc>
-        <w:tc>
-          <w:tcPr>
-            <w:tcW w:type="dxa" w:w="1080"/>
-            <w:shd w:val="clear" w:fill="FFF2CC"/>
-          </w:tcPr>
-          <w:p>
-            <w:pPr>
-              <w:jc w:val="center"/>
-            </w:pPr>
-            <w:r/>
-            <w:r>
-              <w:rPr>
-                <w:b w:val="0"/>
-              </w:rPr>
-              <w:t>T</w:t>
-            </w:r>
-          </w:p>
-        </w:tc>
-        <w:tc>
-          <w:tcPr>
-            <w:tcW w:type="dxa" w:w="1080"/>
-            <w:shd w:val="clear" w:fill="FFF2CC"/>
-          </w:tcPr>
-          <w:p>
-            <w:pPr>
-              <w:jc w:val="center"/>
-            </w:pPr>
-            <w:r/>
-            <w:r>
-              <w:rPr>
-                <w:b w:val="0"/>
-              </w:rPr>
-              <w:t>F</w:t>
-            </w:r>
-          </w:p>
-        </w:tc>
-        <w:tc>
-          <w:tcPr>
-            <w:tcW w:type="dxa" w:w="1080"/>
-            <w:shd w:val="clear" w:fill="FFF2CC"/>
-          </w:tcPr>
-          <w:p>
-            <w:pPr>
-              <w:jc w:val="center"/>
-            </w:pPr>
-            <w:r/>
-            <w:r>
-              <w:rPr>
-                <w:b w:val="0"/>
-              </w:rPr>
-              <w:t>T</w:t>
-            </w:r>
-          </w:p>
-        </w:tc>
-        <w:tc>
-          <w:tcPr>
-            <w:tcW w:type="dxa" w:w="1080"/>
-            <w:shd w:val="clear" w:fill="FFF2CC"/>
-          </w:tcPr>
-          <w:p>
-            <w:pPr>
-              <w:jc w:val="center"/>
-            </w:pPr>
-            <w:r/>
-            <w:r>
-              <w:rPr>
-                <w:b w:val="0"/>
-              </w:rPr>
-              <w:t>T</w:t>
-            </w:r>
-          </w:p>
-        </w:tc>
-        <w:tc>
-          <w:tcPr>
-            <w:tcW w:type="dxa" w:w="1080"/>
-            <w:shd w:val="clear" w:fill="FFF2CC"/>
-          </w:tcPr>
-          <w:p>
-            <w:pPr>
-              <w:jc w:val="center"/>
-            </w:pPr>
-            <w:r/>
-            <w:r>
-              <w:rPr>
-                <w:b w:val="0"/>
-              </w:rPr>
-              <w:t>T</w:t>
-            </w:r>
-          </w:p>
-        </w:tc>
-      </w:tr>
-      <w:tr>
-        <w:tc>
-          <w:tcPr>
-            <w:tcW w:type="dxa" w:w="1080"/>
-          </w:tcPr>
-          <w:p>
-            <w:pPr>
-              <w:jc w:val="center"/>
-            </w:pPr>
-            <w:r/>
-            <w:r>
-              <w:rPr>
-                <w:b w:val="0"/>
-              </w:rPr>
-              <w:t>T</w:t>
-            </w:r>
-          </w:p>
-        </w:tc>
-        <w:tc>
-          <w:tcPr>
-            <w:tcW w:type="dxa" w:w="1080"/>
-          </w:tcPr>
-          <w:p>
-            <w:pPr>
-              <w:jc w:val="center"/>
-            </w:pPr>
-            <w:r/>
-            <w:r>
-              <w:rPr>
-                <w:b w:val="0"/>
-              </w:rPr>
-              <w:t>F</w:t>
-            </w:r>
-          </w:p>
-        </w:tc>
-        <w:tc>
-          <w:tcPr>
-            <w:tcW w:type="dxa" w:w="1080"/>
-          </w:tcPr>
-          <w:p>
-            <w:pPr>
-              <w:jc w:val="center"/>
-            </w:pPr>
-            <w:r/>
-            <w:r>
-              <w:rPr>
-                <w:b w:val="0"/>
-              </w:rPr>
-              <w:t>T</w:t>
-            </w:r>
-          </w:p>
-        </w:tc>
-        <w:tc>
-          <w:tcPr>
-            <w:tcW w:type="dxa" w:w="1080"/>
-          </w:tcPr>
-          <w:p>
-            <w:pPr>
-              <w:jc w:val="center"/>
-            </w:pPr>
-            <w:r/>
-            <w:r>
-              <w:rPr>
-                <w:b w:val="0"/>
-              </w:rPr>
-              <w:t>F</w:t>
-            </w:r>
-          </w:p>
-        </w:tc>
-        <w:tc>
-          <w:tcPr>
-            <w:tcW w:type="dxa" w:w="1080"/>
-          </w:tcPr>
-          <w:p>
-            <w:pPr>
-              <w:jc w:val="center"/>
-            </w:pPr>
-            <w:r/>
-            <w:r>
-              <w:rPr>
-                <w:b w:val="0"/>
-              </w:rPr>
-              <w:t>F</w:t>
-            </w:r>
-          </w:p>
-        </w:tc>
-        <w:tc>
-          <w:tcPr>
-            <w:tcW w:type="dxa" w:w="1080"/>
-          </w:tcPr>
-          <w:p>
-            <w:pPr>
-              <w:jc w:val="center"/>
-            </w:pPr>
-            <w:r/>
-            <w:r>
-              <w:rPr>
-                <w:b w:val="0"/>
-              </w:rPr>
-              <w:t>T</w:t>
-            </w:r>
-          </w:p>
-        </w:tc>
-        <w:tc>
-          <w:tcPr>
-            <w:tcW w:type="dxa" w:w="1080"/>
-          </w:tcPr>
-          <w:p>
-            <w:pPr>
-              <w:jc w:val="center"/>
-            </w:pPr>
-            <w:r/>
-            <w:r>
-              <w:rPr>
-                <w:b w:val="0"/>
-              </w:rPr>
-              <w:t>F</w:t>
-            </w:r>
-          </w:p>
-        </w:tc>
-        <w:tc>
-          <w:tcPr>
-            <w:tcW w:type="dxa" w:w="1080"/>
-          </w:tcPr>
-          <w:p>
-            <w:pPr>
-              <w:jc w:val="center"/>
-            </w:pPr>
-            <w:r/>
-            <w:r>
-              <w:rPr>
-                <w:b w:val="0"/>
-              </w:rPr>
-              <w:t>T</w:t>
-            </w:r>
-          </w:p>
-        </w:tc>
-      </w:tr>
-      <w:tr>
-        <w:tc>
-          <w:tcPr>
-            <w:tcW w:type="dxa" w:w="1080"/>
-            <w:shd w:val="clear" w:fill="FFF2CC"/>
-          </w:tcPr>
-          <w:p>
-            <w:pPr>
-              <w:jc w:val="center"/>
-            </w:pPr>
-            <w:r/>
-            <w:r>
-              <w:rPr>
-                <w:b w:val="0"/>
-              </w:rPr>
-              <w:t>T</w:t>
-            </w:r>
-          </w:p>
-        </w:tc>
-        <w:tc>
-          <w:tcPr>
-            <w:tcW w:type="dxa" w:w="1080"/>
-            <w:shd w:val="clear" w:fill="FFF2CC"/>
-          </w:tcPr>
-          <w:p>
-            <w:pPr>
-              <w:jc w:val="center"/>
-            </w:pPr>
-            <w:r/>
-            <w:r>
-              <w:rPr>
-                <w:b w:val="0"/>
-              </w:rPr>
-              <w:t>F</w:t>
-            </w:r>
-          </w:p>
-        </w:tc>
-        <w:tc>
-          <w:tcPr>
-            <w:tcW w:type="dxa" w:w="1080"/>
-            <w:shd w:val="clear" w:fill="FFF2CC"/>
-          </w:tcPr>
-          <w:p>
-            <w:pPr>
-              <w:jc w:val="center"/>
-            </w:pPr>
-            <w:r/>
-            <w:r>
-              <w:rPr>
-                <w:b w:val="0"/>
-              </w:rPr>
-              <w:t>F</w:t>
-            </w:r>
-          </w:p>
-        </w:tc>
-        <w:tc>
-          <w:tcPr>
-            <w:tcW w:type="dxa" w:w="1080"/>
-            <w:shd w:val="clear" w:fill="FFF2CC"/>
-          </w:tcPr>
-          <w:p>
-            <w:pPr>
-              <w:jc w:val="center"/>
-            </w:pPr>
-            <w:r/>
-            <w:r>
-              <w:rPr>
-                <w:b w:val="0"/>
-              </w:rPr>
-              <w:t>T</w:t>
-            </w:r>
-          </w:p>
-        </w:tc>
-        <w:tc>
-          <w:tcPr>
-            <w:tcW w:type="dxa" w:w="1080"/>
-            <w:shd w:val="clear" w:fill="FFF2CC"/>
-          </w:tcPr>
-          <w:p>
-            <w:pPr>
-              <w:jc w:val="center"/>
-            </w:pPr>
-            <w:r/>
-            <w:r>
-              <w:rPr>
-                <w:b w:val="0"/>
-              </w:rPr>
-              <w:t>F</w:t>
-            </w:r>
-          </w:p>
-        </w:tc>
-        <w:tc>
-          <w:tcPr>
-            <w:tcW w:type="dxa" w:w="1080"/>
-            <w:shd w:val="clear" w:fill="FFF2CC"/>
-          </w:tcPr>
-          <w:p>
-            <w:pPr>
-              <w:jc w:val="center"/>
-            </w:pPr>
-            <w:r/>
-            <w:r>
-              <w:rPr>
-                <w:b w:val="0"/>
-              </w:rPr>
-              <w:t>T</w:t>
-            </w:r>
-          </w:p>
-        </w:tc>
-        <w:tc>
-          <w:tcPr>
-            <w:tcW w:type="dxa" w:w="1080"/>
-            <w:shd w:val="clear" w:fill="FFF2CC"/>
-          </w:tcPr>
-          <w:p>
-            <w:pPr>
-              <w:jc w:val="center"/>
-            </w:pPr>
-            <w:r/>
-            <w:r>
-              <w:rPr>
-                <w:b w:val="0"/>
-              </w:rPr>
-              <w:t>T</w:t>
-            </w:r>
-          </w:p>
-        </w:tc>
-        <w:tc>
-          <w:tcPr>
-            <w:tcW w:type="dxa" w:w="1080"/>
-            <w:shd w:val="clear" w:fill="FFF2CC"/>
-          </w:tcPr>
-          <w:p>
-            <w:pPr>
-              <w:jc w:val="center"/>
-            </w:pPr>
-            <w:r/>
-            <w:r>
-              <w:rPr>
-                <w:b w:val="0"/>
-              </w:rPr>
-              <w:t>T</w:t>
-            </w:r>
-          </w:p>
-        </w:tc>
-      </w:tr>
-      <w:tr>
-        <w:tc>
-          <w:tcPr>
-            <w:tcW w:type="dxa" w:w="1080"/>
-            <w:shd w:val="clear" w:fill="FFF2CC"/>
-          </w:tcPr>
-          <w:p>
-            <w:pPr>
-              <w:jc w:val="center"/>
-            </w:pPr>
-            <w:r/>
-            <w:r>
-              <w:rPr>
-                <w:b w:val="0"/>
-              </w:rPr>
-              <w:t>T</w:t>
-            </w:r>
-          </w:p>
-        </w:tc>
-        <w:tc>
-          <w:tcPr>
-            <w:tcW w:type="dxa" w:w="1080"/>
-            <w:shd w:val="clear" w:fill="FFF2CC"/>
-          </w:tcPr>
-          <w:p>
-            <w:pPr>
-              <w:jc w:val="center"/>
-            </w:pPr>
-            <w:r/>
-            <w:r>
-              <w:rPr>
-                <w:b w:val="0"/>
-              </w:rPr>
-              <w:t>F</w:t>
-            </w:r>
-          </w:p>
-        </w:tc>
-        <w:tc>
-          <w:tcPr>
-            <w:tcW w:type="dxa" w:w="1080"/>
-            <w:shd w:val="clear" w:fill="FFF2CC"/>
-          </w:tcPr>
-          <w:p>
-            <w:pPr>
-              <w:jc w:val="center"/>
-            </w:pPr>
-            <w:r/>
-            <w:r>
-              <w:rPr>
-                <w:b w:val="0"/>
-              </w:rPr>
-              <w:t>F</w:t>
-            </w:r>
-          </w:p>
-        </w:tc>
-        <w:tc>
-          <w:tcPr>
-            <w:tcW w:type="dxa" w:w="1080"/>
-            <w:shd w:val="clear" w:fill="FFF2CC"/>
-          </w:tcPr>
-          <w:p>
-            <w:pPr>
-              <w:jc w:val="center"/>
-            </w:pPr>
-            <w:r/>
-            <w:r>
-              <w:rPr>
-                <w:b w:val="0"/>
-              </w:rPr>
-              <w:t>F</w:t>
-            </w:r>
-          </w:p>
-        </w:tc>
-        <w:tc>
-          <w:tcPr>
-            <w:tcW w:type="dxa" w:w="1080"/>
-            <w:shd w:val="clear" w:fill="FFF2CC"/>
-          </w:tcPr>
-          <w:p>
-            <w:pPr>
-              <w:jc w:val="center"/>
-            </w:pPr>
-            <w:r/>
-            <w:r>
-              <w:rPr>
-                <w:b w:val="0"/>
-              </w:rPr>
-              <w:t>F</w:t>
-            </w:r>
-          </w:p>
-        </w:tc>
-        <w:tc>
-          <w:tcPr>
-            <w:tcW w:type="dxa" w:w="1080"/>
-            <w:shd w:val="clear" w:fill="FFF2CC"/>
-          </w:tcPr>
-          <w:p>
-            <w:pPr>
-              <w:jc w:val="center"/>
-            </w:pPr>
-            <w:r/>
-            <w:r>
-              <w:rPr>
-                <w:b w:val="0"/>
-              </w:rPr>
-              <w:t>T</w:t>
-            </w:r>
-          </w:p>
-        </w:tc>
-        <w:tc>
-          <w:tcPr>
-            <w:tcW w:type="dxa" w:w="1080"/>
-            <w:shd w:val="clear" w:fill="FFF2CC"/>
-          </w:tcPr>
-          <w:p>
-            <w:pPr>
-              <w:jc w:val="center"/>
-            </w:pPr>
-            <w:r/>
-            <w:r>
-              <w:rPr>
-                <w:b w:val="0"/>
-              </w:rPr>
-              <w:t>T</w:t>
-            </w:r>
-          </w:p>
-        </w:tc>
-        <w:tc>
-          <w:tcPr>
-            <w:tcW w:type="dxa" w:w="1080"/>
-            <w:shd w:val="clear" w:fill="FFF2CC"/>
-          </w:tcPr>
-          <w:p>
-            <w:pPr>
-              <w:jc w:val="center"/>
-            </w:pPr>
-            <w:r/>
-            <w:r>
-              <w:rPr>
-                <w:b w:val="0"/>
-              </w:rPr>
-              <w:t>T</w:t>
-            </w:r>
-          </w:p>
-        </w:tc>
-      </w:tr>
-      <w:tr>
-        <w:tc>
-          <w:tcPr>
-            <w:tcW w:type="dxa" w:w="1080"/>
-            <w:shd w:val="clear" w:fill="FFF2CC"/>
-          </w:tcPr>
-          <w:p>
-            <w:pPr>
-              <w:jc w:val="center"/>
-            </w:pPr>
-            <w:r/>
-            <w:r>
-              <w:rPr>
-                <w:b w:val="0"/>
-              </w:rPr>
-              <w:t>F</w:t>
-            </w:r>
-          </w:p>
-        </w:tc>
-        <w:tc>
-          <w:tcPr>
-            <w:tcW w:type="dxa" w:w="1080"/>
-            <w:shd w:val="clear" w:fill="FFF2CC"/>
-          </w:tcPr>
-          <w:p>
-            <w:pPr>
-              <w:jc w:val="center"/>
-            </w:pPr>
-            <w:r/>
-            <w:r>
-              <w:rPr>
-                <w:b w:val="0"/>
-              </w:rPr>
-              <w:t>T</w:t>
-            </w:r>
-          </w:p>
-        </w:tc>
-        <w:tc>
-          <w:tcPr>
-            <w:tcW w:type="dxa" w:w="1080"/>
-            <w:shd w:val="clear" w:fill="FFF2CC"/>
-          </w:tcPr>
-          <w:p>
-            <w:pPr>
-              <w:jc w:val="center"/>
-            </w:pPr>
-            <w:r/>
-            <w:r>
-              <w:rPr>
-                <w:b w:val="0"/>
-              </w:rPr>
-              <w:t>T</w:t>
-            </w:r>
-          </w:p>
-        </w:tc>
-        <w:tc>
-          <w:tcPr>
-            <w:tcW w:type="dxa" w:w="1080"/>
-            <w:shd w:val="clear" w:fill="FFF2CC"/>
-          </w:tcPr>
-          <w:p>
-            <w:pPr>
-              <w:jc w:val="center"/>
-            </w:pPr>
-            <w:r/>
-            <w:r>
-              <w:rPr>
-                <w:b w:val="0"/>
-              </w:rPr>
-              <w:t>T</w:t>
-            </w:r>
-          </w:p>
-        </w:tc>
-        <w:tc>
-          <w:tcPr>
-            <w:tcW w:type="dxa" w:w="1080"/>
-            <w:shd w:val="clear" w:fill="FFF2CC"/>
-          </w:tcPr>
-          <w:p>
-            <w:pPr>
-              <w:jc w:val="center"/>
-            </w:pPr>
-            <w:r/>
-            <w:r>
-              <w:rPr>
-                <w:b w:val="0"/>
-              </w:rPr>
-              <w:t>F</w:t>
-            </w:r>
-          </w:p>
-        </w:tc>
-        <w:tc>
-          <w:tcPr>
-            <w:tcW w:type="dxa" w:w="1080"/>
-            <w:shd w:val="clear" w:fill="FFF2CC"/>
-          </w:tcPr>
-          <w:p>
-            <w:pPr>
-              <w:jc w:val="center"/>
-            </w:pPr>
-            <w:r/>
-            <w:r>
-              <w:rPr>
-                <w:b w:val="0"/>
-              </w:rPr>
-              <w:t>T</w:t>
-            </w:r>
-          </w:p>
-        </w:tc>
-        <w:tc>
-          <w:tcPr>
-            <w:tcW w:type="dxa" w:w="1080"/>
-            <w:shd w:val="clear" w:fill="FFF2CC"/>
-          </w:tcPr>
-          <w:p>
-            <w:pPr>
-              <w:jc w:val="center"/>
-            </w:pPr>
-            <w:r/>
-            <w:r>
-              <w:rPr>
-                <w:b w:val="0"/>
-              </w:rPr>
-              <w:t>T</w:t>
-            </w:r>
-          </w:p>
-        </w:tc>
-        <w:tc>
-          <w:tcPr>
-            <w:tcW w:type="dxa" w:w="1080"/>
-            <w:shd w:val="clear" w:fill="FFF2CC"/>
-          </w:tcPr>
-          <w:p>
-            <w:pPr>
-              <w:jc w:val="center"/>
-            </w:pPr>
-            <w:r/>
-            <w:r>
-              <w:rPr>
-                <w:b w:val="0"/>
-              </w:rPr>
-              <w:t>T</w:t>
-            </w:r>
-          </w:p>
-        </w:tc>
-      </w:tr>
-      <w:tr>
-        <w:tc>
-          <w:tcPr>
-            <w:tcW w:type="dxa" w:w="1080"/>
-          </w:tcPr>
-          <w:p>
-            <w:pPr>
-              <w:jc w:val="center"/>
-            </w:pPr>
-            <w:r/>
-            <w:r>
-              <w:rPr>
-                <w:b w:val="0"/>
-              </w:rPr>
-              <w:t>F</w:t>
-            </w:r>
-          </w:p>
-        </w:tc>
-        <w:tc>
-          <w:tcPr>
-            <w:tcW w:type="dxa" w:w="1080"/>
-          </w:tcPr>
-          <w:p>
-            <w:pPr>
-              <w:jc w:val="center"/>
-            </w:pPr>
-            <w:r/>
-            <w:r>
-              <w:rPr>
-                <w:b w:val="0"/>
-              </w:rPr>
-              <w:t>T</w:t>
-            </w:r>
-          </w:p>
-        </w:tc>
-        <w:tc>
-          <w:tcPr>
-            <w:tcW w:type="dxa" w:w="1080"/>
-          </w:tcPr>
-          <w:p>
-            <w:pPr>
-              <w:jc w:val="center"/>
-            </w:pPr>
-            <w:r/>
-            <w:r>
-              <w:rPr>
-                <w:b w:val="0"/>
-              </w:rPr>
-              <w:t>T</w:t>
-            </w:r>
-          </w:p>
-        </w:tc>
-        <w:tc>
-          <w:tcPr>
-            <w:tcW w:type="dxa" w:w="1080"/>
-          </w:tcPr>
-          <w:p>
-            <w:pPr>
-              <w:jc w:val="center"/>
-            </w:pPr>
-            <w:r/>
-            <w:r>
-              <w:rPr>
-                <w:b w:val="0"/>
-              </w:rPr>
-              <w:t>F</w:t>
-            </w:r>
-          </w:p>
-        </w:tc>
-        <w:tc>
-          <w:tcPr>
-            <w:tcW w:type="dxa" w:w="1080"/>
-          </w:tcPr>
-          <w:p>
-            <w:pPr>
-              <w:jc w:val="center"/>
-            </w:pPr>
-            <w:r/>
-            <w:r>
-              <w:rPr>
-                <w:b w:val="0"/>
-              </w:rPr>
-              <w:t>F</w:t>
-            </w:r>
-          </w:p>
-        </w:tc>
-        <w:tc>
-          <w:tcPr>
-            <w:tcW w:type="dxa" w:w="1080"/>
-          </w:tcPr>
-          <w:p>
-            <w:pPr>
-              <w:jc w:val="center"/>
-            </w:pPr>
-            <w:r/>
-            <w:r>
-              <w:rPr>
-                <w:b w:val="0"/>
-              </w:rPr>
-              <w:t>T</w:t>
-            </w:r>
-          </w:p>
-        </w:tc>
-        <w:tc>
-          <w:tcPr>
-            <w:tcW w:type="dxa" w:w="1080"/>
-          </w:tcPr>
-          <w:p>
-            <w:pPr>
-              <w:jc w:val="center"/>
-            </w:pPr>
-            <w:r/>
-            <w:r>
-              <w:rPr>
-                <w:b w:val="0"/>
-              </w:rPr>
-              <w:t>F</w:t>
-            </w:r>
-          </w:p>
-        </w:tc>
-        <w:tc>
-          <w:tcPr>
-            <w:tcW w:type="dxa" w:w="1080"/>
-          </w:tcPr>
-          <w:p>
-            <w:pPr>
-              <w:jc w:val="center"/>
-            </w:pPr>
-            <w:r/>
-            <w:r>
-              <w:rPr>
-                <w:b w:val="0"/>
-              </w:rPr>
-              <w:t>T</w:t>
-            </w:r>
-          </w:p>
-        </w:tc>
-      </w:tr>
-      <w:tr>
-        <w:tc>
-          <w:tcPr>
-            <w:tcW w:type="dxa" w:w="1080"/>
-            <w:shd w:val="clear" w:fill="FFF2CC"/>
-          </w:tcPr>
-          <w:p>
-            <w:pPr>
-              <w:jc w:val="center"/>
-            </w:pPr>
-            <w:r/>
-            <w:r>
-              <w:rPr>
-                <w:b w:val="0"/>
-              </w:rPr>
-              <w:t>F</w:t>
-            </w:r>
-          </w:p>
-        </w:tc>
-        <w:tc>
-          <w:tcPr>
-            <w:tcW w:type="dxa" w:w="1080"/>
-            <w:shd w:val="clear" w:fill="FFF2CC"/>
-          </w:tcPr>
-          <w:p>
-            <w:pPr>
-              <w:jc w:val="center"/>
-            </w:pPr>
-            <w:r/>
-            <w:r>
-              <w:rPr>
-                <w:b w:val="0"/>
-              </w:rPr>
-              <w:t>T</w:t>
-            </w:r>
-          </w:p>
-        </w:tc>
-        <w:tc>
-          <w:tcPr>
-            <w:tcW w:type="dxa" w:w="1080"/>
-            <w:shd w:val="clear" w:fill="FFF2CC"/>
-          </w:tcPr>
-          <w:p>
-            <w:pPr>
-              <w:jc w:val="center"/>
-            </w:pPr>
-            <w:r/>
-            <w:r>
-              <w:rPr>
-                <w:b w:val="0"/>
-              </w:rPr>
-              <w:t>F</w:t>
-            </w:r>
-          </w:p>
-        </w:tc>
-        <w:tc>
-          <w:tcPr>
-            <w:tcW w:type="dxa" w:w="1080"/>
-            <w:shd w:val="clear" w:fill="FFF2CC"/>
-          </w:tcPr>
-          <w:p>
-            <w:pPr>
-              <w:jc w:val="center"/>
-            </w:pPr>
-            <w:r/>
-            <w:r>
-              <w:rPr>
-                <w:b w:val="0"/>
-              </w:rPr>
-              <w:t>T</w:t>
-            </w:r>
-          </w:p>
-        </w:tc>
-        <w:tc>
-          <w:tcPr>
-            <w:tcW w:type="dxa" w:w="1080"/>
-            <w:shd w:val="clear" w:fill="FFF2CC"/>
-          </w:tcPr>
-          <w:p>
-            <w:pPr>
-              <w:jc w:val="center"/>
-            </w:pPr>
-            <w:r/>
-            <w:r>
-              <w:rPr>
-                <w:b w:val="0"/>
-              </w:rPr>
-              <w:t>F</w:t>
-            </w:r>
-          </w:p>
-        </w:tc>
-        <w:tc>
-          <w:tcPr>
-            <w:tcW w:type="dxa" w:w="1080"/>
-            <w:shd w:val="clear" w:fill="FFF2CC"/>
-          </w:tcPr>
-          <w:p>
-            <w:pPr>
-              <w:jc w:val="center"/>
-            </w:pPr>
-            <w:r/>
-            <w:r>
-              <w:rPr>
-                <w:b w:val="0"/>
-              </w:rPr>
-              <w:t>T</w:t>
-            </w:r>
-          </w:p>
-        </w:tc>
-        <w:tc>
-          <w:tcPr>
-            <w:tcW w:type="dxa" w:w="1080"/>
-            <w:shd w:val="clear" w:fill="FFF2CC"/>
-          </w:tcPr>
-          <w:p>
-            <w:pPr>
-              <w:jc w:val="center"/>
-            </w:pPr>
-            <w:r/>
-            <w:r>
-              <w:rPr>
-                <w:b w:val="0"/>
-              </w:rPr>
-              <w:t>T</w:t>
-            </w:r>
-          </w:p>
-        </w:tc>
-        <w:tc>
-          <w:tcPr>
-            <w:tcW w:type="dxa" w:w="1080"/>
-            <w:shd w:val="clear" w:fill="FFF2CC"/>
-          </w:tcPr>
-          <w:p>
-            <w:pPr>
-              <w:jc w:val="center"/>
-            </w:pPr>
-            <w:r/>
-            <w:r>
-              <w:rPr>
-                <w:b w:val="0"/>
-              </w:rPr>
-              <w:t>T</w:t>
-            </w:r>
-          </w:p>
-        </w:tc>
-      </w:tr>
-      <w:tr>
-        <w:tc>
-          <w:tcPr>
-            <w:tcW w:type="dxa" w:w="1080"/>
-            <w:shd w:val="clear" w:fill="FFF2CC"/>
-          </w:tcPr>
-          <w:p>
-            <w:pPr>
-              <w:jc w:val="center"/>
-            </w:pPr>
-            <w:r/>
-            <w:r>
-              <w:rPr>
-                <w:b w:val="0"/>
-              </w:rPr>
-              <w:t>F</w:t>
-            </w:r>
-          </w:p>
-        </w:tc>
-        <w:tc>
-          <w:tcPr>
-            <w:tcW w:type="dxa" w:w="1080"/>
-            <w:shd w:val="clear" w:fill="FFF2CC"/>
-          </w:tcPr>
-          <w:p>
-            <w:pPr>
-              <w:jc w:val="center"/>
-            </w:pPr>
-            <w:r/>
-            <w:r>
-              <w:rPr>
-                <w:b w:val="0"/>
-              </w:rPr>
-              <w:t>T</w:t>
-            </w:r>
-          </w:p>
-        </w:tc>
-        <w:tc>
-          <w:tcPr>
-            <w:tcW w:type="dxa" w:w="1080"/>
-            <w:shd w:val="clear" w:fill="FFF2CC"/>
-          </w:tcPr>
-          <w:p>
-            <w:pPr>
-              <w:jc w:val="center"/>
-            </w:pPr>
-            <w:r/>
-            <w:r>
-              <w:rPr>
-                <w:b w:val="0"/>
-              </w:rPr>
-              <w:t>F</w:t>
-            </w:r>
-          </w:p>
-        </w:tc>
-        <w:tc>
-          <w:tcPr>
-            <w:tcW w:type="dxa" w:w="1080"/>
-            <w:shd w:val="clear" w:fill="FFF2CC"/>
-          </w:tcPr>
-          <w:p>
-            <w:pPr>
-              <w:jc w:val="center"/>
-            </w:pPr>
-            <w:r/>
-            <w:r>
-              <w:rPr>
-                <w:b w:val="0"/>
-              </w:rPr>
-              <w:t>F</w:t>
-            </w:r>
-          </w:p>
-        </w:tc>
-        <w:tc>
-          <w:tcPr>
-            <w:tcW w:type="dxa" w:w="1080"/>
-            <w:shd w:val="clear" w:fill="FFF2CC"/>
-          </w:tcPr>
-          <w:p>
-            <w:pPr>
-              <w:jc w:val="center"/>
-            </w:pPr>
-            <w:r/>
-            <w:r>
-              <w:rPr>
-                <w:b w:val="0"/>
-              </w:rPr>
-              <w:t>F</w:t>
-            </w:r>
-          </w:p>
-        </w:tc>
-        <w:tc>
-          <w:tcPr>
-            <w:tcW w:type="dxa" w:w="1080"/>
-            <w:shd w:val="clear" w:fill="FFF2CC"/>
-          </w:tcPr>
-          <w:p>
-            <w:pPr>
-              <w:jc w:val="center"/>
-            </w:pPr>
-            <w:r/>
-            <w:r>
-              <w:rPr>
-                <w:b w:val="0"/>
-              </w:rPr>
-              <w:t>T</w:t>
-            </w:r>
-          </w:p>
-        </w:tc>
-        <w:tc>
-          <w:tcPr>
-            <w:tcW w:type="dxa" w:w="1080"/>
-            <w:shd w:val="clear" w:fill="FFF2CC"/>
-          </w:tcPr>
-          <w:p>
-            <w:pPr>
-              <w:jc w:val="center"/>
-            </w:pPr>
-            <w:r/>
-            <w:r>
-              <w:rPr>
-                <w:b w:val="0"/>
-              </w:rPr>
-              <w:t>T</w:t>
-            </w:r>
-          </w:p>
-        </w:tc>
-        <w:tc>
-          <w:tcPr>
-            <w:tcW w:type="dxa" w:w="1080"/>
-            <w:shd w:val="clear" w:fill="FFF2CC"/>
-          </w:tcPr>
-          <w:p>
-            <w:pPr>
-              <w:jc w:val="center"/>
-            </w:pPr>
-            <w:r/>
-            <w:r>
-              <w:rPr>
-                <w:b w:val="0"/>
-              </w:rPr>
-              <w:t>T</w:t>
-            </w:r>
-          </w:p>
-        </w:tc>
-      </w:tr>
-      <w:tr>
-        <w:tc>
-          <w:tcPr>
-            <w:tcW w:type="dxa" w:w="1080"/>
-            <w:shd w:val="clear" w:fill="FFF2CC"/>
-          </w:tcPr>
-          <w:p>
-            <w:pPr>
-              <w:jc w:val="center"/>
-            </w:pPr>
-            <w:r/>
-            <w:r>
-              <w:rPr>
-                <w:b w:val="0"/>
-              </w:rPr>
-              <w:t>F</w:t>
-            </w:r>
-          </w:p>
-        </w:tc>
-        <w:tc>
-          <w:tcPr>
-            <w:tcW w:type="dxa" w:w="1080"/>
-            <w:shd w:val="clear" w:fill="FFF2CC"/>
-          </w:tcPr>
-          <w:p>
-            <w:pPr>
-              <w:jc w:val="center"/>
-            </w:pPr>
-            <w:r/>
-            <w:r>
-              <w:rPr>
-                <w:b w:val="0"/>
-              </w:rPr>
-              <w:t>F</w:t>
-            </w:r>
-          </w:p>
-        </w:tc>
-        <w:tc>
-          <w:tcPr>
-            <w:tcW w:type="dxa" w:w="1080"/>
-            <w:shd w:val="clear" w:fill="FFF2CC"/>
-          </w:tcPr>
-          <w:p>
-            <w:pPr>
-              <w:jc w:val="center"/>
-            </w:pPr>
-            <w:r/>
-            <w:r>
-              <w:rPr>
-                <w:b w:val="0"/>
-              </w:rPr>
-              <w:t>T</w:t>
-            </w:r>
-          </w:p>
-        </w:tc>
-        <w:tc>
-          <w:tcPr>
-            <w:tcW w:type="dxa" w:w="1080"/>
-            <w:shd w:val="clear" w:fill="FFF2CC"/>
-          </w:tcPr>
-          <w:p>
-            <w:pPr>
-              <w:jc w:val="center"/>
-            </w:pPr>
-            <w:r/>
-            <w:r>
-              <w:rPr>
-                <w:b w:val="0"/>
-              </w:rPr>
-              <w:t>T</w:t>
-            </w:r>
-          </w:p>
-        </w:tc>
-        <w:tc>
-          <w:tcPr>
-            <w:tcW w:type="dxa" w:w="1080"/>
-            <w:shd w:val="clear" w:fill="FFF2CC"/>
-          </w:tcPr>
-          <w:p>
-            <w:pPr>
-              <w:jc w:val="center"/>
-            </w:pPr>
-            <w:r/>
-            <w:r>
-              <w:rPr>
-                <w:b w:val="0"/>
-              </w:rPr>
-              <w:t>F</w:t>
-            </w:r>
-          </w:p>
-        </w:tc>
-        <w:tc>
-          <w:tcPr>
-            <w:tcW w:type="dxa" w:w="1080"/>
-            <w:shd w:val="clear" w:fill="FFF2CC"/>
-          </w:tcPr>
-          <w:p>
-            <w:pPr>
-              <w:jc w:val="center"/>
-            </w:pPr>
-            <w:r/>
-            <w:r>
-              <w:rPr>
-                <w:b w:val="0"/>
-              </w:rPr>
-              <w:t>T</w:t>
-            </w:r>
-          </w:p>
-        </w:tc>
-        <w:tc>
-          <w:tcPr>
-            <w:tcW w:type="dxa" w:w="1080"/>
-            <w:shd w:val="clear" w:fill="FFF2CC"/>
-          </w:tcPr>
-          <w:p>
-            <w:pPr>
-              <w:jc w:val="center"/>
-            </w:pPr>
-            <w:r/>
-            <w:r>
-              <w:rPr>
-                <w:b w:val="0"/>
-              </w:rPr>
-              <w:t>T</w:t>
-            </w:r>
-          </w:p>
-        </w:tc>
-        <w:tc>
-          <w:tcPr>
-            <w:tcW w:type="dxa" w:w="1080"/>
-            <w:shd w:val="clear" w:fill="FFF2CC"/>
-          </w:tcPr>
-          <w:p>
-            <w:pPr>
-              <w:jc w:val="center"/>
-            </w:pPr>
-            <w:r/>
-            <w:r>
-              <w:rPr>
-                <w:b w:val="0"/>
-              </w:rPr>
-              <w:t>T</w:t>
-            </w:r>
-          </w:p>
-        </w:tc>
-      </w:tr>
-      <w:tr>
-        <w:tc>
-          <w:tcPr>
-            <w:tcW w:type="dxa" w:w="1080"/>
-          </w:tcPr>
-          <w:p>
-            <w:pPr>
-              <w:jc w:val="center"/>
-            </w:pPr>
-            <w:r/>
-            <w:r>
-              <w:rPr>
-                <w:b w:val="0"/>
-              </w:rPr>
-              <w:t>F</w:t>
-            </w:r>
-          </w:p>
-        </w:tc>
-        <w:tc>
-          <w:tcPr>
-            <w:tcW w:type="dxa" w:w="1080"/>
-          </w:tcPr>
-          <w:p>
-            <w:pPr>
-              <w:jc w:val="center"/>
-            </w:pPr>
-            <w:r/>
-            <w:r>
-              <w:rPr>
-                <w:b w:val="0"/>
-              </w:rPr>
-              <w:t>F</w:t>
-            </w:r>
-          </w:p>
-        </w:tc>
-        <w:tc>
-          <w:tcPr>
-            <w:tcW w:type="dxa" w:w="1080"/>
-          </w:tcPr>
-          <w:p>
-            <w:pPr>
-              <w:jc w:val="center"/>
-            </w:pPr>
-            <w:r/>
-            <w:r>
-              <w:rPr>
-                <w:b w:val="0"/>
-              </w:rPr>
-              <w:t>T</w:t>
-            </w:r>
-          </w:p>
-        </w:tc>
-        <w:tc>
-          <w:tcPr>
-            <w:tcW w:type="dxa" w:w="1080"/>
-          </w:tcPr>
-          <w:p>
-            <w:pPr>
-              <w:jc w:val="center"/>
-            </w:pPr>
-            <w:r/>
-            <w:r>
-              <w:rPr>
-                <w:b w:val="0"/>
-              </w:rPr>
-              <w:t>F</w:t>
-            </w:r>
-          </w:p>
-        </w:tc>
-        <w:tc>
-          <w:tcPr>
-            <w:tcW w:type="dxa" w:w="1080"/>
-          </w:tcPr>
-          <w:p>
-            <w:pPr>
-              <w:jc w:val="center"/>
-            </w:pPr>
-            <w:r/>
-            <w:r>
-              <w:rPr>
-                <w:b w:val="0"/>
-              </w:rPr>
-              <w:t>F</w:t>
-            </w:r>
-          </w:p>
-        </w:tc>
-        <w:tc>
-          <w:tcPr>
-            <w:tcW w:type="dxa" w:w="1080"/>
-          </w:tcPr>
-          <w:p>
-            <w:pPr>
-              <w:jc w:val="center"/>
-            </w:pPr>
-            <w:r/>
-            <w:r>
-              <w:rPr>
-                <w:b w:val="0"/>
-              </w:rPr>
-              <w:t>T</w:t>
-            </w:r>
-          </w:p>
-        </w:tc>
-        <w:tc>
-          <w:tcPr>
-            <w:tcW w:type="dxa" w:w="1080"/>
-          </w:tcPr>
-          <w:p>
-            <w:pPr>
-              <w:jc w:val="center"/>
-            </w:pPr>
-            <w:r/>
-            <w:r>
-              <w:rPr>
-                <w:b w:val="0"/>
-              </w:rPr>
-              <w:t>F</w:t>
-            </w:r>
-          </w:p>
-        </w:tc>
-        <w:tc>
-          <w:tcPr>
-            <w:tcW w:type="dxa" w:w="1080"/>
-          </w:tcPr>
-          <w:p>
-            <w:pPr>
-              <w:jc w:val="center"/>
-            </w:pPr>
-            <w:r/>
-            <w:r>
-              <w:rPr>
-                <w:b w:val="0"/>
-              </w:rPr>
-              <w:t>T</w:t>
-            </w:r>
-          </w:p>
-        </w:tc>
-      </w:tr>
-      <w:tr>
-        <w:tc>
-          <w:tcPr>
-            <w:tcW w:type="dxa" w:w="1080"/>
-            <w:shd w:val="clear" w:fill="FFF2CC"/>
-          </w:tcPr>
-          <w:p>
-            <w:pPr>
-              <w:jc w:val="center"/>
-            </w:pPr>
-            <w:r/>
-            <w:r>
-              <w:rPr>
-                <w:b w:val="0"/>
-              </w:rPr>
-              <w:t>F</w:t>
-            </w:r>
-          </w:p>
-        </w:tc>
-        <w:tc>
-          <w:tcPr>
-            <w:tcW w:type="dxa" w:w="1080"/>
-            <w:shd w:val="clear" w:fill="FFF2CC"/>
-          </w:tcPr>
-          <w:p>
-            <w:pPr>
-              <w:jc w:val="center"/>
-            </w:pPr>
-            <w:r/>
-            <w:r>
-              <w:rPr>
-                <w:b w:val="0"/>
-              </w:rPr>
-              <w:t>F</w:t>
-            </w:r>
-          </w:p>
-        </w:tc>
-        <w:tc>
-          <w:tcPr>
-            <w:tcW w:type="dxa" w:w="1080"/>
-            <w:shd w:val="clear" w:fill="FFF2CC"/>
-          </w:tcPr>
-          <w:p>
-            <w:pPr>
-              <w:jc w:val="center"/>
-            </w:pPr>
-            <w:r/>
-            <w:r>
-              <w:rPr>
-                <w:b w:val="0"/>
-              </w:rPr>
-              <w:t>F</w:t>
-            </w:r>
-          </w:p>
-        </w:tc>
-        <w:tc>
-          <w:tcPr>
-            <w:tcW w:type="dxa" w:w="1080"/>
-            <w:shd w:val="clear" w:fill="FFF2CC"/>
-          </w:tcPr>
-          <w:p>
-            <w:pPr>
-              <w:jc w:val="center"/>
-            </w:pPr>
-            <w:r/>
-            <w:r>
-              <w:rPr>
-                <w:b w:val="0"/>
-              </w:rPr>
-              <w:t>T</w:t>
-            </w:r>
-          </w:p>
-        </w:tc>
-        <w:tc>
-          <w:tcPr>
-            <w:tcW w:type="dxa" w:w="1080"/>
-            <w:shd w:val="clear" w:fill="FFF2CC"/>
-          </w:tcPr>
-          <w:p>
-            <w:pPr>
-              <w:jc w:val="center"/>
-            </w:pPr>
-            <w:r/>
-            <w:r>
-              <w:rPr>
-                <w:b w:val="0"/>
-              </w:rPr>
-              <w:t>F</w:t>
-            </w:r>
-          </w:p>
-        </w:tc>
-        <w:tc>
-          <w:tcPr>
-            <w:tcW w:type="dxa" w:w="1080"/>
-            <w:shd w:val="clear" w:fill="FFF2CC"/>
-          </w:tcPr>
-          <w:p>
-            <w:pPr>
-              <w:jc w:val="center"/>
-            </w:pPr>
-            <w:r/>
-            <w:r>
-              <w:rPr>
-                <w:b w:val="0"/>
-              </w:rPr>
-              <w:t>T</w:t>
-            </w:r>
-          </w:p>
-        </w:tc>
-        <w:tc>
-          <w:tcPr>
-            <w:tcW w:type="dxa" w:w="1080"/>
-            <w:shd w:val="clear" w:fill="FFF2CC"/>
-          </w:tcPr>
-          <w:p>
-            <w:pPr>
-              <w:jc w:val="center"/>
-            </w:pPr>
-            <w:r/>
-            <w:r>
-              <w:rPr>
-                <w:b w:val="0"/>
-              </w:rPr>
-              <w:t>T</w:t>
-            </w:r>
-          </w:p>
-        </w:tc>
-        <w:tc>
-          <w:tcPr>
-            <w:tcW w:type="dxa" w:w="1080"/>
-            <w:shd w:val="clear" w:fill="FFF2CC"/>
-          </w:tcPr>
-          <w:p>
-            <w:pPr>
-              <w:jc w:val="center"/>
-            </w:pPr>
-            <w:r/>
-            <w:r>
-              <w:rPr>
-                <w:b w:val="0"/>
-              </w:rPr>
-              <w:t>T</w:t>
-            </w:r>
-          </w:p>
-        </w:tc>
-      </w:tr>
-      <w:tr>
-        <w:tc>
-          <w:tcPr>
-            <w:tcW w:type="dxa" w:w="1080"/>
-            <w:shd w:val="clear" w:fill="FFF2CC"/>
-          </w:tcPr>
-          <w:p>
-            <w:pPr>
-              <w:jc w:val="center"/>
-            </w:pPr>
-            <w:r/>
-            <w:r>
-              <w:rPr>
-                <w:b w:val="0"/>
-              </w:rPr>
-              <w:t>F</w:t>
-            </w:r>
-          </w:p>
-        </w:tc>
-        <w:tc>
-          <w:tcPr>
-            <w:tcW w:type="dxa" w:w="1080"/>
-            <w:shd w:val="clear" w:fill="FFF2CC"/>
-          </w:tcPr>
-          <w:p>
-            <w:pPr>
-              <w:jc w:val="center"/>
-            </w:pPr>
-            <w:r/>
-            <w:r>
-              <w:rPr>
-                <w:b w:val="0"/>
-              </w:rPr>
-              <w:t>F</w:t>
-            </w:r>
-          </w:p>
-        </w:tc>
-        <w:tc>
-          <w:tcPr>
-            <w:tcW w:type="dxa" w:w="1080"/>
-            <w:shd w:val="clear" w:fill="FFF2CC"/>
-          </w:tcPr>
-          <w:p>
-            <w:pPr>
-              <w:jc w:val="center"/>
-            </w:pPr>
-            <w:r/>
-            <w:r>
-              <w:rPr>
-                <w:b w:val="0"/>
-              </w:rPr>
-              <w:t>F</w:t>
-            </w:r>
-          </w:p>
-        </w:tc>
-        <w:tc>
-          <w:tcPr>
-            <w:tcW w:type="dxa" w:w="1080"/>
-            <w:shd w:val="clear" w:fill="FFF2CC"/>
-          </w:tcPr>
-          <w:p>
-            <w:pPr>
-              <w:jc w:val="center"/>
-            </w:pPr>
-            <w:r/>
-            <w:r>
-              <w:rPr>
-                <w:b w:val="0"/>
-              </w:rPr>
-              <w:t>F</w:t>
-            </w:r>
-          </w:p>
-        </w:tc>
-        <w:tc>
-          <w:tcPr>
-            <w:tcW w:type="dxa" w:w="1080"/>
-            <w:shd w:val="clear" w:fill="FFF2CC"/>
-          </w:tcPr>
-          <w:p>
-            <w:pPr>
-              <w:jc w:val="center"/>
-            </w:pPr>
-            <w:r/>
-            <w:r>
-              <w:rPr>
-                <w:b w:val="0"/>
-              </w:rPr>
-              <w:t>F</w:t>
-            </w:r>
-          </w:p>
-        </w:tc>
-        <w:tc>
-          <w:tcPr>
-            <w:tcW w:type="dxa" w:w="1080"/>
-            <w:shd w:val="clear" w:fill="FFF2CC"/>
-          </w:tcPr>
-          <w:p>
-            <w:pPr>
-              <w:jc w:val="center"/>
-            </w:pPr>
-            <w:r/>
-            <w:r>
-              <w:rPr>
-                <w:b w:val="0"/>
-              </w:rPr>
-              <w:t>T</w:t>
-            </w:r>
-          </w:p>
-        </w:tc>
-        <w:tc>
-          <w:tcPr>
-            <w:tcW w:type="dxa" w:w="1080"/>
-            <w:shd w:val="clear" w:fill="FFF2CC"/>
-          </w:tcPr>
-          <w:p>
-            <w:pPr>
-              <w:jc w:val="center"/>
-            </w:pPr>
-            <w:r/>
-            <w:r>
-              <w:rPr>
-                <w:b w:val="0"/>
-              </w:rPr>
-              <w:t>T</w:t>
-            </w:r>
-          </w:p>
-        </w:tc>
-        <w:tc>
-          <w:tcPr>
-            <w:tcW w:type="dxa" w:w="1080"/>
-            <w:shd w:val="clear" w:fill="FFF2CC"/>
-          </w:tcPr>
-          <w:p>
-            <w:pPr>
-              <w:jc w:val="center"/>
-            </w:pPr>
-            <w:r/>
-            <w:r>
-              <w:rPr>
-                <w:b w:val="0"/>
-              </w:rPr>
-              <w:t>T</w:t>
+              <w:t>Conditional Proof 3–5  ∎</w:t>
             </w:r>
           </w:p>
         </w:tc>
@@ -3186,15 +809,15 @@
           <w:i/>
           <w:sz w:val="20"/>
         </w:rPr>
-        <w:t>Shaded row(s): both premises true. In every such row the conclusion is also true; when A ∧ B is false the conclusion holds vacuously. Hence the argument is valid.</w:t>
+        <w:t>The chain rule is valid: whenever the two premises hold, the conclusion holds. Computational cross-check below confirms it.</w:t>
       </w:r>
     </w:p>
     <w:p>
       <w:pPr>
-        <w:pStyle w:val="Heading1"/>
+        <w:pStyle w:val="Heading2"/>
       </w:pPr>
       <w:r>
-        <w:t>Unit II — Combinatorics</w:t>
+        <w:t>6.2 Combinatorics — Exact Evaluation</w:t>
       </w:r>
     </w:p>
     <w:p>
@@ -3203,76 +826,7 @@
           <w:b w:val="0"/>
           <w:i w:val="0"/>
         </w:rPr>
-        <w:t xml:space="preserve">Database of </w:t>
-      </w:r>
-      <w:r>
-        <w:rPr>
-          <w:b/>
-          <w:i w:val="0"/>
-        </w:rPr>
-        <w:t>n = 12</w:t>
-      </w:r>
-      <w:r>
-        <w:rPr>
-          <w:b w:val="0"/>
-          <w:i w:val="0"/>
-        </w:rPr>
-        <w:t xml:space="preserve"> symptoms; the system uses </w:t>
-      </w:r>
-      <w:r>
-        <w:rPr>
-          <w:b/>
-          <w:i w:val="0"/>
-        </w:rPr>
-        <w:t>r = 5</w:t>
-      </w:r>
-      <w:r>
-        <w:rPr>
-          <w:b w:val="0"/>
-          <w:i w:val="0"/>
-        </w:rPr>
-        <w:t>. Selection is without repetition.</w:t>
-      </w:r>
-    </w:p>
-    <w:p>
-      <w:pPr>
-        <w:pStyle w:val="Heading2"/>
-      </w:pPr>
-      <w:r>
-        <w:t>2.1 Exactly 5 symptoms selected (order irrelevant) — Combinations</w:t>
-      </w:r>
-    </w:p>
-    <w:p>
-      <w:pPr>
-        <w:jc w:val="center"/>
-      </w:pPr>
-      <w:r>
-        <w:rPr>
-          <w:b/>
-          <w:i w:val="0"/>
-        </w:rPr>
-        <w:t>C(12, 5) = 12! / (5! · 7!) = (12·11·10·9·8) / (5·4·3·2·1) = 95,040 / 120</w:t>
-      </w:r>
-    </w:p>
-    <w:p>
-      <w:pPr>
-        <w:jc w:val="center"/>
-      </w:pPr>
-      <w:r>
-        <w:rPr>
-          <w:b/>
-          <w:i w:val="0"/>
-          <w:sz w:val="28"/>
-        </w:rPr>
-        <w:t>C(12, 5) = 792</w:t>
-      </w:r>
-    </w:p>
-    <w:p>
-      <w:pPr>
-        <w:pStyle w:val="Heading2"/>
-      </w:pPr>
-      <w:r>
-        <w:t>2.2 At least 5 symptoms selected</w:t>
+        <w:t>C(12,5) = 12!/(5!·7!) = (12·11·10·9·8)/(5·4·3·2·1) = 95,040/120 = 792.</w:t>
       </w:r>
     </w:p>
     <w:p>
@@ -3281,83 +835,7 @@
           <w:b w:val="0"/>
           <w:i w:val="0"/>
         </w:rPr>
-        <w:t>The system may use any subset of size 5, 6, …, 12:</w:t>
-      </w:r>
-    </w:p>
-    <w:p>
-      <w:pPr>
-        <w:jc w:val="center"/>
-      </w:pPr>
-      <w:r>
-        <w:rPr>
-          <w:b w:val="0"/>
-          <w:i w:val="0"/>
-        </w:rPr>
-        <w:t>∑ C(12, k), k = 5 … 12  =  792 + 924 + 792 + 495 + 220 + 66 + 12 + 1  =  3302</w:t>
-      </w:r>
-    </w:p>
-    <w:p>
-      <w:r>
-        <w:rPr>
-          <w:b/>
-          <w:i w:val="0"/>
-        </w:rPr>
-        <w:t xml:space="preserve">Shortcut (complement rule): </w:t>
-      </w:r>
-      <w:r>
-        <w:rPr>
-          <w:b w:val="0"/>
-          <w:i w:val="0"/>
-        </w:rPr>
-        <w:t>total subsets = 2</w:t>
-      </w:r>
-      <w:r>
-        <w:rPr>
-          <w:b w:val="0"/>
-          <w:i w:val="0"/>
-          <w:vertAlign w:val="superscript"/>
-        </w:rPr>
-        <w:t>12</w:t>
-      </w:r>
-      <w:r>
-        <w:rPr>
-          <w:b w:val="0"/>
-          <w:i w:val="0"/>
-        </w:rPr>
-        <w:t>; subtract subsets of size 0–4:</w:t>
-      </w:r>
-    </w:p>
-    <w:p>
-      <w:pPr>
-        <w:jc w:val="center"/>
-      </w:pPr>
-      <w:r>
-        <w:rPr>
-          <w:b w:val="0"/>
-          <w:i w:val="0"/>
-        </w:rPr>
-        <w:t>2¹² − [C(12,0)+C(12,1)+C(12,2)+C(12,3)+C(12,4)] = 4096 − (1+12+66+220+495) = 4096 − 794 = 3302</w:t>
-      </w:r>
-    </w:p>
-    <w:p>
-      <w:pPr>
-        <w:jc w:val="center"/>
-      </w:pPr>
-      <w:r>
-        <w:rPr>
-          <w:b/>
-          <w:i w:val="0"/>
-          <w:sz w:val="28"/>
-        </w:rPr>
-        <w:t>Answer: 3302 possible symptom sets</w:t>
-      </w:r>
-    </w:p>
-    <w:p>
-      <w:pPr>
-        <w:pStyle w:val="Heading2"/>
-      </w:pPr>
-      <w:r>
-        <w:t>2.3 Order of symptoms considered — Permutations</w:t>
+        <w:t>At least five: total subsets 2¹² = 4096; subtract 0–4-subsets 1+12+66+220+495 = 794; remainder 3302. Direct sum check: 792+924+792+495+220+66+12+1 = 3302 ✓.</w:t>
       </w:r>
     </w:p>
     <w:p>
@@ -3366,48 +844,7 @@
           <w:b w:val="0"/>
           <w:i w:val="0"/>
         </w:rPr>
-        <w:t>When the sequence of the 5 chosen symptoms matters (e.g. ranked by severity):</w:t>
-      </w:r>
-    </w:p>
-    <w:p>
-      <w:pPr>
-        <w:jc w:val="center"/>
-      </w:pPr>
-      <w:r>
-        <w:rPr>
-          <w:b/>
-          <w:i w:val="0"/>
-        </w:rPr>
-        <w:t>P(12, 5) = 12! / 7! = 12·11·10·9·8 = 95,040</w:t>
-      </w:r>
-    </w:p>
-    <w:p>
-      <w:r>
-        <w:rPr>
-          <w:b w:val="0"/>
-          <w:i/>
-        </w:rPr>
-        <w:t xml:space="preserve">Consistency check: </w:t>
-      </w:r>
-      <w:r>
-        <w:rPr>
-          <w:b w:val="0"/>
-          <w:i/>
-        </w:rPr>
-        <w:t>P(12,5) = C(12,5) × 5! = 792 × 120 = 95,040 ✓  — each unordered set of 5 can be arranged in 5! orders.</w:t>
-      </w:r>
-    </w:p>
-    <w:p>
-      <w:pPr>
-        <w:jc w:val="center"/>
-      </w:pPr>
-      <w:r>
-        <w:rPr>
-          <w:b/>
-          <w:i w:val="0"/>
-          <w:sz w:val="28"/>
-        </w:rPr>
-        <w:t>Answer: 95,040 ordered selections</w:t>
+        <w:t>Ordered five: P(12,5) = 12!/7! = 12·11·10·9·8 = 95,040 = 792·120. Ordering multiplies by 5!; relaxing “exactly five” to “at least five” multiplies by ~4.17.</w:t>
       </w:r>
     </w:p>
     <w:p>
@@ -3415,7 +852,41 @@
         <w:pStyle w:val="Heading2"/>
       </w:pPr>
       <w:r>
-        <w:t>2.4 Investigation summary</w:t>
+        <w:t>6.3 Graph — Invariants and Certificate</w:t>
+      </w:r>
+    </w:p>
+    <w:p>
+      <w:r>
+        <w:rPr>
+          <w:b w:val="0"/>
+          <w:i w:val="0"/>
+        </w:rPr>
+        <w:t>Degrees: S₁=2, S₂=1, S₃=1, S₄=2, D₁=3, D₂=2, D₃=1; degree sequence sorted descending = (3, 2, 2, 2, 1, 1, 1) — sum 12 = 2·|E|, satisfying the handshake lemma. (An earlier draft listed (3,2,2,1,1,1,1) summing to 11; corrected here.)</w:t>
+      </w:r>
+    </w:p>
+    <w:p>
+      <w:r>
+        <w:rPr>
+          <w:b w:val="0"/>
+          <w:i w:val="0"/>
+        </w:rPr>
+        <w:t>Both drawings share |V|=7, |E|=6, bipartiteness and the sequence above — necessary conditions. Edge-preserving bijection f(Sᵢ)=Sᵢ′, f(Dⱼ)=Dⱼ′ maps each of the six edges to an edge in the other drawing, and equal edge counts guarantee non-edges are preserved. Algebraically, with reversal permutations r_S=[3,2,1,0], r_D=[2,1,0], biadjacencies satisfy A₂ = P(r_S,r_D)·A₁·Pᵀ, the permutation-similarity certificate.</w:t>
+      </w:r>
+    </w:p>
+    <w:p>
+      <w:pPr>
+        <w:pStyle w:val="Heading1"/>
+      </w:pPr>
+      <w:r>
+        <w:t>7. Diagram / Graph / Truth Table / Algorithm</w:t>
+      </w:r>
+    </w:p>
+    <w:p>
+      <w:pPr>
+        <w:pStyle w:val="Heading2"/>
+      </w:pPr>
+      <w:r>
+        <w:t>7.1 Truth Table (16 rows) — Premises entail the conclusion</w:t>
       </w:r>
     </w:p>
     <w:tbl>
@@ -3426,15 +897,19 @@
         <w:tblLook w:firstColumn="1" w:firstRow="1" w:lastColumn="0" w:lastRow="0" w:noHBand="0" w:noVBand="1" w:val="04A0"/>
       </w:tblPr>
       <w:tblGrid>
-        <w:gridCol w:w="2160"/>
-        <w:gridCol w:w="2160"/>
-        <w:gridCol w:w="2160"/>
-        <w:gridCol w:w="2160"/>
+        <w:gridCol w:w="1278"/>
+        <w:gridCol w:w="1278"/>
+        <w:gridCol w:w="1278"/>
+        <w:gridCol w:w="1278"/>
+        <w:gridCol w:w="1278"/>
+        <w:gridCol w:w="1278"/>
+        <w:gridCol w:w="1278"/>
+        <w:gridCol w:w="1278"/>
       </w:tblGrid>
       <w:tr>
         <w:tc>
           <w:tcPr>
-            <w:tcW w:type="dxa" w:w="2160"/>
+            <w:tcW w:type="dxa" w:w="1278"/>
             <w:shd w:val="clear" w:fill="D9E2F3"/>
           </w:tcPr>
           <w:p>
@@ -3444,15 +919,16 @@
             <w:r/>
             <w:r>
               <w:rPr>
+                <w:rFonts w:ascii="Calibri" w:hAnsi="Calibri"/>
                 <w:b/>
               </w:rPr>
-              <w:t>Case</w:t>
+              <w:t>A</w:t>
             </w:r>
           </w:p>
         </w:tc>
         <w:tc>
           <w:tcPr>
-            <w:tcW w:type="dxa" w:w="2160"/>
+            <w:tcW w:type="dxa" w:w="1278"/>
             <w:shd w:val="clear" w:fill="D9E2F3"/>
           </w:tcPr>
           <w:p>
@@ -3462,15 +938,16 @@
             <w:r/>
             <w:r>
               <w:rPr>
+                <w:rFonts w:ascii="Calibri" w:hAnsi="Calibri"/>
                 <w:b/>
               </w:rPr>
-              <w:t>Formula</w:t>
+              <w:t>B</w:t>
             </w:r>
           </w:p>
         </w:tc>
         <w:tc>
           <w:tcPr>
-            <w:tcW w:type="dxa" w:w="2160"/>
+            <w:tcW w:type="dxa" w:w="1278"/>
             <w:shd w:val="clear" w:fill="D9E2F3"/>
           </w:tcPr>
           <w:p>
@@ -3480,15 +957,16 @@
             <w:r/>
             <w:r>
               <w:rPr>
+                <w:rFonts w:ascii="Calibri" w:hAnsi="Calibri"/>
                 <w:b/>
               </w:rPr>
-              <w:t>Count</w:t>
+              <w:t>X</w:t>
             </w:r>
           </w:p>
         </w:tc>
         <w:tc>
           <w:tcPr>
-            <w:tcW w:type="dxa" w:w="2160"/>
+            <w:tcW w:type="dxa" w:w="1278"/>
             <w:shd w:val="clear" w:fill="D9E2F3"/>
           </w:tcPr>
           <w:p>
@@ -3498,325 +976,16 @@
             <w:r/>
             <w:r>
               <w:rPr>
+                <w:rFonts w:ascii="Calibri" w:hAnsi="Calibri"/>
                 <w:b/>
               </w:rPr>
-              <w:t>Interpretation</w:t>
-            </w:r>
-          </w:p>
-        </w:tc>
-      </w:tr>
-      <w:tr>
-        <w:tc>
-          <w:tcPr>
-            <w:tcW w:type="dxa" w:w="2160"/>
-          </w:tcPr>
-          <w:p>
-            <w:pPr>
-              <w:jc w:val="center"/>
-            </w:pPr>
-            <w:r/>
-            <w:r>
-              <w:rPr>
-                <w:b w:val="0"/>
-              </w:rPr>
-              <w:t>Exactly 5</w:t>
+              <w:t>T</w:t>
             </w:r>
           </w:p>
         </w:tc>
         <w:tc>
           <w:tcPr>
-            <w:tcW w:type="dxa" w:w="2160"/>
-          </w:tcPr>
-          <w:p>
-            <w:pPr>
-              <w:jc w:val="center"/>
-            </w:pPr>
-            <w:r/>
-            <w:r>
-              <w:rPr>
-                <w:b w:val="0"/>
-              </w:rPr>
-              <w:t>C(12, 5)</w:t>
-            </w:r>
-          </w:p>
-        </w:tc>
-        <w:tc>
-          <w:tcPr>
-            <w:tcW w:type="dxa" w:w="2160"/>
-          </w:tcPr>
-          <w:p>
-            <w:pPr>
-              <w:jc w:val="center"/>
-            </w:pPr>
-            <w:r/>
-            <w:r>
-              <w:rPr>
-                <w:b w:val="0"/>
-              </w:rPr>
-              <w:t>792</w:t>
-            </w:r>
-          </w:p>
-        </w:tc>
-        <w:tc>
-          <w:tcPr>
-            <w:tcW w:type="dxa" w:w="2160"/>
-          </w:tcPr>
-          <w:p>
-            <w:pPr>
-              <w:jc w:val="center"/>
-            </w:pPr>
-            <w:r/>
-            <w:r>
-              <w:rPr>
-                <w:b w:val="0"/>
-              </w:rPr>
-              <w:t>One 5-symptom set, order ignored</w:t>
-            </w:r>
-          </w:p>
-        </w:tc>
-      </w:tr>
-      <w:tr>
-        <w:tc>
-          <w:tcPr>
-            <w:tcW w:type="dxa" w:w="2160"/>
-          </w:tcPr>
-          <w:p>
-            <w:pPr>
-              <w:jc w:val="center"/>
-            </w:pPr>
-            <w:r/>
-            <w:r>
-              <w:rPr>
-                <w:b w:val="0"/>
-              </w:rPr>
-              <w:t>At least 5</w:t>
-            </w:r>
-          </w:p>
-        </w:tc>
-        <w:tc>
-          <w:tcPr>
-            <w:tcW w:type="dxa" w:w="2160"/>
-          </w:tcPr>
-          <w:p>
-            <w:pPr>
-              <w:jc w:val="center"/>
-            </w:pPr>
-            <w:r/>
-            <w:r>
-              <w:rPr>
-                <w:b w:val="0"/>
-              </w:rPr>
-              <w:t>∑ C(12, k), k=5..12</w:t>
-            </w:r>
-          </w:p>
-        </w:tc>
-        <w:tc>
-          <w:tcPr>
-            <w:tcW w:type="dxa" w:w="2160"/>
-          </w:tcPr>
-          <w:p>
-            <w:pPr>
-              <w:jc w:val="center"/>
-            </w:pPr>
-            <w:r/>
-            <w:r>
-              <w:rPr>
-                <w:b w:val="0"/>
-              </w:rPr>
-              <w:t>3,302</w:t>
-            </w:r>
-          </w:p>
-        </w:tc>
-        <w:tc>
-          <w:tcPr>
-            <w:tcW w:type="dxa" w:w="2160"/>
-          </w:tcPr>
-          <w:p>
-            <w:pPr>
-              <w:jc w:val="center"/>
-            </w:pPr>
-            <w:r/>
-            <w:r>
-              <w:rPr>
-                <w:b w:val="0"/>
-              </w:rPr>
-              <w:t>Any subset of size 5 to 12</w:t>
-            </w:r>
-          </w:p>
-        </w:tc>
-      </w:tr>
-      <w:tr>
-        <w:tc>
-          <w:tcPr>
-            <w:tcW w:type="dxa" w:w="2160"/>
-          </w:tcPr>
-          <w:p>
-            <w:pPr>
-              <w:jc w:val="center"/>
-            </w:pPr>
-            <w:r/>
-            <w:r>
-              <w:rPr>
-                <w:b w:val="0"/>
-              </w:rPr>
-              <w:t>Order considered</w:t>
-            </w:r>
-          </w:p>
-        </w:tc>
-        <w:tc>
-          <w:tcPr>
-            <w:tcW w:type="dxa" w:w="2160"/>
-          </w:tcPr>
-          <w:p>
-            <w:pPr>
-              <w:jc w:val="center"/>
-            </w:pPr>
-            <w:r/>
-            <w:r>
-              <w:rPr>
-                <w:b w:val="0"/>
-              </w:rPr>
-              <w:t>P(12, 5)</w:t>
-            </w:r>
-          </w:p>
-        </w:tc>
-        <w:tc>
-          <w:tcPr>
-            <w:tcW w:type="dxa" w:w="2160"/>
-          </w:tcPr>
-          <w:p>
-            <w:pPr>
-              <w:jc w:val="center"/>
-            </w:pPr>
-            <w:r/>
-            <w:r>
-              <w:rPr>
-                <w:b w:val="0"/>
-              </w:rPr>
-              <w:t>95,040</w:t>
-            </w:r>
-          </w:p>
-        </w:tc>
-        <w:tc>
-          <w:tcPr>
-            <w:tcW w:type="dxa" w:w="2160"/>
-          </w:tcPr>
-          <w:p>
-            <w:pPr>
-              <w:jc w:val="center"/>
-            </w:pPr>
-            <w:r/>
-            <w:r>
-              <w:rPr>
-                <w:b w:val="0"/>
-              </w:rPr>
-              <w:t>Exactly 5, sequence matters</w:t>
-            </w:r>
-          </w:p>
-        </w:tc>
-      </w:tr>
-    </w:tbl>
-    <w:p>
-      <w:r>
-        <w:rPr>
-          <w:b w:val="0"/>
-          <w:i/>
-          <w:sz w:val="20"/>
-        </w:rPr>
-        <w:t>Relaxing “exactly 5” to “at least 5” multiplies the count by ≈ 4.17 (792 → 3302); additionally considering order multiplies by 5! (792 → 95,040). Order matters far more than set size.</w:t>
-      </w:r>
-    </w:p>
-    <w:p>
-      <w:pPr>
-        <w:pStyle w:val="Heading1"/>
-      </w:pPr>
-      <w:r>
-        <w:t>Unit III — Graphs &amp; Isomorphism</w:t>
-      </w:r>
-    </w:p>
-    <w:p>
-      <w:pPr>
-        <w:pStyle w:val="Heading2"/>
-      </w:pPr>
-      <w:r>
-        <w:t>3.1 Graph model — Bipartite graph</w:t>
-      </w:r>
-    </w:p>
-    <w:p>
-      <w:r>
-        <w:rPr>
-          <w:b w:val="0"/>
-          <w:i w:val="0"/>
-        </w:rPr>
-        <w:t>G = (V, E) with V = S ∪ D, S ∩ D = ∅, where:</w:t>
-      </w:r>
-    </w:p>
-    <w:p>
-      <w:pPr>
-        <w:pStyle w:val="ListBullet"/>
-      </w:pPr>
-      <w:r>
-        <w:t>S = symptoms, D = diseases (the two disjoint vertex partitions),</w:t>
-      </w:r>
-    </w:p>
-    <w:p>
-      <w:pPr>
-        <w:pStyle w:val="ListBullet"/>
-      </w:pPr>
-      <w:r>
-        <w:t>edge (s, d) ∈ E  iff  symptom s is indicative of disease d,</w:t>
-      </w:r>
-    </w:p>
-    <w:p>
-      <w:pPr>
-        <w:pStyle w:val="ListBullet"/>
-      </w:pPr>
-      <w:r>
-        <w:t>no edges within S or within D — a symptom never indicates a symptom and a disease never indicates a disease; this is exactly the bipartite property.</w:t>
-      </w:r>
-    </w:p>
-    <w:p>
-      <w:r>
-        <w:rPr>
-          <w:b w:val="0"/>
-          <w:i w:val="0"/>
-        </w:rPr>
-        <w:t>Patients extend this to a 3-partite (heterogeneous) network: P–S edges mean “patient exhibits symptom”, S–D edges mean “symptom indicates disease”. Diagnosis = finding disease-vertices at distance 2 from a patient-vertex through shared symptoms.</w:t>
-      </w:r>
-    </w:p>
-    <w:p>
-      <w:pPr>
-        <w:pStyle w:val="Heading2"/>
-      </w:pPr>
-      <w:r>
-        <w:t>3.2 Worked example network</w:t>
-      </w:r>
-    </w:p>
-    <w:p>
-      <w:r>
-        <w:rPr>
-          <w:b w:val="0"/>
-          <w:i w:val="0"/>
-        </w:rPr>
-        <w:t>S = {S₁ Fever, S₂ Cough, S₃ Rash, S₄ Fatigue};   D = {D₁ Influenza, D₂ Measles, D₃ Anemia}</w:t>
-      </w:r>
-    </w:p>
-    <w:tbl>
-      <w:tblPr>
-        <w:tblStyle w:val="TableGrid"/>
-        <w:tblW w:type="auto" w:w="0"/>
-        <w:jc w:val="center"/>
-        <w:tblLook w:firstColumn="1" w:firstRow="1" w:lastColumn="0" w:lastRow="0" w:noHBand="0" w:noVBand="1" w:val="04A0"/>
-      </w:tblPr>
-      <w:tblGrid>
-        <w:gridCol w:w="2880"/>
-        <w:gridCol w:w="2880"/>
-        <w:gridCol w:w="2880"/>
-      </w:tblGrid>
-      <w:tr>
-        <w:tc>
-          <w:tcPr>
-            <w:tcW w:type="dxa" w:w="2880"/>
+            <w:tcW w:type="dxa" w:w="1278"/>
             <w:shd w:val="clear" w:fill="D9E2F3"/>
           </w:tcPr>
           <w:p>
@@ -3826,15 +995,16 @@
             <w:r/>
             <w:r>
               <w:rPr>
+                <w:rFonts w:ascii="Calibri" w:hAnsi="Calibri"/>
                 <w:b/>
               </w:rPr>
-              <w:t>#</w:t>
+              <w:t>A∧B</w:t>
             </w:r>
           </w:p>
         </w:tc>
         <w:tc>
           <w:tcPr>
-            <w:tcW w:type="dxa" w:w="2880"/>
+            <w:tcW w:type="dxa" w:w="1278"/>
             <w:shd w:val="clear" w:fill="D9E2F3"/>
           </w:tcPr>
           <w:p>
@@ -3844,15 +1014,16 @@
             <w:r/>
             <w:r>
               <w:rPr>
+                <w:rFonts w:ascii="Calibri" w:hAnsi="Calibri"/>
                 <w:b/>
               </w:rPr>
-              <w:t>Edge</w:t>
+              <w:t>(A∧B)→X</w:t>
             </w:r>
           </w:p>
         </w:tc>
         <w:tc>
           <w:tcPr>
-            <w:tcW w:type="dxa" w:w="2880"/>
+            <w:tcW w:type="dxa" w:w="1278"/>
             <w:shd w:val="clear" w:fill="D9E2F3"/>
           </w:tcPr>
           <w:p>
@@ -3862,17 +1033,17 @@
             <w:r/>
             <w:r>
               <w:rPr>
+                <w:rFonts w:ascii="Calibri" w:hAnsi="Calibri"/>
                 <w:b/>
               </w:rPr>
-              <w:t>Clinical meaning</w:t>
+              <w:t>X→T</w:t>
             </w:r>
           </w:p>
         </w:tc>
-      </w:tr>
-      <w:tr>
         <w:tc>
           <w:tcPr>
-            <w:tcW w:type="dxa" w:w="2880"/>
+            <w:tcW w:type="dxa" w:w="1278"/>
+            <w:shd w:val="clear" w:fill="D9E2F3"/>
           </w:tcPr>
           <w:p>
             <w:pPr>
@@ -3881,15 +1052,19 @@
             <w:r/>
             <w:r>
               <w:rPr>
-                <w:b w:val="0"/>
+                <w:rFonts w:ascii="Calibri" w:hAnsi="Calibri"/>
+                <w:b/>
               </w:rPr>
-              <w:t>1</w:t>
+              <w:t>(A∧B)→T</w:t>
             </w:r>
           </w:p>
         </w:tc>
+      </w:tr>
+      <w:tr>
         <w:tc>
           <w:tcPr>
-            <w:tcW w:type="dxa" w:w="2880"/>
+            <w:tcW w:type="dxa" w:w="1278"/>
+            <w:shd w:val="clear" w:fill="FFF2CC"/>
           </w:tcPr>
           <w:p>
             <w:pPr>
@@ -3898,15 +1073,17 @@
             <w:r/>
             <w:r>
               <w:rPr>
+                <w:rFonts w:ascii="Calibri" w:hAnsi="Calibri"/>
                 <w:b w:val="0"/>
               </w:rPr>
-              <w:t>S₁ — D₁</w:t>
+              <w:t>T</w:t>
             </w:r>
           </w:p>
         </w:tc>
         <w:tc>
           <w:tcPr>
-            <w:tcW w:type="dxa" w:w="2880"/>
+            <w:tcW w:type="dxa" w:w="1278"/>
+            <w:shd w:val="clear" w:fill="FFF2CC"/>
           </w:tcPr>
           <w:p>
             <w:pPr>
@@ -3915,17 +1092,17 @@
             <w:r/>
             <w:r>
               <w:rPr>
+                <w:rFonts w:ascii="Calibri" w:hAnsi="Calibri"/>
                 <w:b w:val="0"/>
               </w:rPr>
-              <w:t>Fever indicates Influenza</w:t>
+              <w:t>T</w:t>
             </w:r>
           </w:p>
         </w:tc>
-      </w:tr>
-      <w:tr>
         <w:tc>
           <w:tcPr>
-            <w:tcW w:type="dxa" w:w="2880"/>
+            <w:tcW w:type="dxa" w:w="1278"/>
+            <w:shd w:val="clear" w:fill="FFF2CC"/>
           </w:tcPr>
           <w:p>
             <w:pPr>
@@ -3934,15 +1111,17 @@
             <w:r/>
             <w:r>
               <w:rPr>
+                <w:rFonts w:ascii="Calibri" w:hAnsi="Calibri"/>
                 <w:b w:val="0"/>
               </w:rPr>
-              <w:t>2</w:t>
+              <w:t>T</w:t>
             </w:r>
           </w:p>
         </w:tc>
         <w:tc>
           <w:tcPr>
-            <w:tcW w:type="dxa" w:w="2880"/>
+            <w:tcW w:type="dxa" w:w="1278"/>
+            <w:shd w:val="clear" w:fill="FFF2CC"/>
           </w:tcPr>
           <w:p>
             <w:pPr>
@@ -3951,15 +1130,17 @@
             <w:r/>
             <w:r>
               <w:rPr>
+                <w:rFonts w:ascii="Calibri" w:hAnsi="Calibri"/>
                 <w:b w:val="0"/>
               </w:rPr>
-              <w:t>S₁ — D₂</w:t>
+              <w:t>T</w:t>
             </w:r>
           </w:p>
         </w:tc>
         <w:tc>
           <w:tcPr>
-            <w:tcW w:type="dxa" w:w="2880"/>
+            <w:tcW w:type="dxa" w:w="1278"/>
+            <w:shd w:val="clear" w:fill="FFF2CC"/>
           </w:tcPr>
           <w:p>
             <w:pPr>
@@ -3968,17 +1149,17 @@
             <w:r/>
             <w:r>
               <w:rPr>
+                <w:rFonts w:ascii="Calibri" w:hAnsi="Calibri"/>
                 <w:b w:val="0"/>
               </w:rPr>
-              <w:t>Fever indicates Measles</w:t>
+              <w:t>T</w:t>
             </w:r>
           </w:p>
         </w:tc>
-      </w:tr>
-      <w:tr>
         <w:tc>
           <w:tcPr>
-            <w:tcW w:type="dxa" w:w="2880"/>
+            <w:tcW w:type="dxa" w:w="1278"/>
+            <w:shd w:val="clear" w:fill="FFF2CC"/>
           </w:tcPr>
           <w:p>
             <w:pPr>
@@ -3987,15 +1168,17 @@
             <w:r/>
             <w:r>
               <w:rPr>
+                <w:rFonts w:ascii="Calibri" w:hAnsi="Calibri"/>
                 <w:b w:val="0"/>
               </w:rPr>
-              <w:t>3</w:t>
+              <w:t>T</w:t>
             </w:r>
           </w:p>
         </w:tc>
         <w:tc>
           <w:tcPr>
-            <w:tcW w:type="dxa" w:w="2880"/>
+            <w:tcW w:type="dxa" w:w="1278"/>
+            <w:shd w:val="clear" w:fill="FFF2CC"/>
           </w:tcPr>
           <w:p>
             <w:pPr>
@@ -4004,15 +1187,17 @@
             <w:r/>
             <w:r>
               <w:rPr>
+                <w:rFonts w:ascii="Calibri" w:hAnsi="Calibri"/>
                 <w:b w:val="0"/>
               </w:rPr>
-              <w:t>S₂ — D₁</w:t>
+              <w:t>T</w:t>
             </w:r>
           </w:p>
         </w:tc>
         <w:tc>
           <w:tcPr>
-            <w:tcW w:type="dxa" w:w="2880"/>
+            <w:tcW w:type="dxa" w:w="1278"/>
+            <w:shd w:val="clear" w:fill="FFF2CC"/>
           </w:tcPr>
           <w:p>
             <w:pPr>
@@ -4021,9 +1206,10 @@
             <w:r/>
             <w:r>
               <w:rPr>
+                <w:rFonts w:ascii="Calibri" w:hAnsi="Calibri"/>
                 <w:b w:val="0"/>
               </w:rPr>
-              <w:t>Cough indicates Influenza</w:t>
+              <w:t>T</w:t>
             </w:r>
           </w:p>
         </w:tc>
@@ -4031,7 +1217,7 @@
       <w:tr>
         <w:tc>
           <w:tcPr>
-            <w:tcW w:type="dxa" w:w="2880"/>
+            <w:tcW w:type="dxa" w:w="1278"/>
           </w:tcPr>
           <w:p>
             <w:pPr>
@@ -4040,15 +1226,16 @@
             <w:r/>
             <w:r>
               <w:rPr>
+                <w:rFonts w:ascii="Calibri" w:hAnsi="Calibri"/>
                 <w:b w:val="0"/>
               </w:rPr>
-              <w:t>4</w:t>
+              <w:t>T</w:t>
             </w:r>
           </w:p>
         </w:tc>
         <w:tc>
           <w:tcPr>
-            <w:tcW w:type="dxa" w:w="2880"/>
+            <w:tcW w:type="dxa" w:w="1278"/>
           </w:tcPr>
           <w:p>
             <w:pPr>
@@ -4057,15 +1244,16 @@
             <w:r/>
             <w:r>
               <w:rPr>
+                <w:rFonts w:ascii="Calibri" w:hAnsi="Calibri"/>
                 <w:b w:val="0"/>
               </w:rPr>
-              <w:t>S₃ — D₂</w:t>
+              <w:t>T</w:t>
             </w:r>
           </w:p>
         </w:tc>
         <w:tc>
           <w:tcPr>
-            <w:tcW w:type="dxa" w:w="2880"/>
+            <w:tcW w:type="dxa" w:w="1278"/>
           </w:tcPr>
           <w:p>
             <w:pPr>
@@ -4074,17 +1262,16 @@
             <w:r/>
             <w:r>
               <w:rPr>
+                <w:rFonts w:ascii="Calibri" w:hAnsi="Calibri"/>
                 <w:b w:val="0"/>
               </w:rPr>
-              <w:t>Rash indicates Measles</w:t>
+              <w:t>T</w:t>
             </w:r>
           </w:p>
         </w:tc>
-      </w:tr>
-      <w:tr>
         <w:tc>
           <w:tcPr>
-            <w:tcW w:type="dxa" w:w="2880"/>
+            <w:tcW w:type="dxa" w:w="1278"/>
           </w:tcPr>
           <w:p>
             <w:pPr>
@@ -4093,15 +1280,16 @@
             <w:r/>
             <w:r>
               <w:rPr>
+                <w:rFonts w:ascii="Calibri" w:hAnsi="Calibri"/>
                 <w:b w:val="0"/>
               </w:rPr>
-              <w:t>5</w:t>
+              <w:t>F</w:t>
             </w:r>
           </w:p>
         </w:tc>
         <w:tc>
           <w:tcPr>
-            <w:tcW w:type="dxa" w:w="2880"/>
+            <w:tcW w:type="dxa" w:w="1278"/>
           </w:tcPr>
           <w:p>
             <w:pPr>
@@ -4110,15 +1298,16 @@
             <w:r/>
             <w:r>
               <w:rPr>
+                <w:rFonts w:ascii="Calibri" w:hAnsi="Calibri"/>
                 <w:b w:val="0"/>
               </w:rPr>
-              <w:t>S₄ — D₁</w:t>
+              <w:t>T</w:t>
             </w:r>
           </w:p>
         </w:tc>
         <w:tc>
           <w:tcPr>
-            <w:tcW w:type="dxa" w:w="2880"/>
+            <w:tcW w:type="dxa" w:w="1278"/>
           </w:tcPr>
           <w:p>
             <w:pPr>
@@ -4127,17 +1316,16 @@
             <w:r/>
             <w:r>
               <w:rPr>
+                <w:rFonts w:ascii="Calibri" w:hAnsi="Calibri"/>
                 <w:b w:val="0"/>
               </w:rPr>
-              <w:t>Fatigue indicates Influenza</w:t>
+              <w:t>T</w:t>
             </w:r>
           </w:p>
         </w:tc>
-      </w:tr>
-      <w:tr>
         <w:tc>
           <w:tcPr>
-            <w:tcW w:type="dxa" w:w="2880"/>
+            <w:tcW w:type="dxa" w:w="1278"/>
           </w:tcPr>
           <w:p>
             <w:pPr>
@@ -4146,15 +1334,16 @@
             <w:r/>
             <w:r>
               <w:rPr>
+                <w:rFonts w:ascii="Calibri" w:hAnsi="Calibri"/>
                 <w:b w:val="0"/>
               </w:rPr>
-              <w:t>6</w:t>
+              <w:t>F</w:t>
             </w:r>
           </w:p>
         </w:tc>
         <w:tc>
           <w:tcPr>
-            <w:tcW w:type="dxa" w:w="2880"/>
+            <w:tcW w:type="dxa" w:w="1278"/>
           </w:tcPr>
           <w:p>
             <w:pPr>
@@ -4163,15 +1352,18 @@
             <w:r/>
             <w:r>
               <w:rPr>
+                <w:rFonts w:ascii="Calibri" w:hAnsi="Calibri"/>
                 <w:b w:val="0"/>
               </w:rPr>
-              <w:t>S₄ — D₃</w:t>
+              <w:t>F</w:t>
             </w:r>
           </w:p>
         </w:tc>
+      </w:tr>
+      <w:tr>
         <w:tc>
           <w:tcPr>
-            <w:tcW w:type="dxa" w:w="2880"/>
+            <w:tcW w:type="dxa" w:w="1278"/>
           </w:tcPr>
           <w:p>
             <w:pPr>
@@ -4180,9 +1372,2106 @@
             <w:r/>
             <w:r>
               <w:rPr>
+                <w:rFonts w:ascii="Calibri" w:hAnsi="Calibri"/>
                 <w:b w:val="0"/>
               </w:rPr>
-              <w:t>Fatigue indicates Anemia</w:t>
+              <w:t>T</w:t>
+            </w:r>
+          </w:p>
+        </w:tc>
+        <w:tc>
+          <w:tcPr>
+            <w:tcW w:type="dxa" w:w="1278"/>
+          </w:tcPr>
+          <w:p>
+            <w:pPr>
+              <w:jc w:val="center"/>
+            </w:pPr>
+            <w:r/>
+            <w:r>
+              <w:rPr>
+                <w:rFonts w:ascii="Calibri" w:hAnsi="Calibri"/>
+                <w:b w:val="0"/>
+              </w:rPr>
+              <w:t>T</w:t>
+            </w:r>
+          </w:p>
+        </w:tc>
+        <w:tc>
+          <w:tcPr>
+            <w:tcW w:type="dxa" w:w="1278"/>
+          </w:tcPr>
+          <w:p>
+            <w:pPr>
+              <w:jc w:val="center"/>
+            </w:pPr>
+            <w:r/>
+            <w:r>
+              <w:rPr>
+                <w:rFonts w:ascii="Calibri" w:hAnsi="Calibri"/>
+                <w:b w:val="0"/>
+              </w:rPr>
+              <w:t>F</w:t>
+            </w:r>
+          </w:p>
+        </w:tc>
+        <w:tc>
+          <w:tcPr>
+            <w:tcW w:type="dxa" w:w="1278"/>
+          </w:tcPr>
+          <w:p>
+            <w:pPr>
+              <w:jc w:val="center"/>
+            </w:pPr>
+            <w:r/>
+            <w:r>
+              <w:rPr>
+                <w:rFonts w:ascii="Calibri" w:hAnsi="Calibri"/>
+                <w:b w:val="0"/>
+              </w:rPr>
+              <w:t>T</w:t>
+            </w:r>
+          </w:p>
+        </w:tc>
+        <w:tc>
+          <w:tcPr>
+            <w:tcW w:type="dxa" w:w="1278"/>
+          </w:tcPr>
+          <w:p>
+            <w:pPr>
+              <w:jc w:val="center"/>
+            </w:pPr>
+            <w:r/>
+            <w:r>
+              <w:rPr>
+                <w:rFonts w:ascii="Calibri" w:hAnsi="Calibri"/>
+                <w:b w:val="0"/>
+              </w:rPr>
+              <w:t>T</w:t>
+            </w:r>
+          </w:p>
+        </w:tc>
+        <w:tc>
+          <w:tcPr>
+            <w:tcW w:type="dxa" w:w="1278"/>
+          </w:tcPr>
+          <w:p>
+            <w:pPr>
+              <w:jc w:val="center"/>
+            </w:pPr>
+            <w:r/>
+            <w:r>
+              <w:rPr>
+                <w:rFonts w:ascii="Calibri" w:hAnsi="Calibri"/>
+                <w:b w:val="0"/>
+              </w:rPr>
+              <w:t>F</w:t>
+            </w:r>
+          </w:p>
+        </w:tc>
+        <w:tc>
+          <w:tcPr>
+            <w:tcW w:type="dxa" w:w="1278"/>
+          </w:tcPr>
+          <w:p>
+            <w:pPr>
+              <w:jc w:val="center"/>
+            </w:pPr>
+            <w:r/>
+            <w:r>
+              <w:rPr>
+                <w:rFonts w:ascii="Calibri" w:hAnsi="Calibri"/>
+                <w:b w:val="0"/>
+              </w:rPr>
+              <w:t>T</w:t>
+            </w:r>
+          </w:p>
+        </w:tc>
+        <w:tc>
+          <w:tcPr>
+            <w:tcW w:type="dxa" w:w="1278"/>
+          </w:tcPr>
+          <w:p>
+            <w:pPr>
+              <w:jc w:val="center"/>
+            </w:pPr>
+            <w:r/>
+            <w:r>
+              <w:rPr>
+                <w:rFonts w:ascii="Calibri" w:hAnsi="Calibri"/>
+                <w:b w:val="0"/>
+              </w:rPr>
+              <w:t>T</w:t>
+            </w:r>
+          </w:p>
+        </w:tc>
+      </w:tr>
+      <w:tr>
+        <w:tc>
+          <w:tcPr>
+            <w:tcW w:type="dxa" w:w="1278"/>
+          </w:tcPr>
+          <w:p>
+            <w:pPr>
+              <w:jc w:val="center"/>
+            </w:pPr>
+            <w:r/>
+            <w:r>
+              <w:rPr>
+                <w:rFonts w:ascii="Calibri" w:hAnsi="Calibri"/>
+                <w:b w:val="0"/>
+              </w:rPr>
+              <w:t>T</w:t>
+            </w:r>
+          </w:p>
+        </w:tc>
+        <w:tc>
+          <w:tcPr>
+            <w:tcW w:type="dxa" w:w="1278"/>
+          </w:tcPr>
+          <w:p>
+            <w:pPr>
+              <w:jc w:val="center"/>
+            </w:pPr>
+            <w:r/>
+            <w:r>
+              <w:rPr>
+                <w:rFonts w:ascii="Calibri" w:hAnsi="Calibri"/>
+                <w:b w:val="0"/>
+              </w:rPr>
+              <w:t>T</w:t>
+            </w:r>
+          </w:p>
+        </w:tc>
+        <w:tc>
+          <w:tcPr>
+            <w:tcW w:type="dxa" w:w="1278"/>
+          </w:tcPr>
+          <w:p>
+            <w:pPr>
+              <w:jc w:val="center"/>
+            </w:pPr>
+            <w:r/>
+            <w:r>
+              <w:rPr>
+                <w:rFonts w:ascii="Calibri" w:hAnsi="Calibri"/>
+                <w:b w:val="0"/>
+              </w:rPr>
+              <w:t>F</w:t>
+            </w:r>
+          </w:p>
+        </w:tc>
+        <w:tc>
+          <w:tcPr>
+            <w:tcW w:type="dxa" w:w="1278"/>
+          </w:tcPr>
+          <w:p>
+            <w:pPr>
+              <w:jc w:val="center"/>
+            </w:pPr>
+            <w:r/>
+            <w:r>
+              <w:rPr>
+                <w:rFonts w:ascii="Calibri" w:hAnsi="Calibri"/>
+                <w:b w:val="0"/>
+              </w:rPr>
+              <w:t>F</w:t>
+            </w:r>
+          </w:p>
+        </w:tc>
+        <w:tc>
+          <w:tcPr>
+            <w:tcW w:type="dxa" w:w="1278"/>
+          </w:tcPr>
+          <w:p>
+            <w:pPr>
+              <w:jc w:val="center"/>
+            </w:pPr>
+            <w:r/>
+            <w:r>
+              <w:rPr>
+                <w:rFonts w:ascii="Calibri" w:hAnsi="Calibri"/>
+                <w:b w:val="0"/>
+              </w:rPr>
+              <w:t>T</w:t>
+            </w:r>
+          </w:p>
+        </w:tc>
+        <w:tc>
+          <w:tcPr>
+            <w:tcW w:type="dxa" w:w="1278"/>
+          </w:tcPr>
+          <w:p>
+            <w:pPr>
+              <w:jc w:val="center"/>
+            </w:pPr>
+            <w:r/>
+            <w:r>
+              <w:rPr>
+                <w:rFonts w:ascii="Calibri" w:hAnsi="Calibri"/>
+                <w:b w:val="0"/>
+              </w:rPr>
+              <w:t>F</w:t>
+            </w:r>
+          </w:p>
+        </w:tc>
+        <w:tc>
+          <w:tcPr>
+            <w:tcW w:type="dxa" w:w="1278"/>
+          </w:tcPr>
+          <w:p>
+            <w:pPr>
+              <w:jc w:val="center"/>
+            </w:pPr>
+            <w:r/>
+            <w:r>
+              <w:rPr>
+                <w:rFonts w:ascii="Calibri" w:hAnsi="Calibri"/>
+                <w:b w:val="0"/>
+              </w:rPr>
+              <w:t>T</w:t>
+            </w:r>
+          </w:p>
+        </w:tc>
+        <w:tc>
+          <w:tcPr>
+            <w:tcW w:type="dxa" w:w="1278"/>
+          </w:tcPr>
+          <w:p>
+            <w:pPr>
+              <w:jc w:val="center"/>
+            </w:pPr>
+            <w:r/>
+            <w:r>
+              <w:rPr>
+                <w:rFonts w:ascii="Calibri" w:hAnsi="Calibri"/>
+                <w:b w:val="0"/>
+              </w:rPr>
+              <w:t>F</w:t>
+            </w:r>
+          </w:p>
+        </w:tc>
+      </w:tr>
+      <w:tr>
+        <w:tc>
+          <w:tcPr>
+            <w:tcW w:type="dxa" w:w="1278"/>
+            <w:shd w:val="clear" w:fill="FFF2CC"/>
+          </w:tcPr>
+          <w:p>
+            <w:pPr>
+              <w:jc w:val="center"/>
+            </w:pPr>
+            <w:r/>
+            <w:r>
+              <w:rPr>
+                <w:rFonts w:ascii="Calibri" w:hAnsi="Calibri"/>
+                <w:b w:val="0"/>
+              </w:rPr>
+              <w:t>T</w:t>
+            </w:r>
+          </w:p>
+        </w:tc>
+        <w:tc>
+          <w:tcPr>
+            <w:tcW w:type="dxa" w:w="1278"/>
+            <w:shd w:val="clear" w:fill="FFF2CC"/>
+          </w:tcPr>
+          <w:p>
+            <w:pPr>
+              <w:jc w:val="center"/>
+            </w:pPr>
+            <w:r/>
+            <w:r>
+              <w:rPr>
+                <w:rFonts w:ascii="Calibri" w:hAnsi="Calibri"/>
+                <w:b w:val="0"/>
+              </w:rPr>
+              <w:t>F</w:t>
+            </w:r>
+          </w:p>
+        </w:tc>
+        <w:tc>
+          <w:tcPr>
+            <w:tcW w:type="dxa" w:w="1278"/>
+            <w:shd w:val="clear" w:fill="FFF2CC"/>
+          </w:tcPr>
+          <w:p>
+            <w:pPr>
+              <w:jc w:val="center"/>
+            </w:pPr>
+            <w:r/>
+            <w:r>
+              <w:rPr>
+                <w:rFonts w:ascii="Calibri" w:hAnsi="Calibri"/>
+                <w:b w:val="0"/>
+              </w:rPr>
+              <w:t>T</w:t>
+            </w:r>
+          </w:p>
+        </w:tc>
+        <w:tc>
+          <w:tcPr>
+            <w:tcW w:type="dxa" w:w="1278"/>
+            <w:shd w:val="clear" w:fill="FFF2CC"/>
+          </w:tcPr>
+          <w:p>
+            <w:pPr>
+              <w:jc w:val="center"/>
+            </w:pPr>
+            <w:r/>
+            <w:r>
+              <w:rPr>
+                <w:rFonts w:ascii="Calibri" w:hAnsi="Calibri"/>
+                <w:b w:val="0"/>
+              </w:rPr>
+              <w:t>T</w:t>
+            </w:r>
+          </w:p>
+        </w:tc>
+        <w:tc>
+          <w:tcPr>
+            <w:tcW w:type="dxa" w:w="1278"/>
+            <w:shd w:val="clear" w:fill="FFF2CC"/>
+          </w:tcPr>
+          <w:p>
+            <w:pPr>
+              <w:jc w:val="center"/>
+            </w:pPr>
+            <w:r/>
+            <w:r>
+              <w:rPr>
+                <w:rFonts w:ascii="Calibri" w:hAnsi="Calibri"/>
+                <w:b w:val="0"/>
+              </w:rPr>
+              <w:t>F</w:t>
+            </w:r>
+          </w:p>
+        </w:tc>
+        <w:tc>
+          <w:tcPr>
+            <w:tcW w:type="dxa" w:w="1278"/>
+            <w:shd w:val="clear" w:fill="FFF2CC"/>
+          </w:tcPr>
+          <w:p>
+            <w:pPr>
+              <w:jc w:val="center"/>
+            </w:pPr>
+            <w:r/>
+            <w:r>
+              <w:rPr>
+                <w:rFonts w:ascii="Calibri" w:hAnsi="Calibri"/>
+                <w:b w:val="0"/>
+              </w:rPr>
+              <w:t>T</w:t>
+            </w:r>
+          </w:p>
+        </w:tc>
+        <w:tc>
+          <w:tcPr>
+            <w:tcW w:type="dxa" w:w="1278"/>
+            <w:shd w:val="clear" w:fill="FFF2CC"/>
+          </w:tcPr>
+          <w:p>
+            <w:pPr>
+              <w:jc w:val="center"/>
+            </w:pPr>
+            <w:r/>
+            <w:r>
+              <w:rPr>
+                <w:rFonts w:ascii="Calibri" w:hAnsi="Calibri"/>
+                <w:b w:val="0"/>
+              </w:rPr>
+              <w:t>T</w:t>
+            </w:r>
+          </w:p>
+        </w:tc>
+        <w:tc>
+          <w:tcPr>
+            <w:tcW w:type="dxa" w:w="1278"/>
+            <w:shd w:val="clear" w:fill="FFF2CC"/>
+          </w:tcPr>
+          <w:p>
+            <w:pPr>
+              <w:jc w:val="center"/>
+            </w:pPr>
+            <w:r/>
+            <w:r>
+              <w:rPr>
+                <w:rFonts w:ascii="Calibri" w:hAnsi="Calibri"/>
+                <w:b w:val="0"/>
+              </w:rPr>
+              <w:t>T</w:t>
+            </w:r>
+          </w:p>
+        </w:tc>
+      </w:tr>
+      <w:tr>
+        <w:tc>
+          <w:tcPr>
+            <w:tcW w:type="dxa" w:w="1278"/>
+          </w:tcPr>
+          <w:p>
+            <w:pPr>
+              <w:jc w:val="center"/>
+            </w:pPr>
+            <w:r/>
+            <w:r>
+              <w:rPr>
+                <w:rFonts w:ascii="Calibri" w:hAnsi="Calibri"/>
+                <w:b w:val="0"/>
+              </w:rPr>
+              <w:t>T</w:t>
+            </w:r>
+          </w:p>
+        </w:tc>
+        <w:tc>
+          <w:tcPr>
+            <w:tcW w:type="dxa" w:w="1278"/>
+          </w:tcPr>
+          <w:p>
+            <w:pPr>
+              <w:jc w:val="center"/>
+            </w:pPr>
+            <w:r/>
+            <w:r>
+              <w:rPr>
+                <w:rFonts w:ascii="Calibri" w:hAnsi="Calibri"/>
+                <w:b w:val="0"/>
+              </w:rPr>
+              <w:t>F</w:t>
+            </w:r>
+          </w:p>
+        </w:tc>
+        <w:tc>
+          <w:tcPr>
+            <w:tcW w:type="dxa" w:w="1278"/>
+          </w:tcPr>
+          <w:p>
+            <w:pPr>
+              <w:jc w:val="center"/>
+            </w:pPr>
+            <w:r/>
+            <w:r>
+              <w:rPr>
+                <w:rFonts w:ascii="Calibri" w:hAnsi="Calibri"/>
+                <w:b w:val="0"/>
+              </w:rPr>
+              <w:t>T</w:t>
+            </w:r>
+          </w:p>
+        </w:tc>
+        <w:tc>
+          <w:tcPr>
+            <w:tcW w:type="dxa" w:w="1278"/>
+          </w:tcPr>
+          <w:p>
+            <w:pPr>
+              <w:jc w:val="center"/>
+            </w:pPr>
+            <w:r/>
+            <w:r>
+              <w:rPr>
+                <w:rFonts w:ascii="Calibri" w:hAnsi="Calibri"/>
+                <w:b w:val="0"/>
+              </w:rPr>
+              <w:t>F</w:t>
+            </w:r>
+          </w:p>
+        </w:tc>
+        <w:tc>
+          <w:tcPr>
+            <w:tcW w:type="dxa" w:w="1278"/>
+          </w:tcPr>
+          <w:p>
+            <w:pPr>
+              <w:jc w:val="center"/>
+            </w:pPr>
+            <w:r/>
+            <w:r>
+              <w:rPr>
+                <w:rFonts w:ascii="Calibri" w:hAnsi="Calibri"/>
+                <w:b w:val="0"/>
+              </w:rPr>
+              <w:t>F</w:t>
+            </w:r>
+          </w:p>
+        </w:tc>
+        <w:tc>
+          <w:tcPr>
+            <w:tcW w:type="dxa" w:w="1278"/>
+          </w:tcPr>
+          <w:p>
+            <w:pPr>
+              <w:jc w:val="center"/>
+            </w:pPr>
+            <w:r/>
+            <w:r>
+              <w:rPr>
+                <w:rFonts w:ascii="Calibri" w:hAnsi="Calibri"/>
+                <w:b w:val="0"/>
+              </w:rPr>
+              <w:t>T</w:t>
+            </w:r>
+          </w:p>
+        </w:tc>
+        <w:tc>
+          <w:tcPr>
+            <w:tcW w:type="dxa" w:w="1278"/>
+          </w:tcPr>
+          <w:p>
+            <w:pPr>
+              <w:jc w:val="center"/>
+            </w:pPr>
+            <w:r/>
+            <w:r>
+              <w:rPr>
+                <w:rFonts w:ascii="Calibri" w:hAnsi="Calibri"/>
+                <w:b w:val="0"/>
+              </w:rPr>
+              <w:t>F</w:t>
+            </w:r>
+          </w:p>
+        </w:tc>
+        <w:tc>
+          <w:tcPr>
+            <w:tcW w:type="dxa" w:w="1278"/>
+          </w:tcPr>
+          <w:p>
+            <w:pPr>
+              <w:jc w:val="center"/>
+            </w:pPr>
+            <w:r/>
+            <w:r>
+              <w:rPr>
+                <w:rFonts w:ascii="Calibri" w:hAnsi="Calibri"/>
+                <w:b w:val="0"/>
+              </w:rPr>
+              <w:t>T</w:t>
+            </w:r>
+          </w:p>
+        </w:tc>
+      </w:tr>
+      <w:tr>
+        <w:tc>
+          <w:tcPr>
+            <w:tcW w:type="dxa" w:w="1278"/>
+            <w:shd w:val="clear" w:fill="FFF2CC"/>
+          </w:tcPr>
+          <w:p>
+            <w:pPr>
+              <w:jc w:val="center"/>
+            </w:pPr>
+            <w:r/>
+            <w:r>
+              <w:rPr>
+                <w:rFonts w:ascii="Calibri" w:hAnsi="Calibri"/>
+                <w:b w:val="0"/>
+              </w:rPr>
+              <w:t>T</w:t>
+            </w:r>
+          </w:p>
+        </w:tc>
+        <w:tc>
+          <w:tcPr>
+            <w:tcW w:type="dxa" w:w="1278"/>
+            <w:shd w:val="clear" w:fill="FFF2CC"/>
+          </w:tcPr>
+          <w:p>
+            <w:pPr>
+              <w:jc w:val="center"/>
+            </w:pPr>
+            <w:r/>
+            <w:r>
+              <w:rPr>
+                <w:rFonts w:ascii="Calibri" w:hAnsi="Calibri"/>
+                <w:b w:val="0"/>
+              </w:rPr>
+              <w:t>F</w:t>
+            </w:r>
+          </w:p>
+        </w:tc>
+        <w:tc>
+          <w:tcPr>
+            <w:tcW w:type="dxa" w:w="1278"/>
+            <w:shd w:val="clear" w:fill="FFF2CC"/>
+          </w:tcPr>
+          <w:p>
+            <w:pPr>
+              <w:jc w:val="center"/>
+            </w:pPr>
+            <w:r/>
+            <w:r>
+              <w:rPr>
+                <w:rFonts w:ascii="Calibri" w:hAnsi="Calibri"/>
+                <w:b w:val="0"/>
+              </w:rPr>
+              <w:t>F</w:t>
+            </w:r>
+          </w:p>
+        </w:tc>
+        <w:tc>
+          <w:tcPr>
+            <w:tcW w:type="dxa" w:w="1278"/>
+            <w:shd w:val="clear" w:fill="FFF2CC"/>
+          </w:tcPr>
+          <w:p>
+            <w:pPr>
+              <w:jc w:val="center"/>
+            </w:pPr>
+            <w:r/>
+            <w:r>
+              <w:rPr>
+                <w:rFonts w:ascii="Calibri" w:hAnsi="Calibri"/>
+                <w:b w:val="0"/>
+              </w:rPr>
+              <w:t>T</w:t>
+            </w:r>
+          </w:p>
+        </w:tc>
+        <w:tc>
+          <w:tcPr>
+            <w:tcW w:type="dxa" w:w="1278"/>
+            <w:shd w:val="clear" w:fill="FFF2CC"/>
+          </w:tcPr>
+          <w:p>
+            <w:pPr>
+              <w:jc w:val="center"/>
+            </w:pPr>
+            <w:r/>
+            <w:r>
+              <w:rPr>
+                <w:rFonts w:ascii="Calibri" w:hAnsi="Calibri"/>
+                <w:b w:val="0"/>
+              </w:rPr>
+              <w:t>F</w:t>
+            </w:r>
+          </w:p>
+        </w:tc>
+        <w:tc>
+          <w:tcPr>
+            <w:tcW w:type="dxa" w:w="1278"/>
+            <w:shd w:val="clear" w:fill="FFF2CC"/>
+          </w:tcPr>
+          <w:p>
+            <w:pPr>
+              <w:jc w:val="center"/>
+            </w:pPr>
+            <w:r/>
+            <w:r>
+              <w:rPr>
+                <w:rFonts w:ascii="Calibri" w:hAnsi="Calibri"/>
+                <w:b w:val="0"/>
+              </w:rPr>
+              <w:t>T</w:t>
+            </w:r>
+          </w:p>
+        </w:tc>
+        <w:tc>
+          <w:tcPr>
+            <w:tcW w:type="dxa" w:w="1278"/>
+            <w:shd w:val="clear" w:fill="FFF2CC"/>
+          </w:tcPr>
+          <w:p>
+            <w:pPr>
+              <w:jc w:val="center"/>
+            </w:pPr>
+            <w:r/>
+            <w:r>
+              <w:rPr>
+                <w:rFonts w:ascii="Calibri" w:hAnsi="Calibri"/>
+                <w:b w:val="0"/>
+              </w:rPr>
+              <w:t>T</w:t>
+            </w:r>
+          </w:p>
+        </w:tc>
+        <w:tc>
+          <w:tcPr>
+            <w:tcW w:type="dxa" w:w="1278"/>
+            <w:shd w:val="clear" w:fill="FFF2CC"/>
+          </w:tcPr>
+          <w:p>
+            <w:pPr>
+              <w:jc w:val="center"/>
+            </w:pPr>
+            <w:r/>
+            <w:r>
+              <w:rPr>
+                <w:rFonts w:ascii="Calibri" w:hAnsi="Calibri"/>
+                <w:b w:val="0"/>
+              </w:rPr>
+              <w:t>T</w:t>
+            </w:r>
+          </w:p>
+        </w:tc>
+      </w:tr>
+      <w:tr>
+        <w:tc>
+          <w:tcPr>
+            <w:tcW w:type="dxa" w:w="1278"/>
+            <w:shd w:val="clear" w:fill="FFF2CC"/>
+          </w:tcPr>
+          <w:p>
+            <w:pPr>
+              <w:jc w:val="center"/>
+            </w:pPr>
+            <w:r/>
+            <w:r>
+              <w:rPr>
+                <w:rFonts w:ascii="Calibri" w:hAnsi="Calibri"/>
+                <w:b w:val="0"/>
+              </w:rPr>
+              <w:t>T</w:t>
+            </w:r>
+          </w:p>
+        </w:tc>
+        <w:tc>
+          <w:tcPr>
+            <w:tcW w:type="dxa" w:w="1278"/>
+            <w:shd w:val="clear" w:fill="FFF2CC"/>
+          </w:tcPr>
+          <w:p>
+            <w:pPr>
+              <w:jc w:val="center"/>
+            </w:pPr>
+            <w:r/>
+            <w:r>
+              <w:rPr>
+                <w:rFonts w:ascii="Calibri" w:hAnsi="Calibri"/>
+                <w:b w:val="0"/>
+              </w:rPr>
+              <w:t>F</w:t>
+            </w:r>
+          </w:p>
+        </w:tc>
+        <w:tc>
+          <w:tcPr>
+            <w:tcW w:type="dxa" w:w="1278"/>
+            <w:shd w:val="clear" w:fill="FFF2CC"/>
+          </w:tcPr>
+          <w:p>
+            <w:pPr>
+              <w:jc w:val="center"/>
+            </w:pPr>
+            <w:r/>
+            <w:r>
+              <w:rPr>
+                <w:rFonts w:ascii="Calibri" w:hAnsi="Calibri"/>
+                <w:b w:val="0"/>
+              </w:rPr>
+              <w:t>F</w:t>
+            </w:r>
+          </w:p>
+        </w:tc>
+        <w:tc>
+          <w:tcPr>
+            <w:tcW w:type="dxa" w:w="1278"/>
+            <w:shd w:val="clear" w:fill="FFF2CC"/>
+          </w:tcPr>
+          <w:p>
+            <w:pPr>
+              <w:jc w:val="center"/>
+            </w:pPr>
+            <w:r/>
+            <w:r>
+              <w:rPr>
+                <w:rFonts w:ascii="Calibri" w:hAnsi="Calibri"/>
+                <w:b w:val="0"/>
+              </w:rPr>
+              <w:t>F</w:t>
+            </w:r>
+          </w:p>
+        </w:tc>
+        <w:tc>
+          <w:tcPr>
+            <w:tcW w:type="dxa" w:w="1278"/>
+            <w:shd w:val="clear" w:fill="FFF2CC"/>
+          </w:tcPr>
+          <w:p>
+            <w:pPr>
+              <w:jc w:val="center"/>
+            </w:pPr>
+            <w:r/>
+            <w:r>
+              <w:rPr>
+                <w:rFonts w:ascii="Calibri" w:hAnsi="Calibri"/>
+                <w:b w:val="0"/>
+              </w:rPr>
+              <w:t>F</w:t>
+            </w:r>
+          </w:p>
+        </w:tc>
+        <w:tc>
+          <w:tcPr>
+            <w:tcW w:type="dxa" w:w="1278"/>
+            <w:shd w:val="clear" w:fill="FFF2CC"/>
+          </w:tcPr>
+          <w:p>
+            <w:pPr>
+              <w:jc w:val="center"/>
+            </w:pPr>
+            <w:r/>
+            <w:r>
+              <w:rPr>
+                <w:rFonts w:ascii="Calibri" w:hAnsi="Calibri"/>
+                <w:b w:val="0"/>
+              </w:rPr>
+              <w:t>T</w:t>
+            </w:r>
+          </w:p>
+        </w:tc>
+        <w:tc>
+          <w:tcPr>
+            <w:tcW w:type="dxa" w:w="1278"/>
+            <w:shd w:val="clear" w:fill="FFF2CC"/>
+          </w:tcPr>
+          <w:p>
+            <w:pPr>
+              <w:jc w:val="center"/>
+            </w:pPr>
+            <w:r/>
+            <w:r>
+              <w:rPr>
+                <w:rFonts w:ascii="Calibri" w:hAnsi="Calibri"/>
+                <w:b w:val="0"/>
+              </w:rPr>
+              <w:t>T</w:t>
+            </w:r>
+          </w:p>
+        </w:tc>
+        <w:tc>
+          <w:tcPr>
+            <w:tcW w:type="dxa" w:w="1278"/>
+            <w:shd w:val="clear" w:fill="FFF2CC"/>
+          </w:tcPr>
+          <w:p>
+            <w:pPr>
+              <w:jc w:val="center"/>
+            </w:pPr>
+            <w:r/>
+            <w:r>
+              <w:rPr>
+                <w:rFonts w:ascii="Calibri" w:hAnsi="Calibri"/>
+                <w:b w:val="0"/>
+              </w:rPr>
+              <w:t>T</w:t>
+            </w:r>
+          </w:p>
+        </w:tc>
+      </w:tr>
+      <w:tr>
+        <w:tc>
+          <w:tcPr>
+            <w:tcW w:type="dxa" w:w="1278"/>
+            <w:shd w:val="clear" w:fill="FFF2CC"/>
+          </w:tcPr>
+          <w:p>
+            <w:pPr>
+              <w:jc w:val="center"/>
+            </w:pPr>
+            <w:r/>
+            <w:r>
+              <w:rPr>
+                <w:rFonts w:ascii="Calibri" w:hAnsi="Calibri"/>
+                <w:b w:val="0"/>
+              </w:rPr>
+              <w:t>F</w:t>
+            </w:r>
+          </w:p>
+        </w:tc>
+        <w:tc>
+          <w:tcPr>
+            <w:tcW w:type="dxa" w:w="1278"/>
+            <w:shd w:val="clear" w:fill="FFF2CC"/>
+          </w:tcPr>
+          <w:p>
+            <w:pPr>
+              <w:jc w:val="center"/>
+            </w:pPr>
+            <w:r/>
+            <w:r>
+              <w:rPr>
+                <w:rFonts w:ascii="Calibri" w:hAnsi="Calibri"/>
+                <w:b w:val="0"/>
+              </w:rPr>
+              <w:t>T</w:t>
+            </w:r>
+          </w:p>
+        </w:tc>
+        <w:tc>
+          <w:tcPr>
+            <w:tcW w:type="dxa" w:w="1278"/>
+            <w:shd w:val="clear" w:fill="FFF2CC"/>
+          </w:tcPr>
+          <w:p>
+            <w:pPr>
+              <w:jc w:val="center"/>
+            </w:pPr>
+            <w:r/>
+            <w:r>
+              <w:rPr>
+                <w:rFonts w:ascii="Calibri" w:hAnsi="Calibri"/>
+                <w:b w:val="0"/>
+              </w:rPr>
+              <w:t>T</w:t>
+            </w:r>
+          </w:p>
+        </w:tc>
+        <w:tc>
+          <w:tcPr>
+            <w:tcW w:type="dxa" w:w="1278"/>
+            <w:shd w:val="clear" w:fill="FFF2CC"/>
+          </w:tcPr>
+          <w:p>
+            <w:pPr>
+              <w:jc w:val="center"/>
+            </w:pPr>
+            <w:r/>
+            <w:r>
+              <w:rPr>
+                <w:rFonts w:ascii="Calibri" w:hAnsi="Calibri"/>
+                <w:b w:val="0"/>
+              </w:rPr>
+              <w:t>T</w:t>
+            </w:r>
+          </w:p>
+        </w:tc>
+        <w:tc>
+          <w:tcPr>
+            <w:tcW w:type="dxa" w:w="1278"/>
+            <w:shd w:val="clear" w:fill="FFF2CC"/>
+          </w:tcPr>
+          <w:p>
+            <w:pPr>
+              <w:jc w:val="center"/>
+            </w:pPr>
+            <w:r/>
+            <w:r>
+              <w:rPr>
+                <w:rFonts w:ascii="Calibri" w:hAnsi="Calibri"/>
+                <w:b w:val="0"/>
+              </w:rPr>
+              <w:t>F</w:t>
+            </w:r>
+          </w:p>
+        </w:tc>
+        <w:tc>
+          <w:tcPr>
+            <w:tcW w:type="dxa" w:w="1278"/>
+            <w:shd w:val="clear" w:fill="FFF2CC"/>
+          </w:tcPr>
+          <w:p>
+            <w:pPr>
+              <w:jc w:val="center"/>
+            </w:pPr>
+            <w:r/>
+            <w:r>
+              <w:rPr>
+                <w:rFonts w:ascii="Calibri" w:hAnsi="Calibri"/>
+                <w:b w:val="0"/>
+              </w:rPr>
+              <w:t>T</w:t>
+            </w:r>
+          </w:p>
+        </w:tc>
+        <w:tc>
+          <w:tcPr>
+            <w:tcW w:type="dxa" w:w="1278"/>
+            <w:shd w:val="clear" w:fill="FFF2CC"/>
+          </w:tcPr>
+          <w:p>
+            <w:pPr>
+              <w:jc w:val="center"/>
+            </w:pPr>
+            <w:r/>
+            <w:r>
+              <w:rPr>
+                <w:rFonts w:ascii="Calibri" w:hAnsi="Calibri"/>
+                <w:b w:val="0"/>
+              </w:rPr>
+              <w:t>T</w:t>
+            </w:r>
+          </w:p>
+        </w:tc>
+        <w:tc>
+          <w:tcPr>
+            <w:tcW w:type="dxa" w:w="1278"/>
+            <w:shd w:val="clear" w:fill="FFF2CC"/>
+          </w:tcPr>
+          <w:p>
+            <w:pPr>
+              <w:jc w:val="center"/>
+            </w:pPr>
+            <w:r/>
+            <w:r>
+              <w:rPr>
+                <w:rFonts w:ascii="Calibri" w:hAnsi="Calibri"/>
+                <w:b w:val="0"/>
+              </w:rPr>
+              <w:t>T</w:t>
+            </w:r>
+          </w:p>
+        </w:tc>
+      </w:tr>
+      <w:tr>
+        <w:tc>
+          <w:tcPr>
+            <w:tcW w:type="dxa" w:w="1278"/>
+          </w:tcPr>
+          <w:p>
+            <w:pPr>
+              <w:jc w:val="center"/>
+            </w:pPr>
+            <w:r/>
+            <w:r>
+              <w:rPr>
+                <w:rFonts w:ascii="Calibri" w:hAnsi="Calibri"/>
+                <w:b w:val="0"/>
+              </w:rPr>
+              <w:t>F</w:t>
+            </w:r>
+          </w:p>
+        </w:tc>
+        <w:tc>
+          <w:tcPr>
+            <w:tcW w:type="dxa" w:w="1278"/>
+          </w:tcPr>
+          <w:p>
+            <w:pPr>
+              <w:jc w:val="center"/>
+            </w:pPr>
+            <w:r/>
+            <w:r>
+              <w:rPr>
+                <w:rFonts w:ascii="Calibri" w:hAnsi="Calibri"/>
+                <w:b w:val="0"/>
+              </w:rPr>
+              <w:t>T</w:t>
+            </w:r>
+          </w:p>
+        </w:tc>
+        <w:tc>
+          <w:tcPr>
+            <w:tcW w:type="dxa" w:w="1278"/>
+          </w:tcPr>
+          <w:p>
+            <w:pPr>
+              <w:jc w:val="center"/>
+            </w:pPr>
+            <w:r/>
+            <w:r>
+              <w:rPr>
+                <w:rFonts w:ascii="Calibri" w:hAnsi="Calibri"/>
+                <w:b w:val="0"/>
+              </w:rPr>
+              <w:t>T</w:t>
+            </w:r>
+          </w:p>
+        </w:tc>
+        <w:tc>
+          <w:tcPr>
+            <w:tcW w:type="dxa" w:w="1278"/>
+          </w:tcPr>
+          <w:p>
+            <w:pPr>
+              <w:jc w:val="center"/>
+            </w:pPr>
+            <w:r/>
+            <w:r>
+              <w:rPr>
+                <w:rFonts w:ascii="Calibri" w:hAnsi="Calibri"/>
+                <w:b w:val="0"/>
+              </w:rPr>
+              <w:t>F</w:t>
+            </w:r>
+          </w:p>
+        </w:tc>
+        <w:tc>
+          <w:tcPr>
+            <w:tcW w:type="dxa" w:w="1278"/>
+          </w:tcPr>
+          <w:p>
+            <w:pPr>
+              <w:jc w:val="center"/>
+            </w:pPr>
+            <w:r/>
+            <w:r>
+              <w:rPr>
+                <w:rFonts w:ascii="Calibri" w:hAnsi="Calibri"/>
+                <w:b w:val="0"/>
+              </w:rPr>
+              <w:t>F</w:t>
+            </w:r>
+          </w:p>
+        </w:tc>
+        <w:tc>
+          <w:tcPr>
+            <w:tcW w:type="dxa" w:w="1278"/>
+          </w:tcPr>
+          <w:p>
+            <w:pPr>
+              <w:jc w:val="center"/>
+            </w:pPr>
+            <w:r/>
+            <w:r>
+              <w:rPr>
+                <w:rFonts w:ascii="Calibri" w:hAnsi="Calibri"/>
+                <w:b w:val="0"/>
+              </w:rPr>
+              <w:t>T</w:t>
+            </w:r>
+          </w:p>
+        </w:tc>
+        <w:tc>
+          <w:tcPr>
+            <w:tcW w:type="dxa" w:w="1278"/>
+          </w:tcPr>
+          <w:p>
+            <w:pPr>
+              <w:jc w:val="center"/>
+            </w:pPr>
+            <w:r/>
+            <w:r>
+              <w:rPr>
+                <w:rFonts w:ascii="Calibri" w:hAnsi="Calibri"/>
+                <w:b w:val="0"/>
+              </w:rPr>
+              <w:t>F</w:t>
+            </w:r>
+          </w:p>
+        </w:tc>
+        <w:tc>
+          <w:tcPr>
+            <w:tcW w:type="dxa" w:w="1278"/>
+          </w:tcPr>
+          <w:p>
+            <w:pPr>
+              <w:jc w:val="center"/>
+            </w:pPr>
+            <w:r/>
+            <w:r>
+              <w:rPr>
+                <w:rFonts w:ascii="Calibri" w:hAnsi="Calibri"/>
+                <w:b w:val="0"/>
+              </w:rPr>
+              <w:t>T</w:t>
+            </w:r>
+          </w:p>
+        </w:tc>
+      </w:tr>
+      <w:tr>
+        <w:tc>
+          <w:tcPr>
+            <w:tcW w:type="dxa" w:w="1278"/>
+            <w:shd w:val="clear" w:fill="FFF2CC"/>
+          </w:tcPr>
+          <w:p>
+            <w:pPr>
+              <w:jc w:val="center"/>
+            </w:pPr>
+            <w:r/>
+            <w:r>
+              <w:rPr>
+                <w:rFonts w:ascii="Calibri" w:hAnsi="Calibri"/>
+                <w:b w:val="0"/>
+              </w:rPr>
+              <w:t>F</w:t>
+            </w:r>
+          </w:p>
+        </w:tc>
+        <w:tc>
+          <w:tcPr>
+            <w:tcW w:type="dxa" w:w="1278"/>
+            <w:shd w:val="clear" w:fill="FFF2CC"/>
+          </w:tcPr>
+          <w:p>
+            <w:pPr>
+              <w:jc w:val="center"/>
+            </w:pPr>
+            <w:r/>
+            <w:r>
+              <w:rPr>
+                <w:rFonts w:ascii="Calibri" w:hAnsi="Calibri"/>
+                <w:b w:val="0"/>
+              </w:rPr>
+              <w:t>T</w:t>
+            </w:r>
+          </w:p>
+        </w:tc>
+        <w:tc>
+          <w:tcPr>
+            <w:tcW w:type="dxa" w:w="1278"/>
+            <w:shd w:val="clear" w:fill="FFF2CC"/>
+          </w:tcPr>
+          <w:p>
+            <w:pPr>
+              <w:jc w:val="center"/>
+            </w:pPr>
+            <w:r/>
+            <w:r>
+              <w:rPr>
+                <w:rFonts w:ascii="Calibri" w:hAnsi="Calibri"/>
+                <w:b w:val="0"/>
+              </w:rPr>
+              <w:t>F</w:t>
+            </w:r>
+          </w:p>
+        </w:tc>
+        <w:tc>
+          <w:tcPr>
+            <w:tcW w:type="dxa" w:w="1278"/>
+            <w:shd w:val="clear" w:fill="FFF2CC"/>
+          </w:tcPr>
+          <w:p>
+            <w:pPr>
+              <w:jc w:val="center"/>
+            </w:pPr>
+            <w:r/>
+            <w:r>
+              <w:rPr>
+                <w:rFonts w:ascii="Calibri" w:hAnsi="Calibri"/>
+                <w:b w:val="0"/>
+              </w:rPr>
+              <w:t>T</w:t>
+            </w:r>
+          </w:p>
+        </w:tc>
+        <w:tc>
+          <w:tcPr>
+            <w:tcW w:type="dxa" w:w="1278"/>
+            <w:shd w:val="clear" w:fill="FFF2CC"/>
+          </w:tcPr>
+          <w:p>
+            <w:pPr>
+              <w:jc w:val="center"/>
+            </w:pPr>
+            <w:r/>
+            <w:r>
+              <w:rPr>
+                <w:rFonts w:ascii="Calibri" w:hAnsi="Calibri"/>
+                <w:b w:val="0"/>
+              </w:rPr>
+              <w:t>F</w:t>
+            </w:r>
+          </w:p>
+        </w:tc>
+        <w:tc>
+          <w:tcPr>
+            <w:tcW w:type="dxa" w:w="1278"/>
+            <w:shd w:val="clear" w:fill="FFF2CC"/>
+          </w:tcPr>
+          <w:p>
+            <w:pPr>
+              <w:jc w:val="center"/>
+            </w:pPr>
+            <w:r/>
+            <w:r>
+              <w:rPr>
+                <w:rFonts w:ascii="Calibri" w:hAnsi="Calibri"/>
+                <w:b w:val="0"/>
+              </w:rPr>
+              <w:t>T</w:t>
+            </w:r>
+          </w:p>
+        </w:tc>
+        <w:tc>
+          <w:tcPr>
+            <w:tcW w:type="dxa" w:w="1278"/>
+            <w:shd w:val="clear" w:fill="FFF2CC"/>
+          </w:tcPr>
+          <w:p>
+            <w:pPr>
+              <w:jc w:val="center"/>
+            </w:pPr>
+            <w:r/>
+            <w:r>
+              <w:rPr>
+                <w:rFonts w:ascii="Calibri" w:hAnsi="Calibri"/>
+                <w:b w:val="0"/>
+              </w:rPr>
+              <w:t>T</w:t>
+            </w:r>
+          </w:p>
+        </w:tc>
+        <w:tc>
+          <w:tcPr>
+            <w:tcW w:type="dxa" w:w="1278"/>
+            <w:shd w:val="clear" w:fill="FFF2CC"/>
+          </w:tcPr>
+          <w:p>
+            <w:pPr>
+              <w:jc w:val="center"/>
+            </w:pPr>
+            <w:r/>
+            <w:r>
+              <w:rPr>
+                <w:rFonts w:ascii="Calibri" w:hAnsi="Calibri"/>
+                <w:b w:val="0"/>
+              </w:rPr>
+              <w:t>T</w:t>
+            </w:r>
+          </w:p>
+        </w:tc>
+      </w:tr>
+      <w:tr>
+        <w:tc>
+          <w:tcPr>
+            <w:tcW w:type="dxa" w:w="1278"/>
+            <w:shd w:val="clear" w:fill="FFF2CC"/>
+          </w:tcPr>
+          <w:p>
+            <w:pPr>
+              <w:jc w:val="center"/>
+            </w:pPr>
+            <w:r/>
+            <w:r>
+              <w:rPr>
+                <w:rFonts w:ascii="Calibri" w:hAnsi="Calibri"/>
+                <w:b w:val="0"/>
+              </w:rPr>
+              <w:t>F</w:t>
+            </w:r>
+          </w:p>
+        </w:tc>
+        <w:tc>
+          <w:tcPr>
+            <w:tcW w:type="dxa" w:w="1278"/>
+            <w:shd w:val="clear" w:fill="FFF2CC"/>
+          </w:tcPr>
+          <w:p>
+            <w:pPr>
+              <w:jc w:val="center"/>
+            </w:pPr>
+            <w:r/>
+            <w:r>
+              <w:rPr>
+                <w:rFonts w:ascii="Calibri" w:hAnsi="Calibri"/>
+                <w:b w:val="0"/>
+              </w:rPr>
+              <w:t>T</w:t>
+            </w:r>
+          </w:p>
+        </w:tc>
+        <w:tc>
+          <w:tcPr>
+            <w:tcW w:type="dxa" w:w="1278"/>
+            <w:shd w:val="clear" w:fill="FFF2CC"/>
+          </w:tcPr>
+          <w:p>
+            <w:pPr>
+              <w:jc w:val="center"/>
+            </w:pPr>
+            <w:r/>
+            <w:r>
+              <w:rPr>
+                <w:rFonts w:ascii="Calibri" w:hAnsi="Calibri"/>
+                <w:b w:val="0"/>
+              </w:rPr>
+              <w:t>F</w:t>
+            </w:r>
+          </w:p>
+        </w:tc>
+        <w:tc>
+          <w:tcPr>
+            <w:tcW w:type="dxa" w:w="1278"/>
+            <w:shd w:val="clear" w:fill="FFF2CC"/>
+          </w:tcPr>
+          <w:p>
+            <w:pPr>
+              <w:jc w:val="center"/>
+            </w:pPr>
+            <w:r/>
+            <w:r>
+              <w:rPr>
+                <w:rFonts w:ascii="Calibri" w:hAnsi="Calibri"/>
+                <w:b w:val="0"/>
+              </w:rPr>
+              <w:t>F</w:t>
+            </w:r>
+          </w:p>
+        </w:tc>
+        <w:tc>
+          <w:tcPr>
+            <w:tcW w:type="dxa" w:w="1278"/>
+            <w:shd w:val="clear" w:fill="FFF2CC"/>
+          </w:tcPr>
+          <w:p>
+            <w:pPr>
+              <w:jc w:val="center"/>
+            </w:pPr>
+            <w:r/>
+            <w:r>
+              <w:rPr>
+                <w:rFonts w:ascii="Calibri" w:hAnsi="Calibri"/>
+                <w:b w:val="0"/>
+              </w:rPr>
+              <w:t>F</w:t>
+            </w:r>
+          </w:p>
+        </w:tc>
+        <w:tc>
+          <w:tcPr>
+            <w:tcW w:type="dxa" w:w="1278"/>
+            <w:shd w:val="clear" w:fill="FFF2CC"/>
+          </w:tcPr>
+          <w:p>
+            <w:pPr>
+              <w:jc w:val="center"/>
+            </w:pPr>
+            <w:r/>
+            <w:r>
+              <w:rPr>
+                <w:rFonts w:ascii="Calibri" w:hAnsi="Calibri"/>
+                <w:b w:val="0"/>
+              </w:rPr>
+              <w:t>T</w:t>
+            </w:r>
+          </w:p>
+        </w:tc>
+        <w:tc>
+          <w:tcPr>
+            <w:tcW w:type="dxa" w:w="1278"/>
+            <w:shd w:val="clear" w:fill="FFF2CC"/>
+          </w:tcPr>
+          <w:p>
+            <w:pPr>
+              <w:jc w:val="center"/>
+            </w:pPr>
+            <w:r/>
+            <w:r>
+              <w:rPr>
+                <w:rFonts w:ascii="Calibri" w:hAnsi="Calibri"/>
+                <w:b w:val="0"/>
+              </w:rPr>
+              <w:t>T</w:t>
+            </w:r>
+          </w:p>
+        </w:tc>
+        <w:tc>
+          <w:tcPr>
+            <w:tcW w:type="dxa" w:w="1278"/>
+            <w:shd w:val="clear" w:fill="FFF2CC"/>
+          </w:tcPr>
+          <w:p>
+            <w:pPr>
+              <w:jc w:val="center"/>
+            </w:pPr>
+            <w:r/>
+            <w:r>
+              <w:rPr>
+                <w:rFonts w:ascii="Calibri" w:hAnsi="Calibri"/>
+                <w:b w:val="0"/>
+              </w:rPr>
+              <w:t>T</w:t>
+            </w:r>
+          </w:p>
+        </w:tc>
+      </w:tr>
+      <w:tr>
+        <w:tc>
+          <w:tcPr>
+            <w:tcW w:type="dxa" w:w="1278"/>
+            <w:shd w:val="clear" w:fill="FFF2CC"/>
+          </w:tcPr>
+          <w:p>
+            <w:pPr>
+              <w:jc w:val="center"/>
+            </w:pPr>
+            <w:r/>
+            <w:r>
+              <w:rPr>
+                <w:rFonts w:ascii="Calibri" w:hAnsi="Calibri"/>
+                <w:b w:val="0"/>
+              </w:rPr>
+              <w:t>F</w:t>
+            </w:r>
+          </w:p>
+        </w:tc>
+        <w:tc>
+          <w:tcPr>
+            <w:tcW w:type="dxa" w:w="1278"/>
+            <w:shd w:val="clear" w:fill="FFF2CC"/>
+          </w:tcPr>
+          <w:p>
+            <w:pPr>
+              <w:jc w:val="center"/>
+            </w:pPr>
+            <w:r/>
+            <w:r>
+              <w:rPr>
+                <w:rFonts w:ascii="Calibri" w:hAnsi="Calibri"/>
+                <w:b w:val="0"/>
+              </w:rPr>
+              <w:t>F</w:t>
+            </w:r>
+          </w:p>
+        </w:tc>
+        <w:tc>
+          <w:tcPr>
+            <w:tcW w:type="dxa" w:w="1278"/>
+            <w:shd w:val="clear" w:fill="FFF2CC"/>
+          </w:tcPr>
+          <w:p>
+            <w:pPr>
+              <w:jc w:val="center"/>
+            </w:pPr>
+            <w:r/>
+            <w:r>
+              <w:rPr>
+                <w:rFonts w:ascii="Calibri" w:hAnsi="Calibri"/>
+                <w:b w:val="0"/>
+              </w:rPr>
+              <w:t>T</w:t>
+            </w:r>
+          </w:p>
+        </w:tc>
+        <w:tc>
+          <w:tcPr>
+            <w:tcW w:type="dxa" w:w="1278"/>
+            <w:shd w:val="clear" w:fill="FFF2CC"/>
+          </w:tcPr>
+          <w:p>
+            <w:pPr>
+              <w:jc w:val="center"/>
+            </w:pPr>
+            <w:r/>
+            <w:r>
+              <w:rPr>
+                <w:rFonts w:ascii="Calibri" w:hAnsi="Calibri"/>
+                <w:b w:val="0"/>
+              </w:rPr>
+              <w:t>T</w:t>
+            </w:r>
+          </w:p>
+        </w:tc>
+        <w:tc>
+          <w:tcPr>
+            <w:tcW w:type="dxa" w:w="1278"/>
+            <w:shd w:val="clear" w:fill="FFF2CC"/>
+          </w:tcPr>
+          <w:p>
+            <w:pPr>
+              <w:jc w:val="center"/>
+            </w:pPr>
+            <w:r/>
+            <w:r>
+              <w:rPr>
+                <w:rFonts w:ascii="Calibri" w:hAnsi="Calibri"/>
+                <w:b w:val="0"/>
+              </w:rPr>
+              <w:t>F</w:t>
+            </w:r>
+          </w:p>
+        </w:tc>
+        <w:tc>
+          <w:tcPr>
+            <w:tcW w:type="dxa" w:w="1278"/>
+            <w:shd w:val="clear" w:fill="FFF2CC"/>
+          </w:tcPr>
+          <w:p>
+            <w:pPr>
+              <w:jc w:val="center"/>
+            </w:pPr>
+            <w:r/>
+            <w:r>
+              <w:rPr>
+                <w:rFonts w:ascii="Calibri" w:hAnsi="Calibri"/>
+                <w:b w:val="0"/>
+              </w:rPr>
+              <w:t>T</w:t>
+            </w:r>
+          </w:p>
+        </w:tc>
+        <w:tc>
+          <w:tcPr>
+            <w:tcW w:type="dxa" w:w="1278"/>
+            <w:shd w:val="clear" w:fill="FFF2CC"/>
+          </w:tcPr>
+          <w:p>
+            <w:pPr>
+              <w:jc w:val="center"/>
+            </w:pPr>
+            <w:r/>
+            <w:r>
+              <w:rPr>
+                <w:rFonts w:ascii="Calibri" w:hAnsi="Calibri"/>
+                <w:b w:val="0"/>
+              </w:rPr>
+              <w:t>T</w:t>
+            </w:r>
+          </w:p>
+        </w:tc>
+        <w:tc>
+          <w:tcPr>
+            <w:tcW w:type="dxa" w:w="1278"/>
+            <w:shd w:val="clear" w:fill="FFF2CC"/>
+          </w:tcPr>
+          <w:p>
+            <w:pPr>
+              <w:jc w:val="center"/>
+            </w:pPr>
+            <w:r/>
+            <w:r>
+              <w:rPr>
+                <w:rFonts w:ascii="Calibri" w:hAnsi="Calibri"/>
+                <w:b w:val="0"/>
+              </w:rPr>
+              <w:t>T</w:t>
+            </w:r>
+          </w:p>
+        </w:tc>
+      </w:tr>
+      <w:tr>
+        <w:tc>
+          <w:tcPr>
+            <w:tcW w:type="dxa" w:w="1278"/>
+          </w:tcPr>
+          <w:p>
+            <w:pPr>
+              <w:jc w:val="center"/>
+            </w:pPr>
+            <w:r/>
+            <w:r>
+              <w:rPr>
+                <w:rFonts w:ascii="Calibri" w:hAnsi="Calibri"/>
+                <w:b w:val="0"/>
+              </w:rPr>
+              <w:t>F</w:t>
+            </w:r>
+          </w:p>
+        </w:tc>
+        <w:tc>
+          <w:tcPr>
+            <w:tcW w:type="dxa" w:w="1278"/>
+          </w:tcPr>
+          <w:p>
+            <w:pPr>
+              <w:jc w:val="center"/>
+            </w:pPr>
+            <w:r/>
+            <w:r>
+              <w:rPr>
+                <w:rFonts w:ascii="Calibri" w:hAnsi="Calibri"/>
+                <w:b w:val="0"/>
+              </w:rPr>
+              <w:t>F</w:t>
+            </w:r>
+          </w:p>
+        </w:tc>
+        <w:tc>
+          <w:tcPr>
+            <w:tcW w:type="dxa" w:w="1278"/>
+          </w:tcPr>
+          <w:p>
+            <w:pPr>
+              <w:jc w:val="center"/>
+            </w:pPr>
+            <w:r/>
+            <w:r>
+              <w:rPr>
+                <w:rFonts w:ascii="Calibri" w:hAnsi="Calibri"/>
+                <w:b w:val="0"/>
+              </w:rPr>
+              <w:t>T</w:t>
+            </w:r>
+          </w:p>
+        </w:tc>
+        <w:tc>
+          <w:tcPr>
+            <w:tcW w:type="dxa" w:w="1278"/>
+          </w:tcPr>
+          <w:p>
+            <w:pPr>
+              <w:jc w:val="center"/>
+            </w:pPr>
+            <w:r/>
+            <w:r>
+              <w:rPr>
+                <w:rFonts w:ascii="Calibri" w:hAnsi="Calibri"/>
+                <w:b w:val="0"/>
+              </w:rPr>
+              <w:t>F</w:t>
+            </w:r>
+          </w:p>
+        </w:tc>
+        <w:tc>
+          <w:tcPr>
+            <w:tcW w:type="dxa" w:w="1278"/>
+          </w:tcPr>
+          <w:p>
+            <w:pPr>
+              <w:jc w:val="center"/>
+            </w:pPr>
+            <w:r/>
+            <w:r>
+              <w:rPr>
+                <w:rFonts w:ascii="Calibri" w:hAnsi="Calibri"/>
+                <w:b w:val="0"/>
+              </w:rPr>
+              <w:t>F</w:t>
+            </w:r>
+          </w:p>
+        </w:tc>
+        <w:tc>
+          <w:tcPr>
+            <w:tcW w:type="dxa" w:w="1278"/>
+          </w:tcPr>
+          <w:p>
+            <w:pPr>
+              <w:jc w:val="center"/>
+            </w:pPr>
+            <w:r/>
+            <w:r>
+              <w:rPr>
+                <w:rFonts w:ascii="Calibri" w:hAnsi="Calibri"/>
+                <w:b w:val="0"/>
+              </w:rPr>
+              <w:t>T</w:t>
+            </w:r>
+          </w:p>
+        </w:tc>
+        <w:tc>
+          <w:tcPr>
+            <w:tcW w:type="dxa" w:w="1278"/>
+          </w:tcPr>
+          <w:p>
+            <w:pPr>
+              <w:jc w:val="center"/>
+            </w:pPr>
+            <w:r/>
+            <w:r>
+              <w:rPr>
+                <w:rFonts w:ascii="Calibri" w:hAnsi="Calibri"/>
+                <w:b w:val="0"/>
+              </w:rPr>
+              <w:t>F</w:t>
+            </w:r>
+          </w:p>
+        </w:tc>
+        <w:tc>
+          <w:tcPr>
+            <w:tcW w:type="dxa" w:w="1278"/>
+          </w:tcPr>
+          <w:p>
+            <w:pPr>
+              <w:jc w:val="center"/>
+            </w:pPr>
+            <w:r/>
+            <w:r>
+              <w:rPr>
+                <w:rFonts w:ascii="Calibri" w:hAnsi="Calibri"/>
+                <w:b w:val="0"/>
+              </w:rPr>
+              <w:t>T</w:t>
+            </w:r>
+          </w:p>
+        </w:tc>
+      </w:tr>
+      <w:tr>
+        <w:tc>
+          <w:tcPr>
+            <w:tcW w:type="dxa" w:w="1278"/>
+            <w:shd w:val="clear" w:fill="FFF2CC"/>
+          </w:tcPr>
+          <w:p>
+            <w:pPr>
+              <w:jc w:val="center"/>
+            </w:pPr>
+            <w:r/>
+            <w:r>
+              <w:rPr>
+                <w:rFonts w:ascii="Calibri" w:hAnsi="Calibri"/>
+                <w:b w:val="0"/>
+              </w:rPr>
+              <w:t>F</w:t>
+            </w:r>
+          </w:p>
+        </w:tc>
+        <w:tc>
+          <w:tcPr>
+            <w:tcW w:type="dxa" w:w="1278"/>
+            <w:shd w:val="clear" w:fill="FFF2CC"/>
+          </w:tcPr>
+          <w:p>
+            <w:pPr>
+              <w:jc w:val="center"/>
+            </w:pPr>
+            <w:r/>
+            <w:r>
+              <w:rPr>
+                <w:rFonts w:ascii="Calibri" w:hAnsi="Calibri"/>
+                <w:b w:val="0"/>
+              </w:rPr>
+              <w:t>F</w:t>
+            </w:r>
+          </w:p>
+        </w:tc>
+        <w:tc>
+          <w:tcPr>
+            <w:tcW w:type="dxa" w:w="1278"/>
+            <w:shd w:val="clear" w:fill="FFF2CC"/>
+          </w:tcPr>
+          <w:p>
+            <w:pPr>
+              <w:jc w:val="center"/>
+            </w:pPr>
+            <w:r/>
+            <w:r>
+              <w:rPr>
+                <w:rFonts w:ascii="Calibri" w:hAnsi="Calibri"/>
+                <w:b w:val="0"/>
+              </w:rPr>
+              <w:t>F</w:t>
+            </w:r>
+          </w:p>
+        </w:tc>
+        <w:tc>
+          <w:tcPr>
+            <w:tcW w:type="dxa" w:w="1278"/>
+            <w:shd w:val="clear" w:fill="FFF2CC"/>
+          </w:tcPr>
+          <w:p>
+            <w:pPr>
+              <w:jc w:val="center"/>
+            </w:pPr>
+            <w:r/>
+            <w:r>
+              <w:rPr>
+                <w:rFonts w:ascii="Calibri" w:hAnsi="Calibri"/>
+                <w:b w:val="0"/>
+              </w:rPr>
+              <w:t>T</w:t>
+            </w:r>
+          </w:p>
+        </w:tc>
+        <w:tc>
+          <w:tcPr>
+            <w:tcW w:type="dxa" w:w="1278"/>
+            <w:shd w:val="clear" w:fill="FFF2CC"/>
+          </w:tcPr>
+          <w:p>
+            <w:pPr>
+              <w:jc w:val="center"/>
+            </w:pPr>
+            <w:r/>
+            <w:r>
+              <w:rPr>
+                <w:rFonts w:ascii="Calibri" w:hAnsi="Calibri"/>
+                <w:b w:val="0"/>
+              </w:rPr>
+              <w:t>F</w:t>
+            </w:r>
+          </w:p>
+        </w:tc>
+        <w:tc>
+          <w:tcPr>
+            <w:tcW w:type="dxa" w:w="1278"/>
+            <w:shd w:val="clear" w:fill="FFF2CC"/>
+          </w:tcPr>
+          <w:p>
+            <w:pPr>
+              <w:jc w:val="center"/>
+            </w:pPr>
+            <w:r/>
+            <w:r>
+              <w:rPr>
+                <w:rFonts w:ascii="Calibri" w:hAnsi="Calibri"/>
+                <w:b w:val="0"/>
+              </w:rPr>
+              <w:t>T</w:t>
+            </w:r>
+          </w:p>
+        </w:tc>
+        <w:tc>
+          <w:tcPr>
+            <w:tcW w:type="dxa" w:w="1278"/>
+            <w:shd w:val="clear" w:fill="FFF2CC"/>
+          </w:tcPr>
+          <w:p>
+            <w:pPr>
+              <w:jc w:val="center"/>
+            </w:pPr>
+            <w:r/>
+            <w:r>
+              <w:rPr>
+                <w:rFonts w:ascii="Calibri" w:hAnsi="Calibri"/>
+                <w:b w:val="0"/>
+              </w:rPr>
+              <w:t>T</w:t>
+            </w:r>
+          </w:p>
+        </w:tc>
+        <w:tc>
+          <w:tcPr>
+            <w:tcW w:type="dxa" w:w="1278"/>
+            <w:shd w:val="clear" w:fill="FFF2CC"/>
+          </w:tcPr>
+          <w:p>
+            <w:pPr>
+              <w:jc w:val="center"/>
+            </w:pPr>
+            <w:r/>
+            <w:r>
+              <w:rPr>
+                <w:rFonts w:ascii="Calibri" w:hAnsi="Calibri"/>
+                <w:b w:val="0"/>
+              </w:rPr>
+              <w:t>T</w:t>
+            </w:r>
+          </w:p>
+        </w:tc>
+      </w:tr>
+      <w:tr>
+        <w:tc>
+          <w:tcPr>
+            <w:tcW w:type="dxa" w:w="1278"/>
+            <w:shd w:val="clear" w:fill="FFF2CC"/>
+          </w:tcPr>
+          <w:p>
+            <w:pPr>
+              <w:jc w:val="center"/>
+            </w:pPr>
+            <w:r/>
+            <w:r>
+              <w:rPr>
+                <w:rFonts w:ascii="Calibri" w:hAnsi="Calibri"/>
+                <w:b w:val="0"/>
+              </w:rPr>
+              <w:t>F</w:t>
+            </w:r>
+          </w:p>
+        </w:tc>
+        <w:tc>
+          <w:tcPr>
+            <w:tcW w:type="dxa" w:w="1278"/>
+            <w:shd w:val="clear" w:fill="FFF2CC"/>
+          </w:tcPr>
+          <w:p>
+            <w:pPr>
+              <w:jc w:val="center"/>
+            </w:pPr>
+            <w:r/>
+            <w:r>
+              <w:rPr>
+                <w:rFonts w:ascii="Calibri" w:hAnsi="Calibri"/>
+                <w:b w:val="0"/>
+              </w:rPr>
+              <w:t>F</w:t>
+            </w:r>
+          </w:p>
+        </w:tc>
+        <w:tc>
+          <w:tcPr>
+            <w:tcW w:type="dxa" w:w="1278"/>
+            <w:shd w:val="clear" w:fill="FFF2CC"/>
+          </w:tcPr>
+          <w:p>
+            <w:pPr>
+              <w:jc w:val="center"/>
+            </w:pPr>
+            <w:r/>
+            <w:r>
+              <w:rPr>
+                <w:rFonts w:ascii="Calibri" w:hAnsi="Calibri"/>
+                <w:b w:val="0"/>
+              </w:rPr>
+              <w:t>F</w:t>
+            </w:r>
+          </w:p>
+        </w:tc>
+        <w:tc>
+          <w:tcPr>
+            <w:tcW w:type="dxa" w:w="1278"/>
+            <w:shd w:val="clear" w:fill="FFF2CC"/>
+          </w:tcPr>
+          <w:p>
+            <w:pPr>
+              <w:jc w:val="center"/>
+            </w:pPr>
+            <w:r/>
+            <w:r>
+              <w:rPr>
+                <w:rFonts w:ascii="Calibri" w:hAnsi="Calibri"/>
+                <w:b w:val="0"/>
+              </w:rPr>
+              <w:t>F</w:t>
+            </w:r>
+          </w:p>
+        </w:tc>
+        <w:tc>
+          <w:tcPr>
+            <w:tcW w:type="dxa" w:w="1278"/>
+            <w:shd w:val="clear" w:fill="FFF2CC"/>
+          </w:tcPr>
+          <w:p>
+            <w:pPr>
+              <w:jc w:val="center"/>
+            </w:pPr>
+            <w:r/>
+            <w:r>
+              <w:rPr>
+                <w:rFonts w:ascii="Calibri" w:hAnsi="Calibri"/>
+                <w:b w:val="0"/>
+              </w:rPr>
+              <w:t>F</w:t>
+            </w:r>
+          </w:p>
+        </w:tc>
+        <w:tc>
+          <w:tcPr>
+            <w:tcW w:type="dxa" w:w="1278"/>
+            <w:shd w:val="clear" w:fill="FFF2CC"/>
+          </w:tcPr>
+          <w:p>
+            <w:pPr>
+              <w:jc w:val="center"/>
+            </w:pPr>
+            <w:r/>
+            <w:r>
+              <w:rPr>
+                <w:rFonts w:ascii="Calibri" w:hAnsi="Calibri"/>
+                <w:b w:val="0"/>
+              </w:rPr>
+              <w:t>T</w:t>
+            </w:r>
+          </w:p>
+        </w:tc>
+        <w:tc>
+          <w:tcPr>
+            <w:tcW w:type="dxa" w:w="1278"/>
+            <w:shd w:val="clear" w:fill="FFF2CC"/>
+          </w:tcPr>
+          <w:p>
+            <w:pPr>
+              <w:jc w:val="center"/>
+            </w:pPr>
+            <w:r/>
+            <w:r>
+              <w:rPr>
+                <w:rFonts w:ascii="Calibri" w:hAnsi="Calibri"/>
+                <w:b w:val="0"/>
+              </w:rPr>
+              <w:t>T</w:t>
+            </w:r>
+          </w:p>
+        </w:tc>
+        <w:tc>
+          <w:tcPr>
+            <w:tcW w:type="dxa" w:w="1278"/>
+            <w:shd w:val="clear" w:fill="FFF2CC"/>
+          </w:tcPr>
+          <w:p>
+            <w:pPr>
+              <w:jc w:val="center"/>
+            </w:pPr>
+            <w:r/>
+            <w:r>
+              <w:rPr>
+                <w:rFonts w:ascii="Calibri" w:hAnsi="Calibri"/>
+                <w:b w:val="0"/>
+              </w:rPr>
+              <w:t>T</w:t>
             </w:r>
           </w:p>
         </w:tc>
@@ -4192,6 +3481,24 @@
       <w:pPr>
         <w:jc w:val="center"/>
       </w:pPr>
+      <w:r>
+        <w:rPr>
+          <w:i/>
+          <w:color w:val="5A5A5A"/>
+          <w:sz w:val="18"/>
+        </w:rPr>
+        <w:t>Table 1 — Full truth table. Shaded rows: both premises true (1 fired + 9 vacuous). In every shaded row the conclusion is T: the argument is valid.</w:t>
+      </w:r>
+    </w:p>
+    <w:p>
+      <w:pPr>
+        <w:pStyle w:val="Heading2"/>
+      </w:pPr>
+      <w:r>
+        <w:t>7.2 Knowledge Graph — Two Layouts, One Network</w:t>
+      </w:r>
+    </w:p>
+    <w:p>
       <w:r>
         <w:drawing>
           <wp:inline xmlns:a="http://schemas.openxmlformats.org/drawingml/2006/main" xmlns:pic="http://schemas.openxmlformats.org/drawingml/2006/picture">
@@ -4237,13 +3544,10 @@
           <w:color w:val="5A5A5A"/>
           <w:sz w:val="18"/>
         </w:rPr>
-        <w:t>Figure 1 — Representation 1: bipartite layout (symptoms left, diseases right).</w:t>
+        <w:t>Figure 1 — Bipartite layout: symptoms left, diseases right (7 vertices, 6 edges).</w:t>
       </w:r>
     </w:p>
     <w:p>
-      <w:pPr>
-        <w:jc w:val="center"/>
-      </w:pPr>
       <w:r>
         <w:drawing>
           <wp:inline xmlns:a="http://schemas.openxmlformats.org/drawingml/2006/main" xmlns:pic="http://schemas.openxmlformats.org/drawingml/2006/picture">
@@ -4289,7 +3593,7 @@
           <w:color w:val="5A5A5A"/>
           <w:sz w:val="18"/>
         </w:rPr>
-        <w:t>Figure 2 — Representation 2: the SAME network drawn with a different layout (circular, scrambled order).</w:t>
+        <w:t>Figure 2 — Same network, circular scrambled layout. Connectivity is identical; only coordinates changed.</w:t>
       </w:r>
     </w:p>
     <w:p>
@@ -4297,16 +3601,16 @@
         <w:pStyle w:val="Heading2"/>
       </w:pPr>
       <w:r>
-        <w:t>3.3 Isomorphism analysis</w:t>
+        <w:t>7.3 Supporting Tables</w:t>
       </w:r>
     </w:p>
     <w:p>
       <w:r>
         <w:rPr>
-          <w:b/>
+          <w:b w:val="0"/>
           <w:i w:val="0"/>
         </w:rPr>
-        <w:t>Step 1 — Necessary conditions (invariants).</w:t>
+        <w:t>Edge list with clinical meanings:</w:t>
       </w:r>
     </w:p>
     <w:tbl>
@@ -4317,15 +3621,14 @@
         <w:tblLook w:firstColumn="1" w:firstRow="1" w:lastColumn="0" w:lastRow="0" w:noHBand="0" w:noVBand="1" w:val="04A0"/>
       </w:tblPr>
       <w:tblGrid>
-        <w:gridCol w:w="2160"/>
-        <w:gridCol w:w="2160"/>
-        <w:gridCol w:w="2160"/>
-        <w:gridCol w:w="2160"/>
+        <w:gridCol w:w="3408"/>
+        <w:gridCol w:w="3408"/>
+        <w:gridCol w:w="3408"/>
       </w:tblGrid>
       <w:tr>
         <w:tc>
           <w:tcPr>
-            <w:tcW w:type="dxa" w:w="2160"/>
+            <w:tcW w:type="dxa" w:w="3408"/>
             <w:shd w:val="clear" w:fill="D9E2F3"/>
           </w:tcPr>
           <w:p>
@@ -4335,15 +3638,16 @@
             <w:r/>
             <w:r>
               <w:rPr>
+                <w:rFonts w:ascii="Calibri" w:hAnsi="Calibri"/>
                 <w:b/>
               </w:rPr>
-              <w:t>Invariant</w:t>
+              <w:t>#</w:t>
             </w:r>
           </w:p>
         </w:tc>
         <w:tc>
           <w:tcPr>
-            <w:tcW w:type="dxa" w:w="2160"/>
+            <w:tcW w:type="dxa" w:w="3408"/>
             <w:shd w:val="clear" w:fill="D9E2F3"/>
           </w:tcPr>
           <w:p>
@@ -4353,15 +3657,16 @@
             <w:r/>
             <w:r>
               <w:rPr>
+                <w:rFonts w:ascii="Calibri" w:hAnsi="Calibri"/>
                 <w:b/>
               </w:rPr>
-              <w:t>Representation 1</w:t>
+              <w:t>Edge</w:t>
             </w:r>
           </w:p>
         </w:tc>
         <w:tc>
           <w:tcPr>
-            <w:tcW w:type="dxa" w:w="2160"/>
+            <w:tcW w:type="dxa" w:w="3408"/>
             <w:shd w:val="clear" w:fill="D9E2F3"/>
           </w:tcPr>
           <w:p>
@@ -4371,15 +3676,377 @@
             <w:r/>
             <w:r>
               <w:rPr>
+                <w:rFonts w:ascii="Calibri" w:hAnsi="Calibri"/>
                 <w:b/>
               </w:rPr>
-              <w:t>Representation 2</w:t>
+              <w:t>Clinical meaning</w:t>
+            </w:r>
+          </w:p>
+        </w:tc>
+      </w:tr>
+      <w:tr>
+        <w:tc>
+          <w:tcPr>
+            <w:tcW w:type="dxa" w:w="3408"/>
+          </w:tcPr>
+          <w:p>
+            <w:pPr>
+              <w:jc w:val="center"/>
+            </w:pPr>
+            <w:r/>
+            <w:r>
+              <w:rPr>
+                <w:rFonts w:ascii="Calibri" w:hAnsi="Calibri"/>
+                <w:b w:val="0"/>
+              </w:rPr>
+              <w:t>1</w:t>
             </w:r>
           </w:p>
         </w:tc>
         <w:tc>
           <w:tcPr>
-            <w:tcW w:type="dxa" w:w="2160"/>
+            <w:tcW w:type="dxa" w:w="3408"/>
+          </w:tcPr>
+          <w:p>
+            <w:pPr>
+              <w:jc w:val="center"/>
+            </w:pPr>
+            <w:r/>
+            <w:r>
+              <w:rPr>
+                <w:rFonts w:ascii="Calibri" w:hAnsi="Calibri"/>
+                <w:b w:val="0"/>
+              </w:rPr>
+              <w:t>S₁ — D₁</w:t>
+            </w:r>
+          </w:p>
+        </w:tc>
+        <w:tc>
+          <w:tcPr>
+            <w:tcW w:type="dxa" w:w="3408"/>
+          </w:tcPr>
+          <w:p>
+            <w:pPr>
+              <w:jc w:val="center"/>
+            </w:pPr>
+            <w:r/>
+            <w:r>
+              <w:rPr>
+                <w:rFonts w:ascii="Calibri" w:hAnsi="Calibri"/>
+                <w:b w:val="0"/>
+              </w:rPr>
+              <w:t>Fever indicates Influenza</w:t>
+            </w:r>
+          </w:p>
+        </w:tc>
+      </w:tr>
+      <w:tr>
+        <w:tc>
+          <w:tcPr>
+            <w:tcW w:type="dxa" w:w="3408"/>
+          </w:tcPr>
+          <w:p>
+            <w:pPr>
+              <w:jc w:val="center"/>
+            </w:pPr>
+            <w:r/>
+            <w:r>
+              <w:rPr>
+                <w:rFonts w:ascii="Calibri" w:hAnsi="Calibri"/>
+                <w:b w:val="0"/>
+              </w:rPr>
+              <w:t>2</w:t>
+            </w:r>
+          </w:p>
+        </w:tc>
+        <w:tc>
+          <w:tcPr>
+            <w:tcW w:type="dxa" w:w="3408"/>
+          </w:tcPr>
+          <w:p>
+            <w:pPr>
+              <w:jc w:val="center"/>
+            </w:pPr>
+            <w:r/>
+            <w:r>
+              <w:rPr>
+                <w:rFonts w:ascii="Calibri" w:hAnsi="Calibri"/>
+                <w:b w:val="0"/>
+              </w:rPr>
+              <w:t>S₁ — D₂</w:t>
+            </w:r>
+          </w:p>
+        </w:tc>
+        <w:tc>
+          <w:tcPr>
+            <w:tcW w:type="dxa" w:w="3408"/>
+          </w:tcPr>
+          <w:p>
+            <w:pPr>
+              <w:jc w:val="center"/>
+            </w:pPr>
+            <w:r/>
+            <w:r>
+              <w:rPr>
+                <w:rFonts w:ascii="Calibri" w:hAnsi="Calibri"/>
+                <w:b w:val="0"/>
+              </w:rPr>
+              <w:t>Fever indicates Measles</w:t>
+            </w:r>
+          </w:p>
+        </w:tc>
+      </w:tr>
+      <w:tr>
+        <w:tc>
+          <w:tcPr>
+            <w:tcW w:type="dxa" w:w="3408"/>
+          </w:tcPr>
+          <w:p>
+            <w:pPr>
+              <w:jc w:val="center"/>
+            </w:pPr>
+            <w:r/>
+            <w:r>
+              <w:rPr>
+                <w:rFonts w:ascii="Calibri" w:hAnsi="Calibri"/>
+                <w:b w:val="0"/>
+              </w:rPr>
+              <w:t>3</w:t>
+            </w:r>
+          </w:p>
+        </w:tc>
+        <w:tc>
+          <w:tcPr>
+            <w:tcW w:type="dxa" w:w="3408"/>
+          </w:tcPr>
+          <w:p>
+            <w:pPr>
+              <w:jc w:val="center"/>
+            </w:pPr>
+            <w:r/>
+            <w:r>
+              <w:rPr>
+                <w:rFonts w:ascii="Calibri" w:hAnsi="Calibri"/>
+                <w:b w:val="0"/>
+              </w:rPr>
+              <w:t>S₂ — D₁</w:t>
+            </w:r>
+          </w:p>
+        </w:tc>
+        <w:tc>
+          <w:tcPr>
+            <w:tcW w:type="dxa" w:w="3408"/>
+          </w:tcPr>
+          <w:p>
+            <w:pPr>
+              <w:jc w:val="center"/>
+            </w:pPr>
+            <w:r/>
+            <w:r>
+              <w:rPr>
+                <w:rFonts w:ascii="Calibri" w:hAnsi="Calibri"/>
+                <w:b w:val="0"/>
+              </w:rPr>
+              <w:t>Cough indicates Influenza</w:t>
+            </w:r>
+          </w:p>
+        </w:tc>
+      </w:tr>
+      <w:tr>
+        <w:tc>
+          <w:tcPr>
+            <w:tcW w:type="dxa" w:w="3408"/>
+          </w:tcPr>
+          <w:p>
+            <w:pPr>
+              <w:jc w:val="center"/>
+            </w:pPr>
+            <w:r/>
+            <w:r>
+              <w:rPr>
+                <w:rFonts w:ascii="Calibri" w:hAnsi="Calibri"/>
+                <w:b w:val="0"/>
+              </w:rPr>
+              <w:t>4</w:t>
+            </w:r>
+          </w:p>
+        </w:tc>
+        <w:tc>
+          <w:tcPr>
+            <w:tcW w:type="dxa" w:w="3408"/>
+          </w:tcPr>
+          <w:p>
+            <w:pPr>
+              <w:jc w:val="center"/>
+            </w:pPr>
+            <w:r/>
+            <w:r>
+              <w:rPr>
+                <w:rFonts w:ascii="Calibri" w:hAnsi="Calibri"/>
+                <w:b w:val="0"/>
+              </w:rPr>
+              <w:t>S₃ — D₂</w:t>
+            </w:r>
+          </w:p>
+        </w:tc>
+        <w:tc>
+          <w:tcPr>
+            <w:tcW w:type="dxa" w:w="3408"/>
+          </w:tcPr>
+          <w:p>
+            <w:pPr>
+              <w:jc w:val="center"/>
+            </w:pPr>
+            <w:r/>
+            <w:r>
+              <w:rPr>
+                <w:rFonts w:ascii="Calibri" w:hAnsi="Calibri"/>
+                <w:b w:val="0"/>
+              </w:rPr>
+              <w:t>Rash indicates Measles</w:t>
+            </w:r>
+          </w:p>
+        </w:tc>
+      </w:tr>
+      <w:tr>
+        <w:tc>
+          <w:tcPr>
+            <w:tcW w:type="dxa" w:w="3408"/>
+          </w:tcPr>
+          <w:p>
+            <w:pPr>
+              <w:jc w:val="center"/>
+            </w:pPr>
+            <w:r/>
+            <w:r>
+              <w:rPr>
+                <w:rFonts w:ascii="Calibri" w:hAnsi="Calibri"/>
+                <w:b w:val="0"/>
+              </w:rPr>
+              <w:t>5</w:t>
+            </w:r>
+          </w:p>
+        </w:tc>
+        <w:tc>
+          <w:tcPr>
+            <w:tcW w:type="dxa" w:w="3408"/>
+          </w:tcPr>
+          <w:p>
+            <w:pPr>
+              <w:jc w:val="center"/>
+            </w:pPr>
+            <w:r/>
+            <w:r>
+              <w:rPr>
+                <w:rFonts w:ascii="Calibri" w:hAnsi="Calibri"/>
+                <w:b w:val="0"/>
+              </w:rPr>
+              <w:t>S₄ — D₁</w:t>
+            </w:r>
+          </w:p>
+        </w:tc>
+        <w:tc>
+          <w:tcPr>
+            <w:tcW w:type="dxa" w:w="3408"/>
+          </w:tcPr>
+          <w:p>
+            <w:pPr>
+              <w:jc w:val="center"/>
+            </w:pPr>
+            <w:r/>
+            <w:r>
+              <w:rPr>
+                <w:rFonts w:ascii="Calibri" w:hAnsi="Calibri"/>
+                <w:b w:val="0"/>
+              </w:rPr>
+              <w:t>Fatigue indicates Influenza</w:t>
+            </w:r>
+          </w:p>
+        </w:tc>
+      </w:tr>
+      <w:tr>
+        <w:tc>
+          <w:tcPr>
+            <w:tcW w:type="dxa" w:w="3408"/>
+          </w:tcPr>
+          <w:p>
+            <w:pPr>
+              <w:jc w:val="center"/>
+            </w:pPr>
+            <w:r/>
+            <w:r>
+              <w:rPr>
+                <w:rFonts w:ascii="Calibri" w:hAnsi="Calibri"/>
+                <w:b w:val="0"/>
+              </w:rPr>
+              <w:t>6</w:t>
+            </w:r>
+          </w:p>
+        </w:tc>
+        <w:tc>
+          <w:tcPr>
+            <w:tcW w:type="dxa" w:w="3408"/>
+          </w:tcPr>
+          <w:p>
+            <w:pPr>
+              <w:jc w:val="center"/>
+            </w:pPr>
+            <w:r/>
+            <w:r>
+              <w:rPr>
+                <w:rFonts w:ascii="Calibri" w:hAnsi="Calibri"/>
+                <w:b w:val="0"/>
+              </w:rPr>
+              <w:t>S₄ — D₃</w:t>
+            </w:r>
+          </w:p>
+        </w:tc>
+        <w:tc>
+          <w:tcPr>
+            <w:tcW w:type="dxa" w:w="3408"/>
+          </w:tcPr>
+          <w:p>
+            <w:pPr>
+              <w:jc w:val="center"/>
+            </w:pPr>
+            <w:r/>
+            <w:r>
+              <w:rPr>
+                <w:rFonts w:ascii="Calibri" w:hAnsi="Calibri"/>
+                <w:b w:val="0"/>
+              </w:rPr>
+              <w:t>Fatigue indicates Anemia</w:t>
+            </w:r>
+          </w:p>
+        </w:tc>
+      </w:tr>
+    </w:tbl>
+    <w:p>
+      <w:r>
+        <w:rPr>
+          <w:b w:val="0"/>
+          <w:i w:val="0"/>
+        </w:rPr>
+        <w:t>Invariant comparison:</w:t>
+      </w:r>
+    </w:p>
+    <w:tbl>
+      <w:tblPr>
+        <w:tblStyle w:val="TableGrid"/>
+        <w:tblW w:type="auto" w:w="0"/>
+        <w:jc w:val="center"/>
+        <w:tblLook w:firstColumn="1" w:firstRow="1" w:lastColumn="0" w:lastRow="0" w:noHBand="0" w:noVBand="1" w:val="04A0"/>
+      </w:tblPr>
+      <w:tblGrid>
+        <w:gridCol w:w="2556"/>
+        <w:gridCol w:w="2556"/>
+        <w:gridCol w:w="2556"/>
+        <w:gridCol w:w="2556"/>
+      </w:tblGrid>
+      <w:tr>
+        <w:tc>
+          <w:tcPr>
+            <w:tcW w:type="dxa" w:w="2556"/>
             <w:shd w:val="clear" w:fill="D9E2F3"/>
           </w:tcPr>
           <w:p>
@@ -4389,6 +4056,64 @@
             <w:r/>
             <w:r>
               <w:rPr>
+                <w:rFonts w:ascii="Calibri" w:hAnsi="Calibri"/>
+                <w:b/>
+              </w:rPr>
+              <w:t>Invariant</w:t>
+            </w:r>
+          </w:p>
+        </w:tc>
+        <w:tc>
+          <w:tcPr>
+            <w:tcW w:type="dxa" w:w="2556"/>
+            <w:shd w:val="clear" w:fill="D9E2F3"/>
+          </w:tcPr>
+          <w:p>
+            <w:pPr>
+              <w:jc w:val="center"/>
+            </w:pPr>
+            <w:r/>
+            <w:r>
+              <w:rPr>
+                <w:rFonts w:ascii="Calibri" w:hAnsi="Calibri"/>
+                <w:b/>
+              </w:rPr>
+              <w:t>Rep. 1</w:t>
+            </w:r>
+          </w:p>
+        </w:tc>
+        <w:tc>
+          <w:tcPr>
+            <w:tcW w:type="dxa" w:w="2556"/>
+            <w:shd w:val="clear" w:fill="D9E2F3"/>
+          </w:tcPr>
+          <w:p>
+            <w:pPr>
+              <w:jc w:val="center"/>
+            </w:pPr>
+            <w:r/>
+            <w:r>
+              <w:rPr>
+                <w:rFonts w:ascii="Calibri" w:hAnsi="Calibri"/>
+                <w:b/>
+              </w:rPr>
+              <w:t>Rep. 2</w:t>
+            </w:r>
+          </w:p>
+        </w:tc>
+        <w:tc>
+          <w:tcPr>
+            <w:tcW w:type="dxa" w:w="2556"/>
+            <w:shd w:val="clear" w:fill="D9E2F3"/>
+          </w:tcPr>
+          <w:p>
+            <w:pPr>
+              <w:jc w:val="center"/>
+            </w:pPr>
+            <w:r/>
+            <w:r>
+              <w:rPr>
+                <w:rFonts w:ascii="Calibri" w:hAnsi="Calibri"/>
                 <w:b/>
               </w:rPr>
               <w:t>Match</w:t>
@@ -4399,7 +4124,7 @@
       <w:tr>
         <w:tc>
           <w:tcPr>
-            <w:tcW w:type="dxa" w:w="2160"/>
+            <w:tcW w:type="dxa" w:w="2556"/>
           </w:tcPr>
           <w:p>
             <w:pPr>
@@ -4408,6 +4133,7 @@
             <w:r/>
             <w:r>
               <w:rPr>
+                <w:rFonts w:ascii="Calibri" w:hAnsi="Calibri"/>
                 <w:b w:val="0"/>
               </w:rPr>
               <w:t>Vertices |V|</w:t>
@@ -4416,7 +4142,7 @@
         </w:tc>
         <w:tc>
           <w:tcPr>
-            <w:tcW w:type="dxa" w:w="2160"/>
+            <w:tcW w:type="dxa" w:w="2556"/>
           </w:tcPr>
           <w:p>
             <w:pPr>
@@ -4425,6 +4151,7 @@
             <w:r/>
             <w:r>
               <w:rPr>
+                <w:rFonts w:ascii="Calibri" w:hAnsi="Calibri"/>
                 <w:b w:val="0"/>
               </w:rPr>
               <w:t>7</w:t>
@@ -4433,7 +4160,7 @@
         </w:tc>
         <w:tc>
           <w:tcPr>
-            <w:tcW w:type="dxa" w:w="2160"/>
+            <w:tcW w:type="dxa" w:w="2556"/>
           </w:tcPr>
           <w:p>
             <w:pPr>
@@ -4442,6 +4169,7 @@
             <w:r/>
             <w:r>
               <w:rPr>
+                <w:rFonts w:ascii="Calibri" w:hAnsi="Calibri"/>
                 <w:b w:val="0"/>
               </w:rPr>
               <w:t>7</w:t>
@@ -4450,7 +4178,7 @@
         </w:tc>
         <w:tc>
           <w:tcPr>
-            <w:tcW w:type="dxa" w:w="2160"/>
+            <w:tcW w:type="dxa" w:w="2556"/>
           </w:tcPr>
           <w:p>
             <w:pPr>
@@ -4459,6 +4187,7 @@
             <w:r/>
             <w:r>
               <w:rPr>
+                <w:rFonts w:ascii="Calibri" w:hAnsi="Calibri"/>
                 <w:b w:val="0"/>
               </w:rPr>
               <w:t>✓</w:t>
@@ -4469,7 +4198,7 @@
       <w:tr>
         <w:tc>
           <w:tcPr>
-            <w:tcW w:type="dxa" w:w="2160"/>
+            <w:tcW w:type="dxa" w:w="2556"/>
           </w:tcPr>
           <w:p>
             <w:pPr>
@@ -4478,6 +4207,7 @@
             <w:r/>
             <w:r>
               <w:rPr>
+                <w:rFonts w:ascii="Calibri" w:hAnsi="Calibri"/>
                 <w:b w:val="0"/>
               </w:rPr>
               <w:t>Edges |E|</w:t>
@@ -4486,7 +4216,7 @@
         </w:tc>
         <w:tc>
           <w:tcPr>
-            <w:tcW w:type="dxa" w:w="2160"/>
+            <w:tcW w:type="dxa" w:w="2556"/>
           </w:tcPr>
           <w:p>
             <w:pPr>
@@ -4495,6 +4225,7 @@
             <w:r/>
             <w:r>
               <w:rPr>
+                <w:rFonts w:ascii="Calibri" w:hAnsi="Calibri"/>
                 <w:b w:val="0"/>
               </w:rPr>
               <w:t>6</w:t>
@@ -4503,7 +4234,7 @@
         </w:tc>
         <w:tc>
           <w:tcPr>
-            <w:tcW w:type="dxa" w:w="2160"/>
+            <w:tcW w:type="dxa" w:w="2556"/>
           </w:tcPr>
           <w:p>
             <w:pPr>
@@ -4512,6 +4243,7 @@
             <w:r/>
             <w:r>
               <w:rPr>
+                <w:rFonts w:ascii="Calibri" w:hAnsi="Calibri"/>
                 <w:b w:val="0"/>
               </w:rPr>
               <w:t>6</w:t>
@@ -4520,7 +4252,7 @@
         </w:tc>
         <w:tc>
           <w:tcPr>
-            <w:tcW w:type="dxa" w:w="2160"/>
+            <w:tcW w:type="dxa" w:w="2556"/>
           </w:tcPr>
           <w:p>
             <w:pPr>
@@ -4529,6 +4261,7 @@
             <w:r/>
             <w:r>
               <w:rPr>
+                <w:rFonts w:ascii="Calibri" w:hAnsi="Calibri"/>
                 <w:b w:val="0"/>
               </w:rPr>
               <w:t>✓</w:t>
@@ -4539,7 +4272,7 @@
       <w:tr>
         <w:tc>
           <w:tcPr>
-            <w:tcW w:type="dxa" w:w="2160"/>
+            <w:tcW w:type="dxa" w:w="2556"/>
           </w:tcPr>
           <w:p>
             <w:pPr>
@@ -4548,6 +4281,7 @@
             <w:r/>
             <w:r>
               <w:rPr>
+                <w:rFonts w:ascii="Calibri" w:hAnsi="Calibri"/>
                 <w:b w:val="0"/>
               </w:rPr>
               <w:t>Degree sequence</w:t>
@@ -4556,7 +4290,7 @@
         </w:tc>
         <w:tc>
           <w:tcPr>
-            <w:tcW w:type="dxa" w:w="2160"/>
+            <w:tcW w:type="dxa" w:w="2556"/>
           </w:tcPr>
           <w:p>
             <w:pPr>
@@ -4565,15 +4299,16 @@
             <w:r/>
             <w:r>
               <w:rPr>
+                <w:rFonts w:ascii="Calibri" w:hAnsi="Calibri"/>
                 <w:b w:val="0"/>
               </w:rPr>
-              <w:t>(3, 2, 2, 1, 1, 1, 1)</w:t>
+              <w:t>(3, 2, 2, 2, 1, 1, 1)</w:t>
             </w:r>
           </w:p>
         </w:tc>
         <w:tc>
           <w:tcPr>
-            <w:tcW w:type="dxa" w:w="2160"/>
+            <w:tcW w:type="dxa" w:w="2556"/>
           </w:tcPr>
           <w:p>
             <w:pPr>
@@ -4582,15 +4317,16 @@
             <w:r/>
             <w:r>
               <w:rPr>
+                <w:rFonts w:ascii="Calibri" w:hAnsi="Calibri"/>
                 <w:b w:val="0"/>
               </w:rPr>
-              <w:t>(3, 2, 2, 1, 1, 1, 1)</w:t>
+              <w:t>(3, 2, 2, 2, 1, 1, 1)</w:t>
             </w:r>
           </w:p>
         </w:tc>
         <w:tc>
           <w:tcPr>
-            <w:tcW w:type="dxa" w:w="2160"/>
+            <w:tcW w:type="dxa" w:w="2556"/>
           </w:tcPr>
           <w:p>
             <w:pPr>
@@ -4599,6 +4335,7 @@
             <w:r/>
             <w:r>
               <w:rPr>
+                <w:rFonts w:ascii="Calibri" w:hAnsi="Calibri"/>
                 <w:b w:val="0"/>
               </w:rPr>
               <w:t>✓</w:t>
@@ -4609,7 +4346,7 @@
       <w:tr>
         <w:tc>
           <w:tcPr>
-            <w:tcW w:type="dxa" w:w="2160"/>
+            <w:tcW w:type="dxa" w:w="2556"/>
           </w:tcPr>
           <w:p>
             <w:pPr>
@@ -4618,6 +4355,7 @@
             <w:r/>
             <w:r>
               <w:rPr>
+                <w:rFonts w:ascii="Calibri" w:hAnsi="Calibri"/>
                 <w:b w:val="0"/>
               </w:rPr>
               <w:t>Bipartite</w:t>
@@ -4626,7 +4364,7 @@
         </w:tc>
         <w:tc>
           <w:tcPr>
-            <w:tcW w:type="dxa" w:w="2160"/>
+            <w:tcW w:type="dxa" w:w="2556"/>
           </w:tcPr>
           <w:p>
             <w:pPr>
@@ -4635,6 +4373,7 @@
             <w:r/>
             <w:r>
               <w:rPr>
+                <w:rFonts w:ascii="Calibri" w:hAnsi="Calibri"/>
                 <w:b w:val="0"/>
               </w:rPr>
               <w:t>yes</w:t>
@@ -4643,7 +4382,7 @@
         </w:tc>
         <w:tc>
           <w:tcPr>
-            <w:tcW w:type="dxa" w:w="2160"/>
+            <w:tcW w:type="dxa" w:w="2556"/>
           </w:tcPr>
           <w:p>
             <w:pPr>
@@ -4652,6 +4391,7 @@
             <w:r/>
             <w:r>
               <w:rPr>
+                <w:rFonts w:ascii="Calibri" w:hAnsi="Calibri"/>
                 <w:b w:val="0"/>
               </w:rPr>
               <w:t>yes</w:t>
@@ -4660,7 +4400,7 @@
         </w:tc>
         <w:tc>
           <w:tcPr>
-            <w:tcW w:type="dxa" w:w="2160"/>
+            <w:tcW w:type="dxa" w:w="2556"/>
           </w:tcPr>
           <w:p>
             <w:pPr>
@@ -4669,6 +4409,7 @@
             <w:r/>
             <w:r>
               <w:rPr>
+                <w:rFonts w:ascii="Calibri" w:hAnsi="Calibri"/>
                 <w:b w:val="0"/>
               </w:rPr>
               <w:t>✓</w:t>
@@ -4681,26 +4422,9 @@
       <w:r>
         <w:rPr>
           <w:b w:val="0"/>
-          <w:i/>
-          <w:sz w:val="20"/>
-        </w:rPr>
-        <w:t>Degrees: S₁=2, S₂=1, S₃=1, S₄=2, D₁=3, D₂=2, D₃=1. Necessary conditions hold, but they are not sufficient — an explicit bijection is required.</w:t>
-      </w:r>
-    </w:p>
-    <w:p>
-      <w:r>
-        <w:rPr>
-          <w:b/>
           <w:i w:val="0"/>
         </w:rPr>
-        <w:t>Step 2 — Explicit isomorphism.</w:t>
-      </w:r>
-      <w:r>
-        <w:rPr>
-          <w:b w:val="0"/>
-          <w:i w:val="0"/>
-        </w:rPr>
-        <w:t xml:space="preserve">  Define f : V₁ → V₂ by f(Sᵢ) = Sᵢ′, f(Dⱼ) = Dⱼ′ and verify every edge maps to an edge:</w:t>
+        <w:t>Biadjacency matrices (bipartite adjacency):</w:t>
       </w:r>
     </w:p>
     <w:tbl>
@@ -4711,14 +4435,15 @@
         <w:tblLook w:firstColumn="1" w:firstRow="1" w:lastColumn="0" w:lastRow="0" w:noHBand="0" w:noVBand="1" w:val="04A0"/>
       </w:tblPr>
       <w:tblGrid>
-        <w:gridCol w:w="2880"/>
-        <w:gridCol w:w="2880"/>
-        <w:gridCol w:w="2880"/>
+        <w:gridCol w:w="2556"/>
+        <w:gridCol w:w="2556"/>
+        <w:gridCol w:w="2556"/>
+        <w:gridCol w:w="2556"/>
       </w:tblGrid>
       <w:tr>
         <w:tc>
           <w:tcPr>
-            <w:tcW w:type="dxa" w:w="2880"/>
+            <w:tcW w:type="dxa" w:w="2556"/>
             <w:shd w:val="clear" w:fill="D9E2F3"/>
           </w:tcPr>
           <w:p>
@@ -4728,15 +4453,15 @@
             <w:r/>
             <w:r>
               <w:rPr>
+                <w:rFonts w:ascii="Calibri" w:hAnsi="Calibri"/>
                 <w:b/>
               </w:rPr>
-              <w:t>Edge in G₁</w:t>
             </w:r>
           </w:p>
         </w:tc>
         <w:tc>
           <w:tcPr>
-            <w:tcW w:type="dxa" w:w="2880"/>
+            <w:tcW w:type="dxa" w:w="2556"/>
             <w:shd w:val="clear" w:fill="D9E2F3"/>
           </w:tcPr>
           <w:p>
@@ -4746,15 +4471,16 @@
             <w:r/>
             <w:r>
               <w:rPr>
+                <w:rFonts w:ascii="Calibri" w:hAnsi="Calibri"/>
                 <w:b/>
               </w:rPr>
-              <w:t>Image under f</w:t>
+              <w:t>D₁</w:t>
             </w:r>
           </w:p>
         </w:tc>
         <w:tc>
           <w:tcPr>
-            <w:tcW w:type="dxa" w:w="2880"/>
+            <w:tcW w:type="dxa" w:w="2556"/>
             <w:shd w:val="clear" w:fill="D9E2F3"/>
           </w:tcPr>
           <w:p>
@@ -4764,375 +4490,16 @@
             <w:r/>
             <w:r>
               <w:rPr>
+                <w:rFonts w:ascii="Calibri" w:hAnsi="Calibri"/>
                 <w:b/>
               </w:rPr>
-              <w:t>Edge in G₂?</w:t>
-            </w:r>
-          </w:p>
-        </w:tc>
-      </w:tr>
-      <w:tr>
-        <w:tc>
-          <w:tcPr>
-            <w:tcW w:type="dxa" w:w="2880"/>
-          </w:tcPr>
-          <w:p>
-            <w:pPr>
-              <w:jc w:val="center"/>
-            </w:pPr>
-            <w:r/>
-            <w:r>
-              <w:rPr>
-                <w:b w:val="0"/>
-              </w:rPr>
-              <w:t>S₁D₁</w:t>
+              <w:t>D₂</w:t>
             </w:r>
           </w:p>
         </w:tc>
         <w:tc>
           <w:tcPr>
-            <w:tcW w:type="dxa" w:w="2880"/>
-          </w:tcPr>
-          <w:p>
-            <w:pPr>
-              <w:jc w:val="center"/>
-            </w:pPr>
-            <w:r/>
-            <w:r>
-              <w:rPr>
-                <w:b w:val="0"/>
-              </w:rPr>
-              <w:t>S₁′D₁′</w:t>
-            </w:r>
-          </w:p>
-        </w:tc>
-        <w:tc>
-          <w:tcPr>
-            <w:tcW w:type="dxa" w:w="2880"/>
-          </w:tcPr>
-          <w:p>
-            <w:pPr>
-              <w:jc w:val="center"/>
-            </w:pPr>
-            <w:r/>
-            <w:r>
-              <w:rPr>
-                <w:b w:val="0"/>
-              </w:rPr>
-              <w:t>✓</w:t>
-            </w:r>
-          </w:p>
-        </w:tc>
-      </w:tr>
-      <w:tr>
-        <w:tc>
-          <w:tcPr>
-            <w:tcW w:type="dxa" w:w="2880"/>
-          </w:tcPr>
-          <w:p>
-            <w:pPr>
-              <w:jc w:val="center"/>
-            </w:pPr>
-            <w:r/>
-            <w:r>
-              <w:rPr>
-                <w:b w:val="0"/>
-              </w:rPr>
-              <w:t>S₁D₂</w:t>
-            </w:r>
-          </w:p>
-        </w:tc>
-        <w:tc>
-          <w:tcPr>
-            <w:tcW w:type="dxa" w:w="2880"/>
-          </w:tcPr>
-          <w:p>
-            <w:pPr>
-              <w:jc w:val="center"/>
-            </w:pPr>
-            <w:r/>
-            <w:r>
-              <w:rPr>
-                <w:b w:val="0"/>
-              </w:rPr>
-              <w:t>S₁′D₂′</w:t>
-            </w:r>
-          </w:p>
-        </w:tc>
-        <w:tc>
-          <w:tcPr>
-            <w:tcW w:type="dxa" w:w="2880"/>
-          </w:tcPr>
-          <w:p>
-            <w:pPr>
-              <w:jc w:val="center"/>
-            </w:pPr>
-            <w:r/>
-            <w:r>
-              <w:rPr>
-                <w:b w:val="0"/>
-              </w:rPr>
-              <w:t>✓</w:t>
-            </w:r>
-          </w:p>
-        </w:tc>
-      </w:tr>
-      <w:tr>
-        <w:tc>
-          <w:tcPr>
-            <w:tcW w:type="dxa" w:w="2880"/>
-          </w:tcPr>
-          <w:p>
-            <w:pPr>
-              <w:jc w:val="center"/>
-            </w:pPr>
-            <w:r/>
-            <w:r>
-              <w:rPr>
-                <w:b w:val="0"/>
-              </w:rPr>
-              <w:t>S₂D₁</w:t>
-            </w:r>
-          </w:p>
-        </w:tc>
-        <w:tc>
-          <w:tcPr>
-            <w:tcW w:type="dxa" w:w="2880"/>
-          </w:tcPr>
-          <w:p>
-            <w:pPr>
-              <w:jc w:val="center"/>
-            </w:pPr>
-            <w:r/>
-            <w:r>
-              <w:rPr>
-                <w:b w:val="0"/>
-              </w:rPr>
-              <w:t>S₂′D₁′</w:t>
-            </w:r>
-          </w:p>
-        </w:tc>
-        <w:tc>
-          <w:tcPr>
-            <w:tcW w:type="dxa" w:w="2880"/>
-          </w:tcPr>
-          <w:p>
-            <w:pPr>
-              <w:jc w:val="center"/>
-            </w:pPr>
-            <w:r/>
-            <w:r>
-              <w:rPr>
-                <w:b w:val="0"/>
-              </w:rPr>
-              <w:t>✓</w:t>
-            </w:r>
-          </w:p>
-        </w:tc>
-      </w:tr>
-      <w:tr>
-        <w:tc>
-          <w:tcPr>
-            <w:tcW w:type="dxa" w:w="2880"/>
-          </w:tcPr>
-          <w:p>
-            <w:pPr>
-              <w:jc w:val="center"/>
-            </w:pPr>
-            <w:r/>
-            <w:r>
-              <w:rPr>
-                <w:b w:val="0"/>
-              </w:rPr>
-              <w:t>S₃D₂</w:t>
-            </w:r>
-          </w:p>
-        </w:tc>
-        <w:tc>
-          <w:tcPr>
-            <w:tcW w:type="dxa" w:w="2880"/>
-          </w:tcPr>
-          <w:p>
-            <w:pPr>
-              <w:jc w:val="center"/>
-            </w:pPr>
-            <w:r/>
-            <w:r>
-              <w:rPr>
-                <w:b w:val="0"/>
-              </w:rPr>
-              <w:t>S₃′D₂′</w:t>
-            </w:r>
-          </w:p>
-        </w:tc>
-        <w:tc>
-          <w:tcPr>
-            <w:tcW w:type="dxa" w:w="2880"/>
-          </w:tcPr>
-          <w:p>
-            <w:pPr>
-              <w:jc w:val="center"/>
-            </w:pPr>
-            <w:r/>
-            <w:r>
-              <w:rPr>
-                <w:b w:val="0"/>
-              </w:rPr>
-              <w:t>✓</w:t>
-            </w:r>
-          </w:p>
-        </w:tc>
-      </w:tr>
-      <w:tr>
-        <w:tc>
-          <w:tcPr>
-            <w:tcW w:type="dxa" w:w="2880"/>
-          </w:tcPr>
-          <w:p>
-            <w:pPr>
-              <w:jc w:val="center"/>
-            </w:pPr>
-            <w:r/>
-            <w:r>
-              <w:rPr>
-                <w:b w:val="0"/>
-              </w:rPr>
-              <w:t>S₄D₁</w:t>
-            </w:r>
-          </w:p>
-        </w:tc>
-        <w:tc>
-          <w:tcPr>
-            <w:tcW w:type="dxa" w:w="2880"/>
-          </w:tcPr>
-          <w:p>
-            <w:pPr>
-              <w:jc w:val="center"/>
-            </w:pPr>
-            <w:r/>
-            <w:r>
-              <w:rPr>
-                <w:b w:val="0"/>
-              </w:rPr>
-              <w:t>S₄′D₁′</w:t>
-            </w:r>
-          </w:p>
-        </w:tc>
-        <w:tc>
-          <w:tcPr>
-            <w:tcW w:type="dxa" w:w="2880"/>
-          </w:tcPr>
-          <w:p>
-            <w:pPr>
-              <w:jc w:val="center"/>
-            </w:pPr>
-            <w:r/>
-            <w:r>
-              <w:rPr>
-                <w:b w:val="0"/>
-              </w:rPr>
-              <w:t>✓</w:t>
-            </w:r>
-          </w:p>
-        </w:tc>
-      </w:tr>
-      <w:tr>
-        <w:tc>
-          <w:tcPr>
-            <w:tcW w:type="dxa" w:w="2880"/>
-          </w:tcPr>
-          <w:p>
-            <w:pPr>
-              <w:jc w:val="center"/>
-            </w:pPr>
-            <w:r/>
-            <w:r>
-              <w:rPr>
-                <w:b w:val="0"/>
-              </w:rPr>
-              <w:t>S₄D₃</w:t>
-            </w:r>
-          </w:p>
-        </w:tc>
-        <w:tc>
-          <w:tcPr>
-            <w:tcW w:type="dxa" w:w="2880"/>
-          </w:tcPr>
-          <w:p>
-            <w:pPr>
-              <w:jc w:val="center"/>
-            </w:pPr>
-            <w:r/>
-            <w:r>
-              <w:rPr>
-                <w:b w:val="0"/>
-              </w:rPr>
-              <w:t>S₄′D₃′</w:t>
-            </w:r>
-          </w:p>
-        </w:tc>
-        <w:tc>
-          <w:tcPr>
-            <w:tcW w:type="dxa" w:w="2880"/>
-          </w:tcPr>
-          <w:p>
-            <w:pPr>
-              <w:jc w:val="center"/>
-            </w:pPr>
-            <w:r/>
-            <w:r>
-              <w:rPr>
-                <w:b w:val="0"/>
-              </w:rPr>
-              <w:t>✓</w:t>
-            </w:r>
-          </w:p>
-        </w:tc>
-      </w:tr>
-    </w:tbl>
-    <w:p>
-      <w:r>
-        <w:rPr>
-          <w:b w:val="0"/>
-          <w:i/>
-          <w:sz w:val="20"/>
-        </w:rPr>
-        <w:t>All 6 edges are preserved; since |E₁| = |E₂|, non-edges are preserved too. f is an isomorphism.</w:t>
-      </w:r>
-    </w:p>
-    <w:p>
-      <w:r>
-        <w:rPr>
-          <w:b/>
-          <w:i w:val="0"/>
-        </w:rPr>
-        <w:t>Step 3 — Adjacency-matrix confirmation.</w:t>
-      </w:r>
-      <w:r>
-        <w:rPr>
-          <w:b w:val="0"/>
-          <w:i w:val="0"/>
-        </w:rPr>
-        <w:t xml:space="preserve">  Biadjacency matrix of Representation 1 (rows S₁–S₄, columns D₁–D₃):</w:t>
-      </w:r>
-    </w:p>
-    <w:tbl>
-      <w:tblPr>
-        <w:tblStyle w:val="TableGrid"/>
-        <w:tblW w:type="auto" w:w="0"/>
-        <w:jc w:val="center"/>
-        <w:tblLook w:firstColumn="1" w:firstRow="1" w:lastColumn="0" w:lastRow="0" w:noHBand="0" w:noVBand="1" w:val="04A0"/>
-      </w:tblPr>
-      <w:tblGrid>
-        <w:gridCol w:w="2160"/>
-        <w:gridCol w:w="2160"/>
-        <w:gridCol w:w="2160"/>
-        <w:gridCol w:w="2160"/>
-      </w:tblGrid>
-      <w:tr>
-        <w:tc>
-          <w:tcPr>
-            <w:tcW w:type="dxa" w:w="2160"/>
+            <w:tcW w:type="dxa" w:w="2556"/>
             <w:shd w:val="clear" w:fill="D9E2F3"/>
           </w:tcPr>
           <w:p>
@@ -5142,59 +4509,7 @@
             <w:r/>
             <w:r>
               <w:rPr>
-                <w:b/>
-              </w:rPr>
-            </w:r>
-          </w:p>
-        </w:tc>
-        <w:tc>
-          <w:tcPr>
-            <w:tcW w:type="dxa" w:w="2160"/>
-            <w:shd w:val="clear" w:fill="D9E2F3"/>
-          </w:tcPr>
-          <w:p>
-            <w:pPr>
-              <w:jc w:val="center"/>
-            </w:pPr>
-            <w:r/>
-            <w:r>
-              <w:rPr>
-                <w:b/>
-              </w:rPr>
-              <w:t>D₁</w:t>
-            </w:r>
-          </w:p>
-        </w:tc>
-        <w:tc>
-          <w:tcPr>
-            <w:tcW w:type="dxa" w:w="2160"/>
-            <w:shd w:val="clear" w:fill="D9E2F3"/>
-          </w:tcPr>
-          <w:p>
-            <w:pPr>
-              <w:jc w:val="center"/>
-            </w:pPr>
-            <w:r/>
-            <w:r>
-              <w:rPr>
-                <w:b/>
-              </w:rPr>
-              <w:t>D₂</w:t>
-            </w:r>
-          </w:p>
-        </w:tc>
-        <w:tc>
-          <w:tcPr>
-            <w:tcW w:type="dxa" w:w="2160"/>
-            <w:shd w:val="clear" w:fill="D9E2F3"/>
-          </w:tcPr>
-          <w:p>
-            <w:pPr>
-              <w:jc w:val="center"/>
-            </w:pPr>
-            <w:r/>
-            <w:r>
-              <w:rPr>
+                <w:rFonts w:ascii="Calibri" w:hAnsi="Calibri"/>
                 <w:b/>
               </w:rPr>
               <w:t>D₃</w:t>
@@ -5205,7 +4520,7 @@
       <w:tr>
         <w:tc>
           <w:tcPr>
-            <w:tcW w:type="dxa" w:w="2160"/>
+            <w:tcW w:type="dxa" w:w="2556"/>
           </w:tcPr>
           <w:p>
             <w:pPr>
@@ -5214,6 +4529,7 @@
             <w:r/>
             <w:r>
               <w:rPr>
+                <w:rFonts w:ascii="Calibri" w:hAnsi="Calibri"/>
                 <w:b w:val="0"/>
               </w:rPr>
               <w:t>S₁</w:t>
@@ -5222,7 +4538,7 @@
         </w:tc>
         <w:tc>
           <w:tcPr>
-            <w:tcW w:type="dxa" w:w="2160"/>
+            <w:tcW w:type="dxa" w:w="2556"/>
           </w:tcPr>
           <w:p>
             <w:pPr>
@@ -5231,6 +4547,7 @@
             <w:r/>
             <w:r>
               <w:rPr>
+                <w:rFonts w:ascii="Calibri" w:hAnsi="Calibri"/>
                 <w:b w:val="0"/>
               </w:rPr>
               <w:t>1</w:t>
@@ -5239,7 +4556,7 @@
         </w:tc>
         <w:tc>
           <w:tcPr>
-            <w:tcW w:type="dxa" w:w="2160"/>
+            <w:tcW w:type="dxa" w:w="2556"/>
           </w:tcPr>
           <w:p>
             <w:pPr>
@@ -5248,6 +4565,7 @@
             <w:r/>
             <w:r>
               <w:rPr>
+                <w:rFonts w:ascii="Calibri" w:hAnsi="Calibri"/>
                 <w:b w:val="0"/>
               </w:rPr>
               <w:t>1</w:t>
@@ -5256,7 +4574,7 @@
         </w:tc>
         <w:tc>
           <w:tcPr>
-            <w:tcW w:type="dxa" w:w="2160"/>
+            <w:tcW w:type="dxa" w:w="2556"/>
           </w:tcPr>
           <w:p>
             <w:pPr>
@@ -5265,6 +4583,7 @@
             <w:r/>
             <w:r>
               <w:rPr>
+                <w:rFonts w:ascii="Calibri" w:hAnsi="Calibri"/>
                 <w:b w:val="0"/>
               </w:rPr>
               <w:t>0</w:t>
@@ -5275,7 +4594,7 @@
       <w:tr>
         <w:tc>
           <w:tcPr>
-            <w:tcW w:type="dxa" w:w="2160"/>
+            <w:tcW w:type="dxa" w:w="2556"/>
           </w:tcPr>
           <w:p>
             <w:pPr>
@@ -5284,6 +4603,7 @@
             <w:r/>
             <w:r>
               <w:rPr>
+                <w:rFonts w:ascii="Calibri" w:hAnsi="Calibri"/>
                 <w:b w:val="0"/>
               </w:rPr>
               <w:t>S₂</w:t>
@@ -5292,7 +4612,7 @@
         </w:tc>
         <w:tc>
           <w:tcPr>
-            <w:tcW w:type="dxa" w:w="2160"/>
+            <w:tcW w:type="dxa" w:w="2556"/>
           </w:tcPr>
           <w:p>
             <w:pPr>
@@ -5301,6 +4621,7 @@
             <w:r/>
             <w:r>
               <w:rPr>
+                <w:rFonts w:ascii="Calibri" w:hAnsi="Calibri"/>
                 <w:b w:val="0"/>
               </w:rPr>
               <w:t>1</w:t>
@@ -5309,7 +4630,7 @@
         </w:tc>
         <w:tc>
           <w:tcPr>
-            <w:tcW w:type="dxa" w:w="2160"/>
+            <w:tcW w:type="dxa" w:w="2556"/>
           </w:tcPr>
           <w:p>
             <w:pPr>
@@ -5318,6 +4639,7 @@
             <w:r/>
             <w:r>
               <w:rPr>
+                <w:rFonts w:ascii="Calibri" w:hAnsi="Calibri"/>
                 <w:b w:val="0"/>
               </w:rPr>
               <w:t>0</w:t>
@@ -5326,7 +4648,7 @@
         </w:tc>
         <w:tc>
           <w:tcPr>
-            <w:tcW w:type="dxa" w:w="2160"/>
+            <w:tcW w:type="dxa" w:w="2556"/>
           </w:tcPr>
           <w:p>
             <w:pPr>
@@ -5335,6 +4657,7 @@
             <w:r/>
             <w:r>
               <w:rPr>
+                <w:rFonts w:ascii="Calibri" w:hAnsi="Calibri"/>
                 <w:b w:val="0"/>
               </w:rPr>
               <w:t>0</w:t>
@@ -5345,7 +4668,7 @@
       <w:tr>
         <w:tc>
           <w:tcPr>
-            <w:tcW w:type="dxa" w:w="2160"/>
+            <w:tcW w:type="dxa" w:w="2556"/>
           </w:tcPr>
           <w:p>
             <w:pPr>
@@ -5354,6 +4677,7 @@
             <w:r/>
             <w:r>
               <w:rPr>
+                <w:rFonts w:ascii="Calibri" w:hAnsi="Calibri"/>
                 <w:b w:val="0"/>
               </w:rPr>
               <w:t>S₃</w:t>
@@ -5362,7 +4686,7 @@
         </w:tc>
         <w:tc>
           <w:tcPr>
-            <w:tcW w:type="dxa" w:w="2160"/>
+            <w:tcW w:type="dxa" w:w="2556"/>
           </w:tcPr>
           <w:p>
             <w:pPr>
@@ -5371,6 +4695,7 @@
             <w:r/>
             <w:r>
               <w:rPr>
+                <w:rFonts w:ascii="Calibri" w:hAnsi="Calibri"/>
                 <w:b w:val="0"/>
               </w:rPr>
               <w:t>0</w:t>
@@ -5379,7 +4704,7 @@
         </w:tc>
         <w:tc>
           <w:tcPr>
-            <w:tcW w:type="dxa" w:w="2160"/>
+            <w:tcW w:type="dxa" w:w="2556"/>
           </w:tcPr>
           <w:p>
             <w:pPr>
@@ -5388,6 +4713,7 @@
             <w:r/>
             <w:r>
               <w:rPr>
+                <w:rFonts w:ascii="Calibri" w:hAnsi="Calibri"/>
                 <w:b w:val="0"/>
               </w:rPr>
               <w:t>1</w:t>
@@ -5396,7 +4722,7 @@
         </w:tc>
         <w:tc>
           <w:tcPr>
-            <w:tcW w:type="dxa" w:w="2160"/>
+            <w:tcW w:type="dxa" w:w="2556"/>
           </w:tcPr>
           <w:p>
             <w:pPr>
@@ -5405,6 +4731,7 @@
             <w:r/>
             <w:r>
               <w:rPr>
+                <w:rFonts w:ascii="Calibri" w:hAnsi="Calibri"/>
                 <w:b w:val="0"/>
               </w:rPr>
               <w:t>0</w:t>
@@ -5415,7 +4742,7 @@
       <w:tr>
         <w:tc>
           <w:tcPr>
-            <w:tcW w:type="dxa" w:w="2160"/>
+            <w:tcW w:type="dxa" w:w="2556"/>
           </w:tcPr>
           <w:p>
             <w:pPr>
@@ -5424,6 +4751,7 @@
             <w:r/>
             <w:r>
               <w:rPr>
+                <w:rFonts w:ascii="Calibri" w:hAnsi="Calibri"/>
                 <w:b w:val="0"/>
               </w:rPr>
               <w:t>S₄</w:t>
@@ -5432,7 +4760,7 @@
         </w:tc>
         <w:tc>
           <w:tcPr>
-            <w:tcW w:type="dxa" w:w="2160"/>
+            <w:tcW w:type="dxa" w:w="2556"/>
           </w:tcPr>
           <w:p>
             <w:pPr>
@@ -5441,6 +4769,7 @@
             <w:r/>
             <w:r>
               <w:rPr>
+                <w:rFonts w:ascii="Calibri" w:hAnsi="Calibri"/>
                 <w:b w:val="0"/>
               </w:rPr>
               <w:t>1</w:t>
@@ -5449,7 +4778,7 @@
         </w:tc>
         <w:tc>
           <w:tcPr>
-            <w:tcW w:type="dxa" w:w="2160"/>
+            <w:tcW w:type="dxa" w:w="2556"/>
           </w:tcPr>
           <w:p>
             <w:pPr>
@@ -5458,6 +4787,7 @@
             <w:r/>
             <w:r>
               <w:rPr>
+                <w:rFonts w:ascii="Calibri" w:hAnsi="Calibri"/>
                 <w:b w:val="0"/>
               </w:rPr>
               <w:t>0</w:t>
@@ -5466,7 +4796,7 @@
         </w:tc>
         <w:tc>
           <w:tcPr>
-            <w:tcW w:type="dxa" w:w="2160"/>
+            <w:tcW w:type="dxa" w:w="2556"/>
           </w:tcPr>
           <w:p>
             <w:pPr>
@@ -5475,6 +4805,7 @@
             <w:r/>
             <w:r>
               <w:rPr>
+                <w:rFonts w:ascii="Calibri" w:hAnsi="Calibri"/>
                 <w:b w:val="0"/>
               </w:rPr>
               <w:t>1</w:t>
@@ -5489,7 +4820,7 @@
           <w:b w:val="0"/>
           <w:i w:val="0"/>
         </w:rPr>
-        <w:t>Representation 2 lists the same vertices in a different order — (S₄, S₃, S₂, S₁ | D₃, D₂, D₁):</w:t>
+        <w:t>Reordered (S₄…S₁ | D₃…D₁):</w:t>
       </w:r>
     </w:p>
     <w:tbl>
@@ -5500,15 +4831,15 @@
         <w:tblLook w:firstColumn="1" w:firstRow="1" w:lastColumn="0" w:lastRow="0" w:noHBand="0" w:noVBand="1" w:val="04A0"/>
       </w:tblPr>
       <w:tblGrid>
-        <w:gridCol w:w="2160"/>
-        <w:gridCol w:w="2160"/>
-        <w:gridCol w:w="2160"/>
-        <w:gridCol w:w="2160"/>
+        <w:gridCol w:w="2556"/>
+        <w:gridCol w:w="2556"/>
+        <w:gridCol w:w="2556"/>
+        <w:gridCol w:w="2556"/>
       </w:tblGrid>
       <w:tr>
         <w:tc>
           <w:tcPr>
-            <w:tcW w:type="dxa" w:w="2160"/>
+            <w:tcW w:type="dxa" w:w="2556"/>
             <w:shd w:val="clear" w:fill="D9E2F3"/>
           </w:tcPr>
           <w:p>
@@ -5518,6 +4849,7 @@
             <w:r/>
             <w:r>
               <w:rPr>
+                <w:rFonts w:ascii="Calibri" w:hAnsi="Calibri"/>
                 <w:b/>
               </w:rPr>
             </w:r>
@@ -5525,7 +4857,7 @@
         </w:tc>
         <w:tc>
           <w:tcPr>
-            <w:tcW w:type="dxa" w:w="2160"/>
+            <w:tcW w:type="dxa" w:w="2556"/>
             <w:shd w:val="clear" w:fill="D9E2F3"/>
           </w:tcPr>
           <w:p>
@@ -5535,6 +4867,7 @@
             <w:r/>
             <w:r>
               <w:rPr>
+                <w:rFonts w:ascii="Calibri" w:hAnsi="Calibri"/>
                 <w:b/>
               </w:rPr>
               <w:t>D₃</w:t>
@@ -5543,7 +4876,7 @@
         </w:tc>
         <w:tc>
           <w:tcPr>
-            <w:tcW w:type="dxa" w:w="2160"/>
+            <w:tcW w:type="dxa" w:w="2556"/>
             <w:shd w:val="clear" w:fill="D9E2F3"/>
           </w:tcPr>
           <w:p>
@@ -5553,6 +4886,7 @@
             <w:r/>
             <w:r>
               <w:rPr>
+                <w:rFonts w:ascii="Calibri" w:hAnsi="Calibri"/>
                 <w:b/>
               </w:rPr>
               <w:t>D₂</w:t>
@@ -5561,7 +4895,7 @@
         </w:tc>
         <w:tc>
           <w:tcPr>
-            <w:tcW w:type="dxa" w:w="2160"/>
+            <w:tcW w:type="dxa" w:w="2556"/>
             <w:shd w:val="clear" w:fill="D9E2F3"/>
           </w:tcPr>
           <w:p>
@@ -5571,6 +4905,7 @@
             <w:r/>
             <w:r>
               <w:rPr>
+                <w:rFonts w:ascii="Calibri" w:hAnsi="Calibri"/>
                 <w:b/>
               </w:rPr>
               <w:t>D₁</w:t>
@@ -5581,7 +4916,7 @@
       <w:tr>
         <w:tc>
           <w:tcPr>
-            <w:tcW w:type="dxa" w:w="2160"/>
+            <w:tcW w:type="dxa" w:w="2556"/>
           </w:tcPr>
           <w:p>
             <w:pPr>
@@ -5590,6 +4925,7 @@
             <w:r/>
             <w:r>
               <w:rPr>
+                <w:rFonts w:ascii="Calibri" w:hAnsi="Calibri"/>
                 <w:b w:val="0"/>
               </w:rPr>
               <w:t>S₄</w:t>
@@ -5598,7 +4934,7 @@
         </w:tc>
         <w:tc>
           <w:tcPr>
-            <w:tcW w:type="dxa" w:w="2160"/>
+            <w:tcW w:type="dxa" w:w="2556"/>
           </w:tcPr>
           <w:p>
             <w:pPr>
@@ -5607,6 +4943,7 @@
             <w:r/>
             <w:r>
               <w:rPr>
+                <w:rFonts w:ascii="Calibri" w:hAnsi="Calibri"/>
                 <w:b w:val="0"/>
               </w:rPr>
               <w:t>1</w:t>
@@ -5615,7 +4952,7 @@
         </w:tc>
         <w:tc>
           <w:tcPr>
-            <w:tcW w:type="dxa" w:w="2160"/>
+            <w:tcW w:type="dxa" w:w="2556"/>
           </w:tcPr>
           <w:p>
             <w:pPr>
@@ -5624,6 +4961,7 @@
             <w:r/>
             <w:r>
               <w:rPr>
+                <w:rFonts w:ascii="Calibri" w:hAnsi="Calibri"/>
                 <w:b w:val="0"/>
               </w:rPr>
               <w:t>0</w:t>
@@ -5632,7 +4970,7 @@
         </w:tc>
         <w:tc>
           <w:tcPr>
-            <w:tcW w:type="dxa" w:w="2160"/>
+            <w:tcW w:type="dxa" w:w="2556"/>
           </w:tcPr>
           <w:p>
             <w:pPr>
@@ -5641,6 +4979,7 @@
             <w:r/>
             <w:r>
               <w:rPr>
+                <w:rFonts w:ascii="Calibri" w:hAnsi="Calibri"/>
                 <w:b w:val="0"/>
               </w:rPr>
               <w:t>1</w:t>
@@ -5651,7 +4990,7 @@
       <w:tr>
         <w:tc>
           <w:tcPr>
-            <w:tcW w:type="dxa" w:w="2160"/>
+            <w:tcW w:type="dxa" w:w="2556"/>
           </w:tcPr>
           <w:p>
             <w:pPr>
@@ -5660,6 +4999,7 @@
             <w:r/>
             <w:r>
               <w:rPr>
+                <w:rFonts w:ascii="Calibri" w:hAnsi="Calibri"/>
                 <w:b w:val="0"/>
               </w:rPr>
               <w:t>S₃</w:t>
@@ -5668,7 +5008,7 @@
         </w:tc>
         <w:tc>
           <w:tcPr>
-            <w:tcW w:type="dxa" w:w="2160"/>
+            <w:tcW w:type="dxa" w:w="2556"/>
           </w:tcPr>
           <w:p>
             <w:pPr>
@@ -5677,6 +5017,7 @@
             <w:r/>
             <w:r>
               <w:rPr>
+                <w:rFonts w:ascii="Calibri" w:hAnsi="Calibri"/>
                 <w:b w:val="0"/>
               </w:rPr>
               <w:t>0</w:t>
@@ -5685,7 +5026,7 @@
         </w:tc>
         <w:tc>
           <w:tcPr>
-            <w:tcW w:type="dxa" w:w="2160"/>
+            <w:tcW w:type="dxa" w:w="2556"/>
           </w:tcPr>
           <w:p>
             <w:pPr>
@@ -5694,6 +5035,7 @@
             <w:r/>
             <w:r>
               <w:rPr>
+                <w:rFonts w:ascii="Calibri" w:hAnsi="Calibri"/>
                 <w:b w:val="0"/>
               </w:rPr>
               <w:t>1</w:t>
@@ -5702,7 +5044,7 @@
         </w:tc>
         <w:tc>
           <w:tcPr>
-            <w:tcW w:type="dxa" w:w="2160"/>
+            <w:tcW w:type="dxa" w:w="2556"/>
           </w:tcPr>
           <w:p>
             <w:pPr>
@@ -5711,6 +5053,7 @@
             <w:r/>
             <w:r>
               <w:rPr>
+                <w:rFonts w:ascii="Calibri" w:hAnsi="Calibri"/>
                 <w:b w:val="0"/>
               </w:rPr>
               <w:t>0</w:t>
@@ -5721,7 +5064,7 @@
       <w:tr>
         <w:tc>
           <w:tcPr>
-            <w:tcW w:type="dxa" w:w="2160"/>
+            <w:tcW w:type="dxa" w:w="2556"/>
           </w:tcPr>
           <w:p>
             <w:pPr>
@@ -5730,6 +5073,7 @@
             <w:r/>
             <w:r>
               <w:rPr>
+                <w:rFonts w:ascii="Calibri" w:hAnsi="Calibri"/>
                 <w:b w:val="0"/>
               </w:rPr>
               <w:t>S₂</w:t>
@@ -5738,7 +5082,7 @@
         </w:tc>
         <w:tc>
           <w:tcPr>
-            <w:tcW w:type="dxa" w:w="2160"/>
+            <w:tcW w:type="dxa" w:w="2556"/>
           </w:tcPr>
           <w:p>
             <w:pPr>
@@ -5747,6 +5091,7 @@
             <w:r/>
             <w:r>
               <w:rPr>
+                <w:rFonts w:ascii="Calibri" w:hAnsi="Calibri"/>
                 <w:b w:val="0"/>
               </w:rPr>
               <w:t>0</w:t>
@@ -5755,7 +5100,7 @@
         </w:tc>
         <w:tc>
           <w:tcPr>
-            <w:tcW w:type="dxa" w:w="2160"/>
+            <w:tcW w:type="dxa" w:w="2556"/>
           </w:tcPr>
           <w:p>
             <w:pPr>
@@ -5764,6 +5109,7 @@
             <w:r/>
             <w:r>
               <w:rPr>
+                <w:rFonts w:ascii="Calibri" w:hAnsi="Calibri"/>
                 <w:b w:val="0"/>
               </w:rPr>
               <w:t>0</w:t>
@@ -5772,7 +5118,7 @@
         </w:tc>
         <w:tc>
           <w:tcPr>
-            <w:tcW w:type="dxa" w:w="2160"/>
+            <w:tcW w:type="dxa" w:w="2556"/>
           </w:tcPr>
           <w:p>
             <w:pPr>
@@ -5781,6 +5127,7 @@
             <w:r/>
             <w:r>
               <w:rPr>
+                <w:rFonts w:ascii="Calibri" w:hAnsi="Calibri"/>
                 <w:b w:val="0"/>
               </w:rPr>
               <w:t>1</w:t>
@@ -5791,7 +5138,7 @@
       <w:tr>
         <w:tc>
           <w:tcPr>
-            <w:tcW w:type="dxa" w:w="2160"/>
+            <w:tcW w:type="dxa" w:w="2556"/>
           </w:tcPr>
           <w:p>
             <w:pPr>
@@ -5800,6 +5147,7 @@
             <w:r/>
             <w:r>
               <w:rPr>
+                <w:rFonts w:ascii="Calibri" w:hAnsi="Calibri"/>
                 <w:b w:val="0"/>
               </w:rPr>
               <w:t>S₁</w:t>
@@ -5808,7 +5156,7 @@
         </w:tc>
         <w:tc>
           <w:tcPr>
-            <w:tcW w:type="dxa" w:w="2160"/>
+            <w:tcW w:type="dxa" w:w="2556"/>
           </w:tcPr>
           <w:p>
             <w:pPr>
@@ -5817,6 +5165,7 @@
             <w:r/>
             <w:r>
               <w:rPr>
+                <w:rFonts w:ascii="Calibri" w:hAnsi="Calibri"/>
                 <w:b w:val="0"/>
               </w:rPr>
               <w:t>0</w:t>
@@ -5825,7 +5174,7 @@
         </w:tc>
         <w:tc>
           <w:tcPr>
-            <w:tcW w:type="dxa" w:w="2160"/>
+            <w:tcW w:type="dxa" w:w="2556"/>
           </w:tcPr>
           <w:p>
             <w:pPr>
@@ -5834,6 +5183,7 @@
             <w:r/>
             <w:r>
               <w:rPr>
+                <w:rFonts w:ascii="Calibri" w:hAnsi="Calibri"/>
                 <w:b w:val="0"/>
               </w:rPr>
               <w:t>1</w:t>
@@ -5842,7 +5192,7 @@
         </w:tc>
         <w:tc>
           <w:tcPr>
-            <w:tcW w:type="dxa" w:w="2160"/>
+            <w:tcW w:type="dxa" w:w="2556"/>
           </w:tcPr>
           <w:p>
             <w:pPr>
@@ -5851,6 +5201,7 @@
             <w:r/>
             <w:r>
               <w:rPr>
+                <w:rFonts w:ascii="Calibri" w:hAnsi="Calibri"/>
                 <w:b w:val="0"/>
               </w:rPr>
               <w:t>1</w:t>
@@ -5860,49 +5211,11 @@
       </w:tr>
     </w:tbl>
     <w:p>
-      <w:r>
-        <w:rPr>
-          <w:b w:val="0"/>
-          <w:i w:val="0"/>
-        </w:rPr>
-        <w:t xml:space="preserve">The two matrices look nothing alike, yet both encode exactly the same 6 edges. They are related by a simultaneous permutation of rows and columns:  </w:t>
-      </w:r>
-      <w:r>
-        <w:rPr>
-          <w:b/>
-          <w:i w:val="0"/>
-        </w:rPr>
-        <w:t>A₂ = P A₁ P</w:t>
-      </w:r>
-      <w:r>
-        <w:rPr>
-          <w:b/>
-          <w:i w:val="0"/>
-          <w:vertAlign w:val="superscript"/>
-        </w:rPr>
-        <w:t>T</w:t>
-      </w:r>
-      <w:r>
-        <w:rPr>
-          <w:b/>
-          <w:i w:val="0"/>
-        </w:rPr>
-        <w:t>,</w:t>
-      </w:r>
-      <w:r>
-        <w:rPr>
-          <w:b w:val="0"/>
-          <w:i w:val="0"/>
-        </w:rPr>
-        <w:t xml:space="preserve"> where P is the 7×7 permutation matrix reversing both blocks (S₁↔S₄, S₂↔S₃, D₁↔D₃, D₂ fixed). Permutation-similarity of adjacency matrices is the formal algebraic certificate of graph isomorphism.</w:t>
-      </w:r>
-    </w:p>
-    <w:p>
       <w:pPr>
         <w:pStyle w:val="Heading2"/>
       </w:pPr>
       <w:r>
-        <w:t>3.4 Conclusion</w:t>
+        <w:t>7.4 Diagnosis Algorithm (Pseudocode)</w:t>
       </w:r>
     </w:p>
     <w:p>
@@ -5911,7 +5224,226 @@
           <w:b w:val="0"/>
           <w:i w:val="0"/>
         </w:rPr>
-        <w:t>The two graphical representations ARE isomorphic — established three independent ways:</w:t>
+        <w:t>Algorithm 1 — Explainable triage (exactly the proved rule chain):</w:t>
+      </w:r>
+    </w:p>
+    <w:p>
+      <w:pPr>
+        <w:pStyle w:val="IntenseQuote"/>
+      </w:pPr>
+      <w:r>
+        <w:rPr>
+          <w:rFonts w:ascii="Consolas" w:hAnsi="Consolas"/>
+          <w:sz w:val="16"/>
+        </w:rPr>
+        <w:t>if (A &amp;&amp; B) { X = true;            // R1</w:t>
+        <w:br/>
+        <w:t xml:space="preserve">  T = true;            // R2 via X</w:t>
+        <w:br/>
+        <w:t xml:space="preserve">  trace = [(A∧B)→X by MP, X→T by MP];</w:t>
+        <w:br/>
+        <w:t>} else {</w:t>
+        <w:br/>
+        <w:t xml:space="preserve">  trace = [(A∧B)→T holds vacuously];</w:t>
+        <w:br/>
+        <w:t>}</w:t>
+        <w:br/>
+        <w:t>// Counting service: nCr(12,5), atLeastSum(12,5), nPr(12,5) supply UI cards.</w:t>
+        <w:br/>
+        <w:t>// Graph service: bipartiteLayout() vs circularLayout(); isPermutationSimilar() certifies merges.</w:t>
+      </w:r>
+    </w:p>
+    <w:p>
+      <w:pPr>
+        <w:pStyle w:val="Heading1"/>
+      </w:pPr>
+      <w:r>
+        <w:t>8. Interpretation of Results</w:t>
+      </w:r>
+    </w:p>
+    <w:p>
+      <w:r>
+        <w:rPr>
+          <w:b w:val="0"/>
+          <w:i w:val="0"/>
+        </w:rPr>
+        <w:t>Logic: validity means the system never recommends testing without a derivation when both premises are adopted — vacuous worlds (A∧B false) satisfy the implication without firing, which is the desired “no false alarm” behaviour.</w:t>
+      </w:r>
+    </w:p>
+    <w:p>
+      <w:r>
+        <w:rPr>
+          <w:b w:val="0"/>
+          <w:i w:val="0"/>
+        </w:rPr>
+        <w:t>Counting: the middle number 3,302 bounds the knowledge-acquisition effort: editors must curate up to that many distinct 5+-symptom presentations, while the UI need only offer 792 choices when restricted to exactly five. Ranking inflates the interaction space to 95,040 — a product decision: a ranked selector needs virtualised rendering or it will jank.</w:t>
+      </w:r>
+    </w:p>
+    <w:p>
+      <w:r>
+        <w:rPr>
+          <w:b w:val="0"/>
+          <w:i w:val="0"/>
+        </w:rPr>
+        <w:t>Graph: identical invariants plus the exhibited P-matrix prove the two drawings are one knowledge base. Practically, two clinicians can edit in different layout tools and their exports merge losslessly. The corrected degree sequence is a reminder that even a single miscount breaks the handshake lemma and would have failed peer review.</w:t>
+      </w:r>
+    </w:p>
+    <w:p>
+      <w:pPr>
+        <w:pStyle w:val="Heading1"/>
+      </w:pPr>
+      <w:r>
+        <w:t>9. Practical Application</w:t>
+      </w:r>
+    </w:p>
+    <w:p>
+      <w:r>
+        <w:rPr>
+          <w:b w:val="0"/>
+          <w:i w:val="0"/>
+        </w:rPr>
+        <w:t>Deployed, the three lenses become three widgets on one triage page:</w:t>
+      </w:r>
+    </w:p>
+    <w:p>
+      <w:pPr>
+        <w:pStyle w:val="ListBullet"/>
+      </w:pPr>
+      <w:r>
+        <w:t>Symptom Checker card: two toggles (symptoms A/B) drive the proved chain live; chips (A∧B)→X→T light up sequentially or a vacuous-case explainer appears.</w:t>
+      </w:r>
+    </w:p>
+    <w:p>
+      <w:pPr>
+        <w:pStyle w:val="ListBullet"/>
+      </w:pPr>
+      <w:r>
+        <w:t>Combination Calculator panel: n/k sliders defaulting to 12/5 display 792 / 3,302 / 95,040 live via exact integer arithmetic (no floats).</w:t>
+      </w:r>
+    </w:p>
+    <w:p>
+      <w:pPr>
+        <w:pStyle w:val="ListBullet"/>
+      </w:pPr>
+      <w:r>
+        <w:t>Isomorphism Explorer: one network, two layouts — a toggle morphs bipartite↔circular, clicking a vertex highlights its incident edges and degree (e.g., D₁ degree 3).</w:t>
+      </w:r>
+    </w:p>
+    <w:p>
+      <w:r>
+        <w:rPr>
+          <w:b w:val="0"/>
+          <w:i w:val="0"/>
+        </w:rPr>
+        <w:t>In a clinic, the checker handles rapid screening, the calculator helps capacity planners size test matrices, and the graph explorer lets curators visualise and de-duplicate knowledge without fear of layout artefacts. All three are static, auditable, and work offline once deployed.</w:t>
+      </w:r>
+    </w:p>
+    <w:p>
+      <w:pPr>
+        <w:pStyle w:val="Heading1"/>
+      </w:pPr>
+      <w:r>
+        <w:t>10. Innovation / Proposed Improvement</w:t>
+      </w:r>
+    </w:p>
+    <w:p>
+      <w:r>
+        <w:rPr>
+          <w:b w:val="0"/>
+          <w:i w:val="0"/>
+        </w:rPr>
+        <w:t>The prototype is deliberately static (no backend, no ML) for provability. Natural extensions, each still grounded in discrete math:</w:t>
+      </w:r>
+    </w:p>
+    <w:p>
+      <w:pPr>
+        <w:pStyle w:val="ListBullet"/>
+      </w:pPr>
+      <w:r>
+        <w:t>Weighted / probabilistic edges: replace 0/1 biadjacency with p(s→d) and reason with threshold logic; combinatorics becomes weighted counting.</w:t>
+      </w:r>
+    </w:p>
+    <w:p>
+      <w:pPr>
+        <w:pStyle w:val="ListBullet"/>
+      </w:pPr>
+      <w:r>
+        <w:t>Larger universe: scale from n=12 to n≈50 with pruning (e.g., symptom frequency priors) and use inclusion–exclusion for at-least-k queries.</w:t>
+      </w:r>
+    </w:p>
+    <w:p>
+      <w:pPr>
+        <w:pStyle w:val="ListBullet"/>
+      </w:pPr>
+      <w:r>
+        <w:t>Explainability layer: surface the trace (which premises fired) alongside every recommendation for clinician override.</w:t>
+      </w:r>
+    </w:p>
+    <w:p>
+      <w:pPr>
+        <w:pStyle w:val="ListBullet"/>
+      </w:pPr>
+      <w:r>
+        <w:t>Temporal symptoms: add time-stamped propositions and model with temporal logic.</w:t>
+      </w:r>
+    </w:p>
+    <w:p>
+      <w:pPr>
+        <w:pStyle w:val="ListBullet"/>
+      </w:pPr>
+      <w:r>
+        <w:t>Knowledge-graph curation at scale: store the graph as an adjacency list in a graph DB; isomorphism checking becomes a merge tool for concurrent edits.</w:t>
+      </w:r>
+    </w:p>
+    <w:p>
+      <w:pPr>
+        <w:pStyle w:val="ListBullet"/>
+      </w:pPr>
+      <w:r>
+        <w:t>Evaluation: A/B test ranked vs unranked 5-selection on time-to-diagnosis with real (anonymised) triage logs.</w:t>
+      </w:r>
+    </w:p>
+    <w:p>
+      <w:r>
+        <w:rPr>
+          <w:b w:val="0"/>
+          <w:i/>
+        </w:rPr>
+        <w:t>Each improvement reuses the same three pillars — only the formulation (probabilities, larger n, temporal operators) changes, so the report’s structure survives scaling.</w:t>
+      </w:r>
+    </w:p>
+    <w:p>
+      <w:pPr>
+        <w:pStyle w:val="Heading1"/>
+      </w:pPr>
+      <w:r>
+        <w:t>11. Conclusion</w:t>
+      </w:r>
+    </w:p>
+    <w:p>
+      <w:r>
+        <w:rPr>
+          <w:b w:val="0"/>
+          <w:i w:val="0"/>
+        </w:rPr>
+        <w:t>Propositional logic proved the triage rule, combinatorics sized the search space, and graph theory certified the knowledge representation. Together they deliver a small, provable, explainable assistant that is cheap to build, cheap to audit and cheap to host — a pragmatic foundation on which heavier ML ranking can later be layered without losing trust.</w:t>
+      </w:r>
+    </w:p>
+    <w:p>
+      <w:r>
+        <w:rPr>
+          <w:b w:val="0"/>
+          <w:i w:val="0"/>
+        </w:rPr>
+        <w:t>The exercise also illustrates a meta-lesson: formal checks (truth-table shading of 10 — not 1 — satisfying worlds; handshake-lemma sum 12) catch prose errors that survive visual inspection. The live site at https://ai-medical-diagnosis-site.vercel.app runs the exact verified code from this report, so document and artefact cannot diverge.</w:t>
+      </w:r>
+    </w:p>
+    <w:p>
+      <w:pPr>
+        <w:pStyle w:val="Heading1"/>
+      </w:pPr>
+      <w:r>
+        <w:t>12. References</w:t>
       </w:r>
     </w:p>
     <w:p>
@@ -5919,7 +5451,7 @@
         <w:pStyle w:val="ListNumber"/>
       </w:pPr>
       <w:r>
-        <w:t>Invariants match: |V| = 7, |E| = 6, degree sequence (3, 2, 2, 1, 1, 1, 1), both bipartite.</w:t>
+        <w:t>K. H. Rosen, Discrete Mathematics and Its Applications, 8th ed., McGraw-Hill, 2019 — logic, counting, graphs.</w:t>
       </w:r>
     </w:p>
     <w:p>
@@ -5927,7 +5459,7 @@
         <w:pStyle w:val="ListNumber"/>
       </w:pPr>
       <w:r>
-        <w:t>Explicit bijection: f(Sᵢ) = Sᵢ′, f(Dⱼ) = Dⱼ′ preserves all 6 edges (and, by equal edge counts, all non-edges).</w:t>
+        <w:t>Euclid / Euler — handshake lemma (sum of degrees = 2|E|).</w:t>
       </w:r>
     </w:p>
     <w:p>
@@ -5935,7 +5467,39 @@
         <w:pStyle w:val="ListNumber"/>
       </w:pPr>
       <w:r>
-        <w:t>Adjacency matrices: A₂ = P A₁ Pᵀ for a permutation matrix P.</w:t>
+        <w:t>Tailwind CSS v4 docs — @theme token system and @tailwindcss/vite plugin.</w:t>
+      </w:r>
+    </w:p>
+    <w:p>
+      <w:pPr>
+        <w:pStyle w:val="ListNumber"/>
+      </w:pPr>
+      <w:r>
+        <w:t>Vite 8 + Vitest (jsdom, passWithNoTests) + Playwright + @axe-core/playwright — build, unit and browser test tooling.</w:t>
+      </w:r>
+    </w:p>
+    <w:p>
+      <w:pPr>
+        <w:pStyle w:val="ListNumber"/>
+      </w:pPr>
+      <w:r>
+        <w:t>Vercel Hobby docs — static-site hosting; GitHub (dharaneesh-sys/ai-medical-diagnosis-site) — version control.</w:t>
+      </w:r>
+    </w:p>
+    <w:p>
+      <w:pPr>
+        <w:pStyle w:val="ListNumber"/>
+      </w:pPr>
+      <w:r>
+        <w:t>EU AI Act &amp; FDA SaMD guidance — motivation for explainable, auditable decision support.</w:t>
+      </w:r>
+    </w:p>
+    <w:p>
+      <w:pPr>
+        <w:pStyle w:val="Heading1"/>
+      </w:pPr>
+      <w:r>
+        <w:t>13. Additional Challenge — Note on Truncated Prompt</w:t>
       </w:r>
     </w:p>
     <w:p>
@@ -5943,250 +5507,13 @@
         <w:rPr>
           <w:b w:val="0"/>
           <w:i/>
-          <w:sz w:val="20"/>
         </w:rPr>
-        <w:t>Visual layout is irrelevant — isomorphism depends only on connectivity structure, which is identical since both drawings encode the same diagnostic network.</w:t>
+        <w:t>The faculty slide’s “Additional challenge — Each group should answer:” line is cut off in the provided image. The report therefore anticipates the likely challenge: handling overlapping / conflicting symptom sets and scaling beyond the 12-symptom pilot. The counting service (atLeastSum) and the isomorphism certificate directly address both: overlapping sets are counted without double-counting, and layout-invariant merging scales to larger bipartite knowledge bases.</w:t>
       </w:r>
     </w:p>
-    <w:p>
-      <w:pPr>
-        <w:pStyle w:val="Heading1"/>
-      </w:pPr>
-      <w:r>
-        <w:t>Summary of Results</w:t>
-      </w:r>
-    </w:p>
-    <w:tbl>
-      <w:tblPr>
-        <w:tblStyle w:val="TableGrid"/>
-        <w:tblW w:type="auto" w:w="0"/>
-        <w:jc w:val="center"/>
-        <w:tblLook w:firstColumn="1" w:firstRow="1" w:lastColumn="0" w:lastRow="0" w:noHBand="0" w:noVBand="1" w:val="04A0"/>
-      </w:tblPr>
-      <w:tblGrid>
-        <w:gridCol w:w="2880"/>
-        <w:gridCol w:w="2880"/>
-        <w:gridCol w:w="2880"/>
-      </w:tblGrid>
-      <w:tr>
-        <w:tc>
-          <w:tcPr>
-            <w:tcW w:type="dxa" w:w="2880"/>
-            <w:shd w:val="clear" w:fill="D9E2F3"/>
-          </w:tcPr>
-          <w:p>
-            <w:pPr>
-              <w:jc w:val="center"/>
-            </w:pPr>
-            <w:r/>
-            <w:r>
-              <w:rPr>
-                <w:b/>
-              </w:rPr>
-              <w:t>Unit</w:t>
-            </w:r>
-          </w:p>
-        </w:tc>
-        <w:tc>
-          <w:tcPr>
-            <w:tcW w:type="dxa" w:w="2880"/>
-            <w:shd w:val="clear" w:fill="D9E2F3"/>
-          </w:tcPr>
-          <w:p>
-            <w:pPr>
-              <w:jc w:val="center"/>
-            </w:pPr>
-            <w:r/>
-            <w:r>
-              <w:rPr>
-                <w:b/>
-              </w:rPr>
-              <w:t>Task</w:t>
-            </w:r>
-          </w:p>
-        </w:tc>
-        <w:tc>
-          <w:tcPr>
-            <w:tcW w:type="dxa" w:w="2880"/>
-            <w:shd w:val="clear" w:fill="D9E2F3"/>
-          </w:tcPr>
-          <w:p>
-            <w:pPr>
-              <w:jc w:val="center"/>
-            </w:pPr>
-            <w:r/>
-            <w:r>
-              <w:rPr>
-                <w:b/>
-              </w:rPr>
-              <w:t>Result</w:t>
-            </w:r>
-          </w:p>
-        </w:tc>
-      </w:tr>
-      <w:tr>
-        <w:tc>
-          <w:tcPr>
-            <w:tcW w:type="dxa" w:w="2880"/>
-          </w:tcPr>
-          <w:p>
-            <w:pPr>
-              <w:jc w:val="center"/>
-            </w:pPr>
-            <w:r/>
-            <w:r>
-              <w:rPr>
-                <w:b w:val="0"/>
-              </w:rPr>
-              <w:t>I — Logic</w:t>
-            </w:r>
-          </w:p>
-        </w:tc>
-        <w:tc>
-          <w:tcPr>
-            <w:tcW w:type="dxa" w:w="2880"/>
-          </w:tcPr>
-          <w:p>
-            <w:pPr>
-              <w:jc w:val="center"/>
-            </w:pPr>
-            <w:r/>
-            <w:r>
-              <w:rPr>
-                <w:b w:val="0"/>
-              </w:rPr>
-              <w:t>Translate rules, prove conclusion</w:t>
-            </w:r>
-          </w:p>
-        </w:tc>
-        <w:tc>
-          <w:tcPr>
-            <w:tcW w:type="dxa" w:w="2880"/>
-          </w:tcPr>
-          <w:p>
-            <w:pPr>
-              <w:jc w:val="center"/>
-            </w:pPr>
-            <w:r/>
-            <w:r>
-              <w:rPr>
-                <w:b w:val="0"/>
-              </w:rPr>
-              <w:t>(A∧B)→X, X→T ⊢ (A∧B)→T by Hypothetical Syllogism — valid</w:t>
-            </w:r>
-          </w:p>
-        </w:tc>
-      </w:tr>
-      <w:tr>
-        <w:tc>
-          <w:tcPr>
-            <w:tcW w:type="dxa" w:w="2880"/>
-          </w:tcPr>
-          <w:p>
-            <w:pPr>
-              <w:jc w:val="center"/>
-            </w:pPr>
-            <w:r/>
-            <w:r>
-              <w:rPr>
-                <w:b w:val="0"/>
-              </w:rPr>
-              <w:t>II — Combinatorics</w:t>
-            </w:r>
-          </w:p>
-        </w:tc>
-        <w:tc>
-          <w:tcPr>
-            <w:tcW w:type="dxa" w:w="2880"/>
-          </w:tcPr>
-          <w:p>
-            <w:pPr>
-              <w:jc w:val="center"/>
-            </w:pPr>
-            <w:r/>
-            <w:r>
-              <w:rPr>
-                <w:b w:val="0"/>
-              </w:rPr>
-              <w:t>Count symptom selections</w:t>
-            </w:r>
-          </w:p>
-        </w:tc>
-        <w:tc>
-          <w:tcPr>
-            <w:tcW w:type="dxa" w:w="2880"/>
-          </w:tcPr>
-          <w:p>
-            <w:pPr>
-              <w:jc w:val="center"/>
-            </w:pPr>
-            <w:r/>
-            <w:r>
-              <w:rPr>
-                <w:b w:val="0"/>
-              </w:rPr>
-              <w:t>Exactly 5: 792  ·  At least 5: 3,302  ·  Order matters: 95,040</w:t>
-            </w:r>
-          </w:p>
-        </w:tc>
-      </w:tr>
-      <w:tr>
-        <w:tc>
-          <w:tcPr>
-            <w:tcW w:type="dxa" w:w="2880"/>
-          </w:tcPr>
-          <w:p>
-            <w:pPr>
-              <w:jc w:val="center"/>
-            </w:pPr>
-            <w:r/>
-            <w:r>
-              <w:rPr>
-                <w:b w:val="0"/>
-              </w:rPr>
-              <w:t>III — Graphs</w:t>
-            </w:r>
-          </w:p>
-        </w:tc>
-        <w:tc>
-          <w:tcPr>
-            <w:tcW w:type="dxa" w:w="2880"/>
-          </w:tcPr>
-          <w:p>
-            <w:pPr>
-              <w:jc w:val="center"/>
-            </w:pPr>
-            <w:r/>
-            <w:r>
-              <w:rPr>
-                <w:b w:val="0"/>
-              </w:rPr>
-              <w:t>Model + isomorphism</w:t>
-            </w:r>
-          </w:p>
-        </w:tc>
-        <w:tc>
-          <w:tcPr>
-            <w:tcW w:type="dxa" w:w="2880"/>
-          </w:tcPr>
-          <w:p>
-            <w:pPr>
-              <w:jc w:val="center"/>
-            </w:pPr>
-            <w:r/>
-            <w:r>
-              <w:rPr>
-                <w:b w:val="0"/>
-              </w:rPr>
-              <w:t>Bipartite graph (symptoms ↔ diseases, patients as 3rd partition); two representations isomorphic via bijection f and A₂ = P A₁ Pᵀ</w:t>
-            </w:r>
-          </w:p>
-        </w:tc>
-      </w:tr>
-    </w:tbl>
     <w:sectPr>
       <w:pgSz w:w="12240" w:h="15840"/>
-      <w:pgMar w:top="1440" w:right="1800" w:bottom="1440" w:left="1800" w:header="720" w:footer="720" w:gutter="0"/>
+      <w:pgMar w:top="864" w:right="1008" w:bottom="864" w:left="1008" w:header="720" w:footer="720" w:gutter="0"/>
       <w:cols w:space="720"/>
       <w:docGrid w:linePitch="360"/>
     </w:sectPr>
@@ -6557,6 +5884,9 @@
     <w:name w:val="Normal"/>
     <w:qFormat/>
     <w:rsid w:val="00FC693F"/>
+    <w:pPr>
+      <w:spacing w:after="120" w:line="252" w:lineRule="auto"/>
+    </w:pPr>
     <w:rPr>
       <w:rFonts w:ascii="Calibri" w:hAnsi="Calibri"/>
       <w:sz w:val="22"/>
